--- a/Project_Docs_D7/Setup_and_Deployment_Guide.docx
+++ b/Project_Docs_D7/Setup_and_Deployment_Guide.docx
@@ -2,15 +2,14 @@
 <file path=word/document.xml><?xml version="1.0" encoding="utf-8"?>
 <w:document xmlns:w="http://schemas.openxmlformats.org/wordprocessingml/2006/main" xmlns:m="http://schemas.openxmlformats.org/officeDocument/2006/math" xmlns:r="http://schemas.openxmlformats.org/officeDocument/2006/relationships" xmlns:o="urn:schemas-microsoft-com:office:office" xmlns:v="urn:schemas-microsoft-com:vml" xmlns:w10="urn:schemas-microsoft-com:office:word" xmlns:a="http://schemas.openxmlformats.org/drawingml/2006/main" xmlns:pic="http://schemas.openxmlformats.org/drawingml/2006/picture" xmlns:wp="http://schemas.openxmlformats.org/drawingml/2006/wordprocessingDrawing">
   <w:body>
+    <w:bookmarkStart w:id="25" w:name="setup-and-deployment-guide"/>
     <w:p>
       <w:pPr>
         <w:pStyle w:val="Heading1"/>
       </w:pPr>
-      <w:bookmarkStart w:id="20" w:name="setup-and-deployment-guide"/>
       <w:r>
         <w:t xml:space="preserve">Setup and Deployment Guide</w:t>
       </w:r>
-      <w:bookmarkEnd w:id="20"/>
     </w:p>
     <w:p>
       <w:pPr>
@@ -19,6 +18,7 @@
       <w:r>
         <w:rPr>
           <w:b/>
+          <w:bCs/>
         </w:rPr>
         <w:t xml:space="preserve">Status date:</w:t>
       </w:r>
@@ -34,13 +34,14 @@
       <w:r>
         <w:rPr>
           <w:b/>
+          <w:bCs/>
         </w:rPr>
         <w:t xml:space="preserve">Live URL:</w:t>
       </w:r>
       <w:r>
         <w:t xml:space="preserve"> </w:t>
       </w:r>
-      <w:hyperlink r:id="rId21">
+      <w:hyperlink r:id="rId9">
         <w:r>
           <w:rPr>
             <w:rStyle w:val="Hyperlink"/>
@@ -54,13 +55,14 @@
       <w:r>
         <w:rPr>
           <w:b/>
+          <w:bCs/>
         </w:rPr>
         <w:t xml:space="preserve">Repository:</w:t>
       </w:r>
       <w:r>
         <w:t xml:space="preserve"> </w:t>
       </w:r>
-      <w:hyperlink r:id="rId22">
+      <w:hyperlink r:id="rId10">
         <w:r>
           <w:rPr>
             <w:rStyle w:val="Hyperlink"/>
@@ -77,43 +79,35 @@
         <w:t xml:space="preserve">This guide takes a brand-new developer from a clean machine to a green deploy. Every command is copy-pastable. Browser-specific quirks are called out where they matter.</w:t>
       </w:r>
     </w:p>
+    <w:bookmarkStart w:id="11" w:name="Xe0afe458be0680b60f084526fdf22589428a863"/>
     <w:p>
       <w:pPr>
         <w:pStyle w:val="Heading2"/>
       </w:pPr>
-      <w:bookmarkStart w:id="23" w:name="Xe0afe458be0680b60f084526fdf22589428a863"/>
       <w:r>
         <w:t xml:space="preserve">1. Prerequisites</w:t>
       </w:r>
-      <w:bookmarkEnd w:id="23"/>
     </w:p>
     <w:tbl>
       <w:tblPr>
         <w:tblStyle w:val="Table"/>
-        <w:tblW w:type="pct" w:w="0.0"/>
-        <w:tblLook w:firstRow="1"/>
+        <w:tblW w:type="auto" w:w="0"/>
+        <w:tblLook w:firstRow="1" w:lastRow="0" w:firstColumn="0" w:lastColumn="0" w:noHBand="0" w:noVBand="0" w:val="0020"/>
       </w:tblPr>
       <w:tblGrid>
-        <w:gridCol w:w="3120"/>
-        <w:gridCol w:w="3120"/>
-        <w:gridCol w:w="3120"/>
+        <w:gridCol w:w="2640"/>
+        <w:gridCol w:w="2640"/>
+        <w:gridCol w:w="2640"/>
       </w:tblGrid>
-      <w:tblGrid/>
       <w:tr>
         <w:trPr>
-          <w:cnfStyle w:firstRow="1"/>
+          <w:tblHeader w:val="on"/>
         </w:trPr>
         <w:tc>
-          <w:tcPr>
-            <w:tcBorders>
-              <w:bottom w:val="single"/>
-            </w:tcBorders>
-            <w:vAlign w:val="bottom"/>
-          </w:tcPr>
+          <w:tcPr/>
           <w:p>
             <w:pPr>
               <w:pStyle w:val="Compact"/>
-              <w:jc w:val="left"/>
             </w:pPr>
             <w:r>
               <w:t xml:space="preserve">Tool</w:t>
@@ -121,16 +115,10 @@
           </w:p>
         </w:tc>
         <w:tc>
-          <w:tcPr>
-            <w:tcBorders>
-              <w:bottom w:val="single"/>
-            </w:tcBorders>
-            <w:vAlign w:val="bottom"/>
-          </w:tcPr>
+          <w:tcPr/>
           <w:p>
             <w:pPr>
               <w:pStyle w:val="Compact"/>
-              <w:jc w:val="left"/>
             </w:pPr>
             <w:r>
               <w:t xml:space="preserve">Version</w:t>
@@ -138,16 +126,10 @@
           </w:p>
         </w:tc>
         <w:tc>
-          <w:tcPr>
-            <w:tcBorders>
-              <w:bottom w:val="single"/>
-            </w:tcBorders>
-            <w:vAlign w:val="bottom"/>
-          </w:tcPr>
+          <w:tcPr/>
           <w:p>
             <w:pPr>
               <w:pStyle w:val="Compact"/>
-              <w:jc w:val="left"/>
             </w:pPr>
             <w:r>
               <w:t xml:space="preserve">Why</w:t>
@@ -157,10 +139,10 @@
       </w:tr>
       <w:tr>
         <w:tc>
+          <w:tcPr/>
           <w:p>
             <w:pPr>
               <w:pStyle w:val="Compact"/>
-              <w:jc w:val="left"/>
             </w:pPr>
             <w:r>
               <w:t xml:space="preserve">Flutter</w:t>
@@ -168,14 +150,15 @@
           </w:p>
         </w:tc>
         <w:tc>
+          <w:tcPr/>
           <w:p>
             <w:pPr>
               <w:pStyle w:val="Compact"/>
-              <w:jc w:val="left"/>
             </w:pPr>
             <w:r>
               <w:rPr>
                 <w:b/>
+                <w:bCs/>
               </w:rPr>
               <w:t xml:space="preserve">3.41.0 stable</w:t>
             </w:r>
@@ -203,10 +186,10 @@
           </w:p>
         </w:tc>
         <w:tc>
+          <w:tcPr/>
           <w:p>
             <w:pPr>
               <w:pStyle w:val="Compact"/>
-              <w:jc w:val="left"/>
             </w:pPr>
             <w:r>
               <w:t xml:space="preserve">Build, test, run, build-web.</w:t>
@@ -216,10 +199,10 @@
       </w:tr>
       <w:tr>
         <w:tc>
+          <w:tcPr/>
           <w:p>
             <w:pPr>
               <w:pStyle w:val="Compact"/>
-              <w:jc w:val="left"/>
             </w:pPr>
             <w:r>
               <w:t xml:space="preserve">Dart</w:t>
@@ -227,10 +210,10 @@
           </w:p>
         </w:tc>
         <w:tc>
+          <w:tcPr/>
           <w:p>
             <w:pPr>
               <w:pStyle w:val="Compact"/>
-              <w:jc w:val="left"/>
             </w:pPr>
             <w:r>
               <w:t xml:space="preserve">Bundled with Flutter (do not install separately)</w:t>
@@ -238,10 +221,10 @@
           </w:p>
         </w:tc>
         <w:tc>
+          <w:tcPr/>
           <w:p>
             <w:pPr>
               <w:pStyle w:val="Compact"/>
-              <w:jc w:val="left"/>
             </w:pPr>
             <w:r>
               <w:t xml:space="preserve">Language.</w:t>
@@ -251,10 +234,10 @@
       </w:tr>
       <w:tr>
         <w:tc>
+          <w:tcPr/>
           <w:p>
             <w:pPr>
               <w:pStyle w:val="Compact"/>
-              <w:jc w:val="left"/>
             </w:pPr>
             <w:r>
               <w:t xml:space="preserve">Git</w:t>
@@ -262,10 +245,10 @@
           </w:p>
         </w:tc>
         <w:tc>
+          <w:tcPr/>
           <w:p>
             <w:pPr>
               <w:pStyle w:val="Compact"/>
-              <w:jc w:val="left"/>
             </w:pPr>
             <w:r>
               <w:t xml:space="preserve">Recent (&gt;=2.30)</w:t>
@@ -273,10 +256,10 @@
           </w:p>
         </w:tc>
         <w:tc>
+          <w:tcPr/>
           <w:p>
             <w:pPr>
               <w:pStyle w:val="Compact"/>
-              <w:jc w:val="left"/>
             </w:pPr>
             <w:r>
               <w:t xml:space="preserve">Clone + push.</w:t>
@@ -286,10 +269,10 @@
       </w:tr>
       <w:tr>
         <w:tc>
+          <w:tcPr/>
           <w:p>
             <w:pPr>
               <w:pStyle w:val="Compact"/>
-              <w:jc w:val="left"/>
             </w:pPr>
             <w:r>
               <w:t xml:space="preserve">Chrome (or Chromium-based browser)</w:t>
@@ -297,10 +280,10 @@
           </w:p>
         </w:tc>
         <w:tc>
+          <w:tcPr/>
           <w:p>
             <w:pPr>
               <w:pStyle w:val="Compact"/>
-              <w:jc w:val="left"/>
             </w:pPr>
             <w:r>
               <w:t xml:space="preserve">Recent</w:t>
@@ -308,10 +291,10 @@
           </w:p>
         </w:tc>
         <w:tc>
+          <w:tcPr/>
           <w:p>
             <w:pPr>
               <w:pStyle w:val="Compact"/>
-              <w:jc w:val="left"/>
             </w:pPr>
             <w:r>
               <w:rPr>
@@ -330,10 +313,10 @@
       </w:tr>
       <w:tr>
         <w:tc>
+          <w:tcPr/>
           <w:p>
             <w:pPr>
               <w:pStyle w:val="Compact"/>
-              <w:jc w:val="left"/>
             </w:pPr>
             <w:r>
               <w:t xml:space="preserve">GitHub account</w:t>
@@ -341,10 +324,10 @@
           </w:p>
         </w:tc>
         <w:tc>
+          <w:tcPr/>
           <w:p>
             <w:pPr>
               <w:pStyle w:val="Compact"/>
-              <w:jc w:val="left"/>
             </w:pPr>
             <w:r>
               <w:t xml:space="preserve">—</w:t>
@@ -352,10 +335,10 @@
           </w:p>
         </w:tc>
         <w:tc>
+          <w:tcPr/>
           <w:p>
             <w:pPr>
               <w:pStyle w:val="Compact"/>
-              <w:jc w:val="left"/>
             </w:pPr>
             <w:r>
               <w:t xml:space="preserve">Repo + Actions secrets.</w:t>
@@ -365,10 +348,10 @@
       </w:tr>
       <w:tr>
         <w:tc>
+          <w:tcPr/>
           <w:p>
             <w:pPr>
               <w:pStyle w:val="Compact"/>
-              <w:jc w:val="left"/>
             </w:pPr>
             <w:r>
               <w:t xml:space="preserve">AWS account access</w:t>
@@ -376,10 +359,10 @@
           </w:p>
         </w:tc>
         <w:tc>
+          <w:tcPr/>
           <w:p>
             <w:pPr>
               <w:pStyle w:val="Compact"/>
-              <w:jc w:val="left"/>
             </w:pPr>
             <w:r>
               <w:t xml:space="preserve">—</w:t>
@@ -387,10 +370,10 @@
           </w:p>
         </w:tc>
         <w:tc>
+          <w:tcPr/>
           <w:p>
             <w:pPr>
               <w:pStyle w:val="Compact"/>
-              <w:jc w:val="left"/>
             </w:pPr>
             <w:r>
               <w:t xml:space="preserve">Required only for deploy: read/write on the EC2 instance, the security group</w:t>
@@ -412,10 +395,10 @@
       </w:tr>
       <w:tr>
         <w:tc>
+          <w:tcPr/>
           <w:p>
             <w:pPr>
               <w:pStyle w:val="Compact"/>
-              <w:jc w:val="left"/>
             </w:pPr>
             <w:r>
               <w:t xml:space="preserve">(Optional) macOS / Linux / Windows desktop toolchain</w:t>
@@ -423,10 +406,10 @@
           </w:p>
         </w:tc>
         <w:tc>
+          <w:tcPr/>
           <w:p>
             <w:pPr>
               <w:pStyle w:val="Compact"/>
-              <w:jc w:val="left"/>
             </w:pPr>
             <w:r>
               <w:t xml:space="preserve">—</w:t>
@@ -434,10 +417,10 @@
           </w:p>
         </w:tc>
         <w:tc>
+          <w:tcPr/>
           <w:p>
             <w:pPr>
               <w:pStyle w:val="Compact"/>
-              <w:jc w:val="left"/>
             </w:pPr>
             <w:r>
               <w:t xml:space="preserve">Only needed if you want a native desktop build; the web build is the production target.</w:t>
@@ -468,7 +451,25 @@
         <w:rPr>
           <w:rStyle w:val="NormalTok"/>
         </w:rPr>
-        <w:t xml:space="preserve"> --version          # expect: Flutter 3.41.0 • channel stable</w:t>
+        <w:t xml:space="preserve"> </w:t>
+      </w:r>
+      <w:r>
+        <w:rPr>
+          <w:rStyle w:val="AttributeTok"/>
+        </w:rPr>
+        <w:t xml:space="preserve">--version</w:t>
+      </w:r>
+      <w:r>
+        <w:rPr>
+          <w:rStyle w:val="NormalTok"/>
+        </w:rPr>
+        <w:t xml:space="preserve">          </w:t>
+      </w:r>
+      <w:r>
+        <w:rPr>
+          <w:rStyle w:val="CommentTok"/>
+        </w:rPr>
+        <w:t xml:space="preserve"># expect: Flutter 3.41.0 • channel stable</w:t>
       </w:r>
       <w:r>
         <w:br/>
@@ -483,7 +484,13 @@
         <w:rPr>
           <w:rStyle w:val="NormalTok"/>
         </w:rPr>
-        <w:t xml:space="preserve"> doctor             # resolve any reported issues before continuing</w:t>
+        <w:t xml:space="preserve"> doctor             </w:t>
+      </w:r>
+      <w:r>
+        <w:rPr>
+          <w:rStyle w:val="CommentTok"/>
+        </w:rPr>
+        <w:t xml:space="preserve"># resolve any reported issues before continuing</w:t>
       </w:r>
     </w:p>
     <w:p>
@@ -509,15 +516,15 @@
         <w:t xml:space="preserve">flags a missing platform you don't intend to ship to (e.g., Android Studio, Xcode), you can ignore it; CI only exercises the web target.</w:t>
       </w:r>
     </w:p>
+    <w:bookmarkEnd w:id="11"/>
+    <w:bookmarkStart w:id="13" w:name="X8057a7f6698d32c5eab47cd997a21eae3b92be1"/>
     <w:p>
       <w:pPr>
         <w:pStyle w:val="Heading2"/>
       </w:pPr>
-      <w:bookmarkStart w:id="24" w:name="X8057a7f6698d32c5eab47cd997a21eae3b92be1"/>
       <w:r>
         <w:t xml:space="preserve">2. Local Setup</w:t>
       </w:r>
-      <w:bookmarkEnd w:id="24"/>
     </w:p>
     <w:p>
       <w:pPr>
@@ -578,13 +585,13 @@
         <w:rPr>
           <w:rStyle w:val="NormalTok"/>
         </w:rPr>
-        <w:t xml:space="preserve">   # must print </w:t>
-      </w:r>
-      <w:r>
-        <w:rPr>
-          <w:rStyle w:val="StringTok"/>
-        </w:rPr>
-        <w:t xml:space="preserve">"Platform gating import checks passed."</w:t>
+        <w:t xml:space="preserve">   </w:t>
+      </w:r>
+      <w:r>
+        <w:rPr>
+          <w:rStyle w:val="CommentTok"/>
+        </w:rPr>
+        <w:t xml:space="preserve"># must print "Platform gating import checks passed."</w:t>
       </w:r>
       <w:r>
         <w:br/>
@@ -599,7 +606,13 @@
         <w:rPr>
           <w:rStyle w:val="NormalTok"/>
         </w:rPr>
-        <w:t xml:space="preserve"> analyze                       # 0 issues expected</w:t>
+        <w:t xml:space="preserve"> analyze                       </w:t>
+      </w:r>
+      <w:r>
+        <w:rPr>
+          <w:rStyle w:val="CommentTok"/>
+        </w:rPr>
+        <w:t xml:space="preserve"># 0 issues expected</w:t>
       </w:r>
       <w:r>
         <w:br/>
@@ -614,7 +627,13 @@
         <w:rPr>
           <w:rStyle w:val="NormalTok"/>
         </w:rPr>
-        <w:t xml:space="preserve"> test                          # full suite</w:t>
+        <w:t xml:space="preserve"> test                          </w:t>
+      </w:r>
+      <w:r>
+        <w:rPr>
+          <w:rStyle w:val="CommentTok"/>
+        </w:rPr>
+        <w:t xml:space="preserve"># full suite</w:t>
       </w:r>
     </w:p>
     <w:p>
@@ -624,6 +643,7 @@
       <w:r>
         <w:rPr>
           <w:b/>
+          <w:bCs/>
         </w:rPr>
         <w:t xml:space="preserve">Tip.</w:t>
       </w:r>
@@ -694,15 +714,14 @@
         <w:t xml:space="preserve">triple instead of relaxing the script.</w:t>
       </w:r>
     </w:p>
+    <w:bookmarkStart w:id="12" w:name="run-the-app-locally"/>
     <w:p>
       <w:pPr>
         <w:pStyle w:val="Heading3"/>
       </w:pPr>
-      <w:bookmarkStart w:id="25" w:name="run-the-app-locally"/>
       <w:r>
         <w:t xml:space="preserve">Run the app locally</w:t>
       </w:r>
-      <w:bookmarkEnd w:id="25"/>
     </w:p>
     <w:p>
       <w:pPr>
@@ -718,7 +737,25 @@
         <w:rPr>
           <w:rStyle w:val="NormalTok"/>
         </w:rPr>
-        <w:t xml:space="preserve"> run -d chrome             # the production target</w:t>
+        <w:t xml:space="preserve"> run </w:t>
+      </w:r>
+      <w:r>
+        <w:rPr>
+          <w:rStyle w:val="AttributeTok"/>
+        </w:rPr>
+        <w:t xml:space="preserve">-d</w:t>
+      </w:r>
+      <w:r>
+        <w:rPr>
+          <w:rStyle w:val="NormalTok"/>
+        </w:rPr>
+        <w:t xml:space="preserve"> chrome             </w:t>
+      </w:r>
+      <w:r>
+        <w:rPr>
+          <w:rStyle w:val="CommentTok"/>
+        </w:rPr>
+        <w:t xml:space="preserve"># the production target</w:t>
       </w:r>
       <w:r>
         <w:br/>
@@ -742,7 +779,25 @@
         <w:rPr>
           <w:rStyle w:val="NormalTok"/>
         </w:rPr>
-        <w:t xml:space="preserve"> run -d macos              # native desktop, if needed</w:t>
+        <w:t xml:space="preserve"> run </w:t>
+      </w:r>
+      <w:r>
+        <w:rPr>
+          <w:rStyle w:val="AttributeTok"/>
+        </w:rPr>
+        <w:t xml:space="preserve">-d</w:t>
+      </w:r>
+      <w:r>
+        <w:rPr>
+          <w:rStyle w:val="NormalTok"/>
+        </w:rPr>
+        <w:t xml:space="preserve"> macos              </w:t>
+      </w:r>
+      <w:r>
+        <w:rPr>
+          <w:rStyle w:val="CommentTok"/>
+        </w:rPr>
+        <w:t xml:space="preserve"># native desktop, if needed</w:t>
       </w:r>
       <w:r>
         <w:br/>
@@ -757,7 +812,19 @@
         <w:rPr>
           <w:rStyle w:val="NormalTok"/>
         </w:rPr>
-        <w:t xml:space="preserve"> run -d linux</w:t>
+        <w:t xml:space="preserve"> run </w:t>
+      </w:r>
+      <w:r>
+        <w:rPr>
+          <w:rStyle w:val="AttributeTok"/>
+        </w:rPr>
+        <w:t xml:space="preserve">-d</w:t>
+      </w:r>
+      <w:r>
+        <w:rPr>
+          <w:rStyle w:val="NormalTok"/>
+        </w:rPr>
+        <w:t xml:space="preserve"> linux</w:t>
       </w:r>
       <w:r>
         <w:br/>
@@ -772,7 +839,19 @@
         <w:rPr>
           <w:rStyle w:val="NormalTok"/>
         </w:rPr>
-        <w:t xml:space="preserve"> run -d windows</w:t>
+        <w:t xml:space="preserve"> run </w:t>
+      </w:r>
+      <w:r>
+        <w:rPr>
+          <w:rStyle w:val="AttributeTok"/>
+        </w:rPr>
+        <w:t xml:space="preserve">-d</w:t>
+      </w:r>
+      <w:r>
+        <w:rPr>
+          <w:rStyle w:val="NormalTok"/>
+        </w:rPr>
+        <w:t xml:space="preserve"> windows</w:t>
       </w:r>
     </w:p>
     <w:p>
@@ -792,15 +871,16 @@
         <w:t xml:space="preserve">is the recommended target while developing; the web build is what production serves.</w:t>
       </w:r>
     </w:p>
+    <w:bookmarkEnd w:id="12"/>
+    <w:bookmarkEnd w:id="13"/>
+    <w:bookmarkStart w:id="14" w:name="Xf51acc14c25bc9b2c8b4c66fc5ace302d55e9a0"/>
     <w:p>
       <w:pPr>
         <w:pStyle w:val="Heading2"/>
       </w:pPr>
-      <w:bookmarkStart w:id="26" w:name="Xf51acc14c25bc9b2c8b4c66fc5ace302d55e9a0"/>
       <w:r>
         <w:t xml:space="preserve">3. Local Smoke Test</w:t>
       </w:r>
-      <w:bookmarkEnd w:id="26"/>
     </w:p>
     <w:p>
       <w:pPr>
@@ -842,941 +922,980 @@
     </w:p>
     <w:p>
       <w:pPr>
+        <w:pStyle w:val="Compact"/>
         <w:numPr>
           <w:ilvl w:val="0"/>
           <w:numId w:val="1001"/>
         </w:numPr>
+      </w:pPr>
+      <w:r>
+        <w:rPr>
+          <w:rStyle w:val="VerbatimChar"/>
+        </w:rPr>
+        <w:t xml:space="preserve">flutter run -d chrome</w:t>
+      </w:r>
+    </w:p>
+    <w:p>
+      <w:pPr>
         <w:pStyle w:val="Compact"/>
-      </w:pPr>
-      <w:r>
-        <w:rPr>
-          <w:rStyle w:val="VerbatimChar"/>
-        </w:rPr>
-        <w:t xml:space="preserve">flutter run -d chrome</w:t>
-      </w:r>
-    </w:p>
-    <w:p>
-      <w:pPr>
         <w:numPr>
           <w:ilvl w:val="0"/>
           <w:numId w:val="1001"/>
         </w:numPr>
+      </w:pPr>
+      <w:r>
+        <w:rPr>
+          <w:b/>
+          <w:bCs/>
+        </w:rPr>
+        <w:t xml:space="preserve">File → Import Course</w:t>
+      </w:r>
+      <w:r>
+        <w:t xml:space="preserve"> </w:t>
+      </w:r>
+      <w:r>
+        <w:t xml:space="preserve">→ choose</w:t>
+      </w:r>
+      <w:r>
+        <w:t xml:space="preserve"> </w:t>
+      </w:r>
+      <w:r>
+        <w:rPr>
+          <w:rStyle w:val="VerbatimChar"/>
+        </w:rPr>
+        <w:t xml:space="preserve">course.txt</w:t>
+      </w:r>
+      <w:r>
+        <w:t xml:space="preserve">. The status indicator advances from</w:t>
+      </w:r>
+      <w:r>
+        <w:t xml:space="preserve"> </w:t>
+      </w:r>
+      <w:r>
+        <w:rPr>
+          <w:rStyle w:val="VerbatimChar"/>
+        </w:rPr>
+        <w:t xml:space="preserve">needCourses</w:t>
+      </w:r>
+      <w:r>
+        <w:t xml:space="preserve"> </w:t>
+      </w:r>
+      <w:r>
+        <w:t xml:space="preserve">to</w:t>
+      </w:r>
+      <w:r>
+        <w:t xml:space="preserve"> </w:t>
+      </w:r>
+      <w:r>
+        <w:rPr>
+          <w:rStyle w:val="VerbatimChar"/>
+        </w:rPr>
+        <w:t xml:space="preserve">needPeople</w:t>
+      </w:r>
+      <w:r>
+        <w:t xml:space="preserve">.</w:t>
+      </w:r>
+    </w:p>
+    <w:p>
+      <w:pPr>
         <w:pStyle w:val="Compact"/>
-      </w:pPr>
-      <w:r>
-        <w:rPr>
-          <w:b/>
-        </w:rPr>
-        <w:t xml:space="preserve">File → Import Course</w:t>
-      </w:r>
-      <w:r>
-        <w:t xml:space="preserve"> </w:t>
-      </w:r>
-      <w:r>
-        <w:t xml:space="preserve">→ choose</w:t>
-      </w:r>
-      <w:r>
-        <w:t xml:space="preserve"> </w:t>
-      </w:r>
-      <w:r>
-        <w:rPr>
-          <w:rStyle w:val="VerbatimChar"/>
-        </w:rPr>
-        <w:t xml:space="preserve">course.txt</w:t>
-      </w:r>
-      <w:r>
-        <w:t xml:space="preserve">. The status indicator advances from</w:t>
-      </w:r>
-      <w:r>
-        <w:t xml:space="preserve"> </w:t>
-      </w:r>
-      <w:r>
-        <w:rPr>
-          <w:rStyle w:val="VerbatimChar"/>
-        </w:rPr>
-        <w:t xml:space="preserve">needCourses</w:t>
-      </w:r>
-      <w:r>
-        <w:t xml:space="preserve"> </w:t>
-      </w:r>
-      <w:r>
-        <w:t xml:space="preserve">to</w:t>
-      </w:r>
-      <w:r>
-        <w:t xml:space="preserve"> </w:t>
-      </w:r>
-      <w:r>
-        <w:rPr>
-          <w:rStyle w:val="VerbatimChar"/>
-        </w:rPr>
-        <w:t xml:space="preserve">needPeople</w:t>
-      </w:r>
-      <w:r>
-        <w:t xml:space="preserve">.</w:t>
-      </w:r>
-    </w:p>
-    <w:p>
-      <w:pPr>
         <w:numPr>
           <w:ilvl w:val="0"/>
           <w:numId w:val="1001"/>
         </w:numPr>
+      </w:pPr>
+      <w:r>
+        <w:rPr>
+          <w:b/>
+          <w:bCs/>
+        </w:rPr>
+        <w:t xml:space="preserve">File → Import People</w:t>
+      </w:r>
+      <w:r>
+        <w:t xml:space="preserve"> </w:t>
+      </w:r>
+      <w:r>
+        <w:t xml:space="preserve">→ choose</w:t>
+      </w:r>
+      <w:r>
+        <w:t xml:space="preserve"> </w:t>
+      </w:r>
+      <w:r>
+        <w:rPr>
+          <w:rStyle w:val="VerbatimChar"/>
+        </w:rPr>
+        <w:t xml:space="preserve">people.txt</w:t>
+      </w:r>
+      <w:r>
+        <w:t xml:space="preserve">. The overview/stat panel populates.</w:t>
+      </w:r>
+    </w:p>
+    <w:p>
+      <w:pPr>
         <w:pStyle w:val="Compact"/>
-      </w:pPr>
-      <w:r>
-        <w:rPr>
-          <w:b/>
-        </w:rPr>
-        <w:t xml:space="preserve">File → Import People</w:t>
-      </w:r>
-      <w:r>
-        <w:t xml:space="preserve"> </w:t>
-      </w:r>
-      <w:r>
-        <w:t xml:space="preserve">→ choose</w:t>
-      </w:r>
-      <w:r>
-        <w:t xml:space="preserve"> </w:t>
-      </w:r>
-      <w:r>
-        <w:rPr>
-          <w:rStyle w:val="VerbatimChar"/>
-        </w:rPr>
-        <w:t xml:space="preserve">people.txt</w:t>
-      </w:r>
-      <w:r>
-        <w:t xml:space="preserve">. The overview/stat panel populates.</w:t>
-      </w:r>
-    </w:p>
-    <w:p>
-      <w:pPr>
         <w:numPr>
           <w:ilvl w:val="0"/>
           <w:numId w:val="1001"/>
         </w:numPr>
+      </w:pPr>
+      <w:r>
+        <w:t xml:space="preserve">Walk through the pipeline as the UI directs you:</w:t>
+      </w:r>
+    </w:p>
+    <w:p>
+      <w:pPr>
         <w:pStyle w:val="Compact"/>
-      </w:pPr>
-      <w:r>
-        <w:t xml:space="preserve">Walk through the pipeline as the UI directs you:</w:t>
-      </w:r>
-    </w:p>
-    <w:p>
-      <w:pPr>
         <w:numPr>
           <w:ilvl w:val="1"/>
           <w:numId w:val="1002"/>
         </w:numPr>
+      </w:pPr>
+      <w:r>
+        <w:t xml:space="preserve">Drop any course flagged as undersize, or change its min/max size.</w:t>
+      </w:r>
+    </w:p>
+    <w:p>
+      <w:pPr>
         <w:pStyle w:val="Compact"/>
-      </w:pPr>
-      <w:r>
-        <w:t xml:space="preserve">Drop any course flagged as undersize, or change its min/max size.</w:t>
-      </w:r>
-    </w:p>
-    <w:p>
-      <w:pPr>
         <w:numPr>
           <w:ilvl w:val="1"/>
           <w:numId w:val="1002"/>
         </w:numPr>
+      </w:pPr>
+      <w:r>
+        <w:t xml:space="preserve">For oversize courses, open</w:t>
+      </w:r>
+      <w:r>
+        <w:t xml:space="preserve"> </w:t>
+      </w:r>
+      <w:r>
+        <w:rPr>
+          <w:b/>
+          <w:bCs/>
+        </w:rPr>
+        <w:t xml:space="preserve">Show Splits</w:t>
+      </w:r>
+      <w:r>
+        <w:t xml:space="preserve">, optionally rebalance preview groups, and</w:t>
+      </w:r>
+      <w:r>
+        <w:t xml:space="preserve"> </w:t>
+      </w:r>
+      <w:r>
+        <w:rPr>
+          <w:b/>
+          <w:bCs/>
+        </w:rPr>
+        <w:t xml:space="preserve">Implement</w:t>
+      </w:r>
+      <w:r>
+        <w:t xml:space="preserve"> </w:t>
+      </w:r>
+      <w:r>
+        <w:t xml:space="preserve">or</w:t>
+      </w:r>
+      <w:r>
+        <w:t xml:space="preserve"> </w:t>
+      </w:r>
+      <w:r>
+        <w:rPr>
+          <w:b/>
+          <w:bCs/>
+        </w:rPr>
+        <w:t xml:space="preserve">Cancel</w:t>
+      </w:r>
+      <w:r>
+        <w:t xml:space="preserve">.</w:t>
+      </w:r>
+    </w:p>
+    <w:p>
+      <w:pPr>
         <w:pStyle w:val="Compact"/>
-      </w:pPr>
-      <w:r>
-        <w:t xml:space="preserve">For oversize courses, open</w:t>
-      </w:r>
-      <w:r>
-        <w:t xml:space="preserve"> </w:t>
-      </w:r>
-      <w:r>
-        <w:rPr>
-          <w:b/>
-        </w:rPr>
-        <w:t xml:space="preserve">Show Splits</w:t>
-      </w:r>
-      <w:r>
-        <w:t xml:space="preserve">, optionally rebalance preview groups, and</w:t>
-      </w:r>
-      <w:r>
-        <w:t xml:space="preserve"> </w:t>
-      </w:r>
-      <w:r>
-        <w:rPr>
-          <w:b/>
-        </w:rPr>
-        <w:t xml:space="preserve">Implement</w:t>
-      </w:r>
-      <w:r>
-        <w:t xml:space="preserve"> </w:t>
-      </w:r>
-      <w:r>
-        <w:t xml:space="preserve">or</w:t>
-      </w:r>
-      <w:r>
-        <w:t xml:space="preserve"> </w:t>
-      </w:r>
-      <w:r>
-        <w:rPr>
-          <w:b/>
-        </w:rPr>
-        <w:t xml:space="preserve">Cancel</w:t>
-      </w:r>
-      <w:r>
-        <w:t xml:space="preserve">.</w:t>
-      </w:r>
-    </w:p>
-    <w:p>
-      <w:pPr>
         <w:numPr>
           <w:ilvl w:val="1"/>
           <w:numId w:val="1002"/>
         </w:numPr>
+      </w:pPr>
+      <w:r>
+        <w:t xml:space="preserve">Open the schedule grid; assign every surviving course to a 20-slot index. Click an assigned slot a second time to</w:t>
+      </w:r>
+      <w:r>
+        <w:t xml:space="preserve"> </w:t>
+      </w:r>
+      <w:r>
+        <w:rPr>
+          <w:b/>
+          <w:bCs/>
+        </w:rPr>
+        <w:t xml:space="preserve">deselect</w:t>
+      </w:r>
+      <w:r>
+        <w:t xml:space="preserve"> </w:t>
+      </w:r>
+      <w:r>
+        <w:t xml:space="preserve">it (it should revert to unscheduled).</w:t>
+      </w:r>
+    </w:p>
+    <w:p>
+      <w:pPr>
         <w:pStyle w:val="Compact"/>
-      </w:pPr>
-      <w:r>
-        <w:t xml:space="preserve">Open the schedule grid; assign every surviving course to a 20-slot index. Click an assigned slot a second time to</w:t>
-      </w:r>
-      <w:r>
-        <w:t xml:space="preserve"> </w:t>
-      </w:r>
-      <w:r>
-        <w:rPr>
-          <w:b/>
-        </w:rPr>
-        <w:t xml:space="preserve">deselect</w:t>
-      </w:r>
-      <w:r>
-        <w:t xml:space="preserve"> </w:t>
-      </w:r>
-      <w:r>
-        <w:t xml:space="preserve">it (it should revert to unscheduled).</w:t>
-      </w:r>
-    </w:p>
-    <w:p>
-      <w:pPr>
         <w:numPr>
           <w:ilvl w:val="1"/>
           <w:numId w:val="1002"/>
         </w:numPr>
+      </w:pPr>
+      <w:r>
+        <w:t xml:space="preserve">Set a</w:t>
+      </w:r>
+      <w:r>
+        <w:t xml:space="preserve"> </w:t>
+      </w:r>
+      <w:r>
+        <w:rPr>
+          <w:rStyle w:val="VerbatimChar"/>
+        </w:rPr>
+        <w:t xml:space="preserve">C / CC</w:t>
+      </w:r>
+      <w:r>
+        <w:t xml:space="preserve"> </w:t>
+      </w:r>
+      <w:r>
+        <w:t xml:space="preserve">on one course and</w:t>
+      </w:r>
+      <w:r>
+        <w:t xml:space="preserve"> </w:t>
+      </w:r>
+      <w:r>
+        <w:rPr>
+          <w:rStyle w:val="VerbatimChar"/>
+        </w:rPr>
+        <w:t xml:space="preserve">CC1 / CC2</w:t>
+      </w:r>
+      <w:r>
+        <w:t xml:space="preserve"> </w:t>
+      </w:r>
+      <w:r>
+        <w:t xml:space="preserve">on another.</w:t>
+      </w:r>
+    </w:p>
+    <w:p>
+      <w:pPr>
         <w:pStyle w:val="Compact"/>
-      </w:pPr>
-      <w:r>
-        <w:t xml:space="preserve">Set a</w:t>
-      </w:r>
-      <w:r>
-        <w:t xml:space="preserve"> </w:t>
-      </w:r>
-      <w:r>
-        <w:rPr>
-          <w:rStyle w:val="VerbatimChar"/>
-        </w:rPr>
-        <w:t xml:space="preserve">C / CC</w:t>
-      </w:r>
-      <w:r>
-        <w:t xml:space="preserve"> </w:t>
-      </w:r>
-      <w:r>
-        <w:t xml:space="preserve">on one course and</w:t>
-      </w:r>
-      <w:r>
-        <w:t xml:space="preserve"> </w:t>
-      </w:r>
-      <w:r>
-        <w:rPr>
-          <w:rStyle w:val="VerbatimChar"/>
-        </w:rPr>
-        <w:t xml:space="preserve">CC1 / CC2</w:t>
-      </w:r>
-      <w:r>
-        <w:t xml:space="preserve"> </w:t>
-      </w:r>
-      <w:r>
-        <w:t xml:space="preserve">on another.</w:t>
-      </w:r>
-    </w:p>
-    <w:p>
-      <w:pPr>
         <w:numPr>
           <w:ilvl w:val="0"/>
           <w:numId w:val="1001"/>
         </w:numPr>
+      </w:pPr>
+      <w:r>
+        <w:rPr>
+          <w:b/>
+          <w:bCs/>
+        </w:rPr>
+        <w:t xml:space="preserve">Export</w:t>
+      </w:r>
+      <w:r>
+        <w:t xml:space="preserve"> </w:t>
+      </w:r>
+      <w:r>
+        <w:t xml:space="preserve">→ Early Roster, Final Roster, Mail Merge, Unmet Wants. Verify the browser save dialog (or download fallback) produces non-empty files with timestamped names.</w:t>
+      </w:r>
+    </w:p>
+    <w:p>
+      <w:pPr>
         <w:pStyle w:val="Compact"/>
-      </w:pPr>
-      <w:r>
-        <w:rPr>
-          <w:b/>
-        </w:rPr>
-        <w:t xml:space="preserve">Export</w:t>
-      </w:r>
-      <w:r>
-        <w:t xml:space="preserve"> </w:t>
-      </w:r>
-      <w:r>
-        <w:t xml:space="preserve">→ Early Roster, Final Roster, Mail Merge, Unmet Wants. Verify the browser save dialog (or download fallback) produces non-empty files with timestamped names.</w:t>
-      </w:r>
-    </w:p>
-    <w:p>
-      <w:pPr>
         <w:numPr>
           <w:ilvl w:val="0"/>
           <w:numId w:val="1001"/>
         </w:numPr>
+      </w:pPr>
+      <w:r>
+        <w:rPr>
+          <w:b/>
+          <w:bCs/>
+        </w:rPr>
+        <w:t xml:space="preserve">Save As</w:t>
+      </w:r>
+      <w:r>
+        <w:t xml:space="preserve"> </w:t>
+      </w:r>
+      <w:r>
+        <w:t xml:space="preserve">→ bundled save file. Refresh the tab. The autosave/restore prompt should offer to restore. Decline; instead</w:t>
+      </w:r>
+      <w:r>
+        <w:t xml:space="preserve"> </w:t>
+      </w:r>
+      <w:r>
+        <w:rPr>
+          <w:b/>
+          <w:bCs/>
+        </w:rPr>
+        <w:t xml:space="preserve">Load</w:t>
+      </w:r>
+      <w:r>
+        <w:t xml:space="preserve"> </w:t>
+      </w:r>
+      <w:r>
+        <w:t xml:space="preserve">the bundled file you just saved.</w:t>
+      </w:r>
+    </w:p>
+    <w:p>
+      <w:pPr>
         <w:pStyle w:val="Compact"/>
-      </w:pPr>
-      <w:r>
-        <w:rPr>
-          <w:b/>
-        </w:rPr>
-        <w:t xml:space="preserve">Save As</w:t>
-      </w:r>
-      <w:r>
-        <w:t xml:space="preserve"> </w:t>
-      </w:r>
-      <w:r>
-        <w:t xml:space="preserve">→ bundled save file. Refresh the tab. The autosave/restore prompt should offer to restore. Decline; instead</w:t>
-      </w:r>
-      <w:r>
-        <w:t xml:space="preserve"> </w:t>
-      </w:r>
-      <w:r>
-        <w:rPr>
-          <w:b/>
-        </w:rPr>
-        <w:t xml:space="preserve">Load</w:t>
-      </w:r>
-      <w:r>
-        <w:t xml:space="preserve"> </w:t>
-      </w:r>
-      <w:r>
-        <w:t xml:space="preserve">the bundled file you just saved.</w:t>
-      </w:r>
-    </w:p>
-    <w:p>
-      <w:pPr>
         <w:numPr>
           <w:ilvl w:val="0"/>
           <w:numId w:val="1001"/>
         </w:numPr>
+      </w:pPr>
+      <w:r>
+        <w:t xml:space="preserve">Confirm the restored state preserves drops, splits, schedule, and coordinators exactly.</w:t>
+      </w:r>
+    </w:p>
+    <w:p>
+      <w:pPr>
+        <w:pStyle w:val="FirstParagraph"/>
+      </w:pPr>
+      <w:r>
+        <w:t xml:space="preserve">If any step regresses:</w:t>
+      </w:r>
+      <w:r>
+        <w:t xml:space="preserve"> </w:t>
+      </w:r>
+      <w:r>
+        <w:rPr>
+          <w:b/>
+          <w:bCs/>
+        </w:rPr>
+        <w:t xml:space="preserve">stop and triage before pushing</w:t>
+      </w:r>
+      <w:r>
+        <w:t xml:space="preserve">. The smoke test is the contract every release must hold.</w:t>
+      </w:r>
+    </w:p>
+    <w:bookmarkEnd w:id="14"/>
+    <w:bookmarkStart w:id="15" w:name="X71bbd71572fab00558aa2f4e43dacfc1b86de33"/>
+    <w:p>
+      <w:pPr>
+        <w:pStyle w:val="Heading2"/>
+      </w:pPr>
+      <w:r>
+        <w:t xml:space="preserve">4. Build for Web</w:t>
+      </w:r>
+    </w:p>
+    <w:p>
+      <w:pPr>
+        <w:pStyle w:val="SourceCode"/>
+      </w:pPr>
+      <w:r>
+        <w:rPr>
+          <w:rStyle w:val="ExtensionTok"/>
+        </w:rPr>
+        <w:t xml:space="preserve">flutter</w:t>
+      </w:r>
+      <w:r>
+        <w:rPr>
+          <w:rStyle w:val="NormalTok"/>
+        </w:rPr>
+        <w:t xml:space="preserve"> build web </w:t>
+      </w:r>
+      <w:r>
+        <w:rPr>
+          <w:rStyle w:val="AttributeTok"/>
+        </w:rPr>
+        <w:t xml:space="preserve">--release</w:t>
+      </w:r>
+    </w:p>
+    <w:p>
+      <w:pPr>
+        <w:pStyle w:val="FirstParagraph"/>
+      </w:pPr>
+      <w:r>
+        <w:t xml:space="preserve">Build output:</w:t>
+      </w:r>
+    </w:p>
+    <w:p>
+      <w:pPr>
+        <w:pStyle w:val="SourceCode"/>
+      </w:pPr>
+      <w:r>
+        <w:rPr>
+          <w:rStyle w:val="VerbatimChar"/>
+        </w:rPr>
+        <w:t xml:space="preserve">build/web/</w:t>
+      </w:r>
+      <w:r>
+        <w:br/>
+      </w:r>
+      <w:r>
+        <w:rPr>
+          <w:rStyle w:val="VerbatimChar"/>
+        </w:rPr>
+        <w:t xml:space="preserve">├── index.html</w:t>
+      </w:r>
+      <w:r>
+        <w:br/>
+      </w:r>
+      <w:r>
+        <w:rPr>
+          <w:rStyle w:val="VerbatimChar"/>
+        </w:rPr>
+        <w:t xml:space="preserve">├── main.dart.js</w:t>
+      </w:r>
+      <w:r>
+        <w:br/>
+      </w:r>
+      <w:r>
+        <w:rPr>
+          <w:rStyle w:val="VerbatimChar"/>
+        </w:rPr>
+        <w:t xml:space="preserve">├── flutter.js</w:t>
+      </w:r>
+      <w:r>
+        <w:br/>
+      </w:r>
+      <w:r>
+        <w:rPr>
+          <w:rStyle w:val="VerbatimChar"/>
+        </w:rPr>
+        <w:t xml:space="preserve">├── manifest.json</w:t>
+      </w:r>
+      <w:r>
+        <w:br/>
+      </w:r>
+      <w:r>
+        <w:rPr>
+          <w:rStyle w:val="VerbatimChar"/>
+        </w:rPr>
+        <w:t xml:space="preserve">├── assets/</w:t>
+      </w:r>
+      <w:r>
+        <w:br/>
+      </w:r>
+      <w:r>
+        <w:rPr>
+          <w:rStyle w:val="VerbatimChar"/>
+        </w:rPr>
+        <w:t xml:space="preserve">└── canvaskit/</w:t>
+      </w:r>
+    </w:p>
+    <w:p>
+      <w:pPr>
+        <w:pStyle w:val="FirstParagraph"/>
+      </w:pPr>
+      <w:r>
+        <w:t xml:space="preserve">Non-blocking advisories may appear (service-worker / Wasm). They are safe to ignore unless they appear as</w:t>
+      </w:r>
+      <w:r>
+        <w:t xml:space="preserve"> </w:t>
+      </w:r>
+      <w:r>
+        <w:rPr>
+          <w:rStyle w:val="VerbatimChar"/>
+        </w:rPr>
+        <w:t xml:space="preserve">error:</w:t>
+      </w:r>
+      <w:r>
+        <w:t xml:space="preserve">.</w:t>
+      </w:r>
+    </w:p>
+    <w:p>
+      <w:pPr>
+        <w:pStyle w:val="BodyText"/>
+      </w:pPr>
+      <w:r>
+        <w:t xml:space="preserve">To preview the production bundle locally (matches what EC2 serves):</w:t>
+      </w:r>
+    </w:p>
+    <w:p>
+      <w:pPr>
+        <w:pStyle w:val="SourceCode"/>
+      </w:pPr>
+      <w:r>
+        <w:rPr>
+          <w:rStyle w:val="BuiltInTok"/>
+        </w:rPr>
+        <w:t xml:space="preserve">cd</w:t>
+      </w:r>
+      <w:r>
+        <w:rPr>
+          <w:rStyle w:val="NormalTok"/>
+        </w:rPr>
+        <w:t xml:space="preserve"> build/web</w:t>
+      </w:r>
+      <w:r>
+        <w:br/>
+      </w:r>
+      <w:r>
+        <w:rPr>
+          <w:rStyle w:val="ExtensionTok"/>
+        </w:rPr>
+        <w:t xml:space="preserve">python3</w:t>
+      </w:r>
+      <w:r>
+        <w:rPr>
+          <w:rStyle w:val="NormalTok"/>
+        </w:rPr>
+        <w:t xml:space="preserve"> </w:t>
+      </w:r>
+      <w:r>
+        <w:rPr>
+          <w:rStyle w:val="AttributeTok"/>
+        </w:rPr>
+        <w:t xml:space="preserve">-m</w:t>
+      </w:r>
+      <w:r>
+        <w:rPr>
+          <w:rStyle w:val="NormalTok"/>
+        </w:rPr>
+        <w:t xml:space="preserve"> http.server 8080         </w:t>
+      </w:r>
+      <w:r>
+        <w:rPr>
+          <w:rStyle w:val="CommentTok"/>
+        </w:rPr>
+        <w:t xml:space="preserve"># or any static server</w:t>
+      </w:r>
+      <w:r>
+        <w:br/>
+      </w:r>
+      <w:r>
+        <w:rPr>
+          <w:rStyle w:val="ExtensionTok"/>
+        </w:rPr>
+        <w:t xml:space="preserve">open</w:t>
+      </w:r>
+      <w:r>
+        <w:rPr>
+          <w:rStyle w:val="NormalTok"/>
+        </w:rPr>
+        <w:t xml:space="preserve"> http://localhost:8080</w:t>
+      </w:r>
+    </w:p>
+    <w:bookmarkEnd w:id="15"/>
+    <w:bookmarkStart w:id="16" w:name="Xdf0764ee4a6d54f25dc261ad36772d07c85dca4"/>
+    <w:p>
+      <w:pPr>
+        <w:pStyle w:val="Heading2"/>
+      </w:pPr>
+      <w:r>
+        <w:t xml:space="preserve">5. Continuous Integration (</w:t>
+      </w:r>
+      <w:r>
+        <w:rPr>
+          <w:rStyle w:val="VerbatimChar"/>
+        </w:rPr>
+        <w:t xml:space="preserve">.github/workflows/test.yml</w:t>
+      </w:r>
+      <w:r>
+        <w:t xml:space="preserve">)</w:t>
+      </w:r>
+    </w:p>
+    <w:p>
+      <w:pPr>
+        <w:pStyle w:val="FirstParagraph"/>
+      </w:pPr>
+      <w:r>
+        <w:t xml:space="preserve">Triggers: push or PR to</w:t>
+      </w:r>
+      <w:r>
+        <w:t xml:space="preserve"> </w:t>
+      </w:r>
+      <w:r>
+        <w:rPr>
+          <w:rStyle w:val="VerbatimChar"/>
+        </w:rPr>
+        <w:t xml:space="preserve">main</w:t>
+      </w:r>
+      <w:r>
+        <w:t xml:space="preserve">. Steps:</w:t>
+      </w:r>
+    </w:p>
+    <w:p>
+      <w:pPr>
         <w:pStyle w:val="Compact"/>
-      </w:pPr>
-      <w:r>
-        <w:t xml:space="preserve">Confirm the restored state preserves drops, splits, schedule, and coordinators exactly.</w:t>
-      </w:r>
-    </w:p>
-    <w:p>
-      <w:pPr>
-        <w:pStyle w:val="FirstParagraph"/>
-      </w:pPr>
-      <w:r>
-        <w:t xml:space="preserve">If any step regresses:</w:t>
-      </w:r>
-      <w:r>
-        <w:t xml:space="preserve"> </w:t>
-      </w:r>
-      <w:r>
-        <w:rPr>
-          <w:b/>
-        </w:rPr>
-        <w:t xml:space="preserve">stop and triage before pushing</w:t>
-      </w:r>
-      <w:r>
-        <w:t xml:space="preserve">. The smoke test is the contract every release must hold.</w:t>
-      </w:r>
-    </w:p>
-    <w:p>
-      <w:pPr>
-        <w:pStyle w:val="Heading2"/>
-      </w:pPr>
-      <w:bookmarkStart w:id="27" w:name="X71bbd71572fab00558aa2f4e43dacfc1b86de33"/>
-      <w:r>
-        <w:t xml:space="preserve">4. Build for Web</w:t>
-      </w:r>
-      <w:bookmarkEnd w:id="27"/>
-    </w:p>
-    <w:p>
-      <w:pPr>
-        <w:pStyle w:val="SourceCode"/>
-      </w:pPr>
-      <w:r>
-        <w:rPr>
-          <w:rStyle w:val="ExtensionTok"/>
-        </w:rPr>
-        <w:t xml:space="preserve">flutter</w:t>
-      </w:r>
-      <w:r>
-        <w:rPr>
-          <w:rStyle w:val="NormalTok"/>
-        </w:rPr>
-        <w:t xml:space="preserve"> build web --release</w:t>
-      </w:r>
-    </w:p>
-    <w:p>
-      <w:pPr>
-        <w:pStyle w:val="FirstParagraph"/>
-      </w:pPr>
-      <w:r>
-        <w:t xml:space="preserve">Build output:</w:t>
-      </w:r>
-    </w:p>
-    <w:p>
-      <w:pPr>
-        <w:pStyle w:val="SourceCode"/>
-      </w:pPr>
-      <w:r>
-        <w:rPr>
-          <w:rStyle w:val="VerbatimChar"/>
-        </w:rPr>
-        <w:t xml:space="preserve">build/web/</w:t>
-      </w:r>
-      <w:r>
-        <w:br/>
-      </w:r>
-      <w:r>
-        <w:rPr>
-          <w:rStyle w:val="VerbatimChar"/>
-        </w:rPr>
-        <w:t xml:space="preserve">├── index.html</w:t>
-      </w:r>
-      <w:r>
-        <w:br/>
-      </w:r>
-      <w:r>
-        <w:rPr>
-          <w:rStyle w:val="VerbatimChar"/>
-        </w:rPr>
-        <w:t xml:space="preserve">├── main.dart.js</w:t>
-      </w:r>
-      <w:r>
-        <w:br/>
-      </w:r>
-      <w:r>
-        <w:rPr>
-          <w:rStyle w:val="VerbatimChar"/>
-        </w:rPr>
-        <w:t xml:space="preserve">├── flutter.js</w:t>
-      </w:r>
-      <w:r>
-        <w:br/>
-      </w:r>
-      <w:r>
-        <w:rPr>
-          <w:rStyle w:val="VerbatimChar"/>
-        </w:rPr>
-        <w:t xml:space="preserve">├── manifest.json</w:t>
-      </w:r>
-      <w:r>
-        <w:br/>
-      </w:r>
-      <w:r>
-        <w:rPr>
-          <w:rStyle w:val="VerbatimChar"/>
-        </w:rPr>
-        <w:t xml:space="preserve">├── assets/</w:t>
-      </w:r>
-      <w:r>
-        <w:br/>
-      </w:r>
-      <w:r>
-        <w:rPr>
-          <w:rStyle w:val="VerbatimChar"/>
-        </w:rPr>
-        <w:t xml:space="preserve">└── canvaskit/</w:t>
-      </w:r>
-    </w:p>
-    <w:p>
-      <w:pPr>
-        <w:pStyle w:val="FirstParagraph"/>
-      </w:pPr>
-      <w:r>
-        <w:t xml:space="preserve">Non-blocking advisories may appear (service-worker / Wasm). They are safe to ignore unless they appear as</w:t>
-      </w:r>
-      <w:r>
-        <w:t xml:space="preserve"> </w:t>
-      </w:r>
-      <w:r>
-        <w:rPr>
-          <w:rStyle w:val="VerbatimChar"/>
-        </w:rPr>
-        <w:t xml:space="preserve">error:</w:t>
-      </w:r>
-      <w:r>
-        <w:t xml:space="preserve">.</w:t>
-      </w:r>
-    </w:p>
-    <w:p>
-      <w:pPr>
-        <w:pStyle w:val="BodyText"/>
-      </w:pPr>
-      <w:r>
-        <w:t xml:space="preserve">To preview the production bundle locally (matches what EC2 serves):</w:t>
-      </w:r>
-    </w:p>
-    <w:p>
-      <w:pPr>
-        <w:pStyle w:val="SourceCode"/>
-      </w:pPr>
-      <w:r>
-        <w:rPr>
-          <w:rStyle w:val="BuiltInTok"/>
-        </w:rPr>
-        <w:t xml:space="preserve">cd</w:t>
-      </w:r>
-      <w:r>
-        <w:rPr>
-          <w:rStyle w:val="NormalTok"/>
-        </w:rPr>
-        <w:t xml:space="preserve"> build/web</w:t>
-      </w:r>
-      <w:r>
-        <w:br/>
-      </w:r>
-      <w:r>
-        <w:rPr>
-          <w:rStyle w:val="ExtensionTok"/>
-        </w:rPr>
-        <w:t xml:space="preserve">python3</w:t>
-      </w:r>
-      <w:r>
-        <w:rPr>
-          <w:rStyle w:val="NormalTok"/>
-        </w:rPr>
-        <w:t xml:space="preserve"> -m http.server 8080         # or any static server</w:t>
-      </w:r>
-      <w:r>
-        <w:br/>
-      </w:r>
-      <w:r>
-        <w:rPr>
-          <w:rStyle w:val="ExtensionTok"/>
-        </w:rPr>
-        <w:t xml:space="preserve">open</w:t>
-      </w:r>
-      <w:r>
-        <w:rPr>
-          <w:rStyle w:val="NormalTok"/>
-        </w:rPr>
-        <w:t xml:space="preserve"> http://localhost:8080</w:t>
-      </w:r>
-    </w:p>
-    <w:p>
-      <w:pPr>
-        <w:pStyle w:val="Heading2"/>
-      </w:pPr>
-      <w:bookmarkStart w:id="28" w:name="Xdf0764ee4a6d54f25dc261ad36772d07c85dca4"/>
-      <w:r>
-        <w:t xml:space="preserve">5. Continuous Integration (</w:t>
-      </w:r>
-      <w:r>
-        <w:rPr>
-          <w:rStyle w:val="VerbatimChar"/>
-        </w:rPr>
-        <w:t xml:space="preserve">.github/workflows/test.yml</w:t>
-      </w:r>
-      <w:r>
-        <w:t xml:space="preserve">)</w:t>
-      </w:r>
-      <w:bookmarkEnd w:id="28"/>
-    </w:p>
-    <w:p>
-      <w:pPr>
-        <w:pStyle w:val="FirstParagraph"/>
-      </w:pPr>
-      <w:r>
-        <w:t xml:space="preserve">Triggers: push or PR to</w:t>
-      </w:r>
-      <w:r>
-        <w:t xml:space="preserve"> </w:t>
-      </w:r>
-      <w:r>
-        <w:rPr>
-          <w:rStyle w:val="VerbatimChar"/>
-        </w:rPr>
-        <w:t xml:space="preserve">main</w:t>
-      </w:r>
-      <w:r>
-        <w:t xml:space="preserve">. Steps:</w:t>
-      </w:r>
-    </w:p>
-    <w:p>
-      <w:pPr>
         <w:numPr>
           <w:ilvl w:val="0"/>
           <w:numId w:val="1003"/>
         </w:numPr>
+      </w:pPr>
+      <w:r>
+        <w:rPr>
+          <w:rStyle w:val="VerbatimChar"/>
+        </w:rPr>
+        <w:t xml:space="preserve">actions/checkout@v4</w:t>
+      </w:r>
+    </w:p>
+    <w:p>
+      <w:pPr>
         <w:pStyle w:val="Compact"/>
-      </w:pPr>
-      <w:r>
-        <w:rPr>
-          <w:rStyle w:val="VerbatimChar"/>
-        </w:rPr>
-        <w:t xml:space="preserve">actions/checkout@v4</w:t>
-      </w:r>
-    </w:p>
-    <w:p>
-      <w:pPr>
         <w:numPr>
           <w:ilvl w:val="0"/>
           <w:numId w:val="1003"/>
         </w:numPr>
+      </w:pPr>
+      <w:r>
+        <w:rPr>
+          <w:rStyle w:val="VerbatimChar"/>
+        </w:rPr>
+        <w:t xml:space="preserve">./scripts/check_platform_gating.sh</w:t>
+      </w:r>
+    </w:p>
+    <w:p>
+      <w:pPr>
         <w:pStyle w:val="Compact"/>
-      </w:pPr>
-      <w:r>
-        <w:rPr>
-          <w:rStyle w:val="VerbatimChar"/>
-        </w:rPr>
-        <w:t xml:space="preserve">./scripts/check_platform_gating.sh</w:t>
-      </w:r>
-    </w:p>
-    <w:p>
-      <w:pPr>
         <w:numPr>
           <w:ilvl w:val="0"/>
           <w:numId w:val="1003"/>
         </w:numPr>
+      </w:pPr>
+      <w:r>
+        <w:rPr>
+          <w:rStyle w:val="VerbatimChar"/>
+        </w:rPr>
+        <w:t xml:space="preserve">subosito/flutter-action@v2</w:t>
+      </w:r>
+      <w:r>
+        <w:t xml:space="preserve"> </w:t>
+      </w:r>
+      <w:r>
+        <w:t xml:space="preserve">with</w:t>
+      </w:r>
+      <w:r>
+        <w:t xml:space="preserve"> </w:t>
+      </w:r>
+      <w:r>
+        <w:rPr>
+          <w:rStyle w:val="VerbatimChar"/>
+        </w:rPr>
+        <w:t xml:space="preserve">flutter-version: 3.41.0</w:t>
+      </w:r>
+      <w:r>
+        <w:t xml:space="preserve">,</w:t>
+      </w:r>
+      <w:r>
+        <w:t xml:space="preserve"> </w:t>
+      </w:r>
+      <w:r>
+        <w:rPr>
+          <w:rStyle w:val="VerbatimChar"/>
+        </w:rPr>
+        <w:t xml:space="preserve">channel: stable</w:t>
+      </w:r>
+    </w:p>
+    <w:p>
+      <w:pPr>
         <w:pStyle w:val="Compact"/>
-      </w:pPr>
-      <w:r>
-        <w:rPr>
-          <w:rStyle w:val="VerbatimChar"/>
-        </w:rPr>
-        <w:t xml:space="preserve">subosito/flutter-action@v2</w:t>
-      </w:r>
-      <w:r>
-        <w:t xml:space="preserve"> </w:t>
-      </w:r>
-      <w:r>
-        <w:t xml:space="preserve">with</w:t>
-      </w:r>
-      <w:r>
-        <w:t xml:space="preserve"> </w:t>
-      </w:r>
-      <w:r>
-        <w:rPr>
-          <w:rStyle w:val="VerbatimChar"/>
-        </w:rPr>
-        <w:t xml:space="preserve">flutter-version: 3.41.0</w:t>
-      </w:r>
-      <w:r>
-        <w:t xml:space="preserve">,</w:t>
-      </w:r>
-      <w:r>
-        <w:t xml:space="preserve"> </w:t>
-      </w:r>
-      <w:r>
-        <w:rPr>
-          <w:rStyle w:val="VerbatimChar"/>
-        </w:rPr>
-        <w:t xml:space="preserve">channel: stable</w:t>
-      </w:r>
-    </w:p>
-    <w:p>
-      <w:pPr>
         <w:numPr>
           <w:ilvl w:val="0"/>
           <w:numId w:val="1003"/>
         </w:numPr>
+      </w:pPr>
+      <w:r>
+        <w:rPr>
+          <w:rStyle w:val="VerbatimChar"/>
+        </w:rPr>
+        <w:t xml:space="preserve">flutter pub get</w:t>
+      </w:r>
+    </w:p>
+    <w:p>
+      <w:pPr>
         <w:pStyle w:val="Compact"/>
-      </w:pPr>
-      <w:r>
-        <w:rPr>
-          <w:rStyle w:val="VerbatimChar"/>
-        </w:rPr>
-        <w:t xml:space="preserve">flutter pub get</w:t>
-      </w:r>
-    </w:p>
-    <w:p>
-      <w:pPr>
         <w:numPr>
           <w:ilvl w:val="0"/>
           <w:numId w:val="1003"/>
         </w:numPr>
+      </w:pPr>
+      <w:r>
+        <w:rPr>
+          <w:rStyle w:val="VerbatimChar"/>
+        </w:rPr>
+        <w:t xml:space="preserve">flutter analyze</w:t>
+      </w:r>
+    </w:p>
+    <w:p>
+      <w:pPr>
         <w:pStyle w:val="Compact"/>
-      </w:pPr>
-      <w:r>
-        <w:rPr>
-          <w:rStyle w:val="VerbatimChar"/>
-        </w:rPr>
-        <w:t xml:space="preserve">flutter analyze</w:t>
-      </w:r>
-    </w:p>
-    <w:p>
-      <w:pPr>
         <w:numPr>
           <w:ilvl w:val="0"/>
           <w:numId w:val="1003"/>
         </w:numPr>
+      </w:pPr>
+      <w:r>
+        <w:rPr>
+          <w:rStyle w:val="VerbatimChar"/>
+        </w:rPr>
+        <w:t xml:space="preserve">flutter test</w:t>
+      </w:r>
+    </w:p>
+    <w:p>
+      <w:pPr>
+        <w:pStyle w:val="FirstParagraph"/>
+      </w:pPr>
+      <w:r>
+        <w:t xml:space="preserve">A failing CI run blocks merge.</w:t>
+      </w:r>
+    </w:p>
+    <w:bookmarkEnd w:id="16"/>
+    <w:bookmarkStart w:id="18" w:name="X1ad1549d800fc2fbe8317c1c0e39ee0be325837"/>
+    <w:p>
+      <w:pPr>
+        <w:pStyle w:val="Heading2"/>
+      </w:pPr>
+      <w:r>
+        <w:t xml:space="preserve">6. Continuous Deployment (</w:t>
+      </w:r>
+      <w:r>
+        <w:rPr>
+          <w:rStyle w:val="VerbatimChar"/>
+        </w:rPr>
+        <w:t xml:space="preserve">.github/workflows/deploy.yml</w:t>
+      </w:r>
+      <w:r>
+        <w:t xml:space="preserve">)</w:t>
+      </w:r>
+    </w:p>
+    <w:p>
+      <w:pPr>
+        <w:pStyle w:val="FirstParagraph"/>
+      </w:pPr>
+      <w:r>
+        <w:t xml:space="preserve">Trigger: push to</w:t>
+      </w:r>
+      <w:r>
+        <w:t xml:space="preserve"> </w:t>
+      </w:r>
+      <w:r>
+        <w:rPr>
+          <w:rStyle w:val="VerbatimChar"/>
+        </w:rPr>
+        <w:t xml:space="preserve">main</w:t>
+      </w:r>
+      <w:r>
+        <w:t xml:space="preserve"> </w:t>
+      </w:r>
+      <w:r>
+        <w:t xml:space="preserve">(i.e., merge of an approved PR). Required GitHub Actions secrets are documented in</w:t>
+      </w:r>
+      <w:r>
+        <w:t xml:space="preserve"> </w:t>
+      </w:r>
+      <w:r>
+        <w:rPr>
+          <w:rStyle w:val="VerbatimChar"/>
+        </w:rPr>
+        <w:t xml:space="preserve">.env.example</w:t>
+      </w:r>
+      <w:r>
+        <w:t xml:space="preserve">. The workflow:</w:t>
+      </w:r>
+    </w:p>
+    <w:p>
+      <w:pPr>
         <w:pStyle w:val="Compact"/>
-      </w:pPr>
-      <w:r>
-        <w:rPr>
-          <w:rStyle w:val="VerbatimChar"/>
-        </w:rPr>
-        <w:t xml:space="preserve">flutter test</w:t>
-      </w:r>
-    </w:p>
-    <w:p>
-      <w:pPr>
-        <w:pStyle w:val="FirstParagraph"/>
-      </w:pPr>
-      <w:r>
-        <w:t xml:space="preserve">A failing CI run blocks merge.</w:t>
-      </w:r>
-    </w:p>
-    <w:p>
-      <w:pPr>
-        <w:pStyle w:val="Heading2"/>
-      </w:pPr>
-      <w:bookmarkStart w:id="29" w:name="X1ad1549d800fc2fbe8317c1c0e39ee0be325837"/>
-      <w:r>
-        <w:t xml:space="preserve">6. Continuous Deployment (</w:t>
-      </w:r>
-      <w:r>
-        <w:rPr>
-          <w:rStyle w:val="VerbatimChar"/>
-        </w:rPr>
-        <w:t xml:space="preserve">.github/workflows/deploy.yml</w:t>
-      </w:r>
-      <w:r>
-        <w:t xml:space="preserve">)</w:t>
-      </w:r>
-      <w:bookmarkEnd w:id="29"/>
-    </w:p>
-    <w:p>
-      <w:pPr>
-        <w:pStyle w:val="FirstParagraph"/>
-      </w:pPr>
-      <w:r>
-        <w:t xml:space="preserve">Trigger: push to</w:t>
-      </w:r>
-      <w:r>
-        <w:t xml:space="preserve"> </w:t>
-      </w:r>
-      <w:r>
-        <w:rPr>
-          <w:rStyle w:val="VerbatimChar"/>
-        </w:rPr>
-        <w:t xml:space="preserve">main</w:t>
-      </w:r>
-      <w:r>
-        <w:t xml:space="preserve"> </w:t>
-      </w:r>
-      <w:r>
-        <w:t xml:space="preserve">(i.e., merge of an approved PR). Required GitHub Actions secrets are documented in</w:t>
-      </w:r>
-      <w:r>
-        <w:t xml:space="preserve"> </w:t>
-      </w:r>
-      <w:r>
-        <w:rPr>
-          <w:rStyle w:val="VerbatimChar"/>
-        </w:rPr>
-        <w:t xml:space="preserve">.env.example</w:t>
-      </w:r>
-      <w:r>
-        <w:t xml:space="preserve">. The workflow:</w:t>
-      </w:r>
-    </w:p>
-    <w:p>
-      <w:pPr>
         <w:numPr>
           <w:ilvl w:val="0"/>
           <w:numId w:val="1004"/>
         </w:numPr>
+      </w:pPr>
+      <w:r>
+        <w:rPr>
+          <w:b/>
+          <w:bCs/>
+        </w:rPr>
+        <w:t xml:space="preserve">Checkout</w:t>
+      </w:r>
+      <w:r>
+        <w:t xml:space="preserve"> </w:t>
+      </w:r>
+      <w:r>
+        <w:t xml:space="preserve">the repo at the merge commit.</w:t>
+      </w:r>
+    </w:p>
+    <w:p>
+      <w:pPr>
         <w:pStyle w:val="Compact"/>
-      </w:pPr>
-      <w:r>
-        <w:rPr>
-          <w:b/>
-        </w:rPr>
-        <w:t xml:space="preserve">Checkout</w:t>
-      </w:r>
-      <w:r>
-        <w:t xml:space="preserve"> </w:t>
-      </w:r>
-      <w:r>
-        <w:t xml:space="preserve">the repo at the merge commit.</w:t>
-      </w:r>
-    </w:p>
-    <w:p>
-      <w:pPr>
         <w:numPr>
           <w:ilvl w:val="0"/>
           <w:numId w:val="1004"/>
         </w:numPr>
+      </w:pPr>
+      <w:r>
+        <w:rPr>
+          <w:b/>
+          <w:bCs/>
+        </w:rPr>
+        <w:t xml:space="preserve">Setup Flutter</w:t>
+      </w:r>
+      <w:r>
+        <w:t xml:space="preserve"> </w:t>
+      </w:r>
+      <w:r>
+        <w:t xml:space="preserve">at version 3.41.0 stable.</w:t>
+      </w:r>
+    </w:p>
+    <w:p>
+      <w:pPr>
         <w:pStyle w:val="Compact"/>
-      </w:pPr>
-      <w:r>
-        <w:rPr>
-          <w:b/>
-        </w:rPr>
-        <w:t xml:space="preserve">Setup Flutter</w:t>
-      </w:r>
-      <w:r>
-        <w:t xml:space="preserve"> </w:t>
-      </w:r>
-      <w:r>
-        <w:t xml:space="preserve">at version 3.41.0 stable.</w:t>
-      </w:r>
-    </w:p>
-    <w:p>
-      <w:pPr>
         <w:numPr>
           <w:ilvl w:val="0"/>
           <w:numId w:val="1004"/>
         </w:numPr>
+      </w:pPr>
+      <w:r>
+        <w:rPr>
+          <w:rStyle w:val="VerbatimChar"/>
+        </w:rPr>
+        <w:t xml:space="preserve">flutter pub get</w:t>
+      </w:r>
+      <w:r>
+        <w:t xml:space="preserve">.</w:t>
+      </w:r>
+    </w:p>
+    <w:p>
+      <w:pPr>
         <w:pStyle w:val="Compact"/>
-      </w:pPr>
-      <w:r>
-        <w:rPr>
-          <w:rStyle w:val="VerbatimChar"/>
-        </w:rPr>
-        <w:t xml:space="preserve">flutter pub get</w:t>
-      </w:r>
-      <w:r>
-        <w:t xml:space="preserve">.</w:t>
-      </w:r>
-    </w:p>
-    <w:p>
-      <w:pPr>
         <w:numPr>
           <w:ilvl w:val="0"/>
           <w:numId w:val="1004"/>
         </w:numPr>
+      </w:pPr>
+      <w:r>
+        <w:rPr>
+          <w:rStyle w:val="VerbatimChar"/>
+        </w:rPr>
+        <w:t xml:space="preserve">flutter build web --release</w:t>
+      </w:r>
+      <w:r>
+        <w:t xml:space="preserve"> </w:t>
+      </w:r>
+      <w:r>
+        <w:t xml:space="preserve">→</w:t>
+      </w:r>
+      <w:r>
+        <w:t xml:space="preserve"> </w:t>
+      </w:r>
+      <w:r>
+        <w:rPr>
+          <w:rStyle w:val="VerbatimChar"/>
+        </w:rPr>
+        <w:t xml:space="preserve">build/web/</w:t>
+      </w:r>
+      <w:r>
+        <w:t xml:space="preserve">.</w:t>
+      </w:r>
+    </w:p>
+    <w:p>
+      <w:pPr>
         <w:pStyle w:val="Compact"/>
-      </w:pPr>
-      <w:r>
-        <w:rPr>
-          <w:rStyle w:val="VerbatimChar"/>
-        </w:rPr>
-        <w:t xml:space="preserve">flutter build web --release</w:t>
-      </w:r>
-      <w:r>
-        <w:t xml:space="preserve"> </w:t>
-      </w:r>
-      <w:r>
-        <w:t xml:space="preserve">→</w:t>
-      </w:r>
-      <w:r>
-        <w:t xml:space="preserve"> </w:t>
-      </w:r>
-      <w:r>
-        <w:rPr>
-          <w:rStyle w:val="VerbatimChar"/>
-        </w:rPr>
-        <w:t xml:space="preserve">build/web/</w:t>
-      </w:r>
-      <w:r>
-        <w:t xml:space="preserve">.</w:t>
-      </w:r>
-    </w:p>
-    <w:p>
-      <w:pPr>
         <w:numPr>
           <w:ilvl w:val="0"/>
           <w:numId w:val="1004"/>
         </w:numPr>
+      </w:pPr>
+      <w:r>
+        <w:rPr>
+          <w:b/>
+          <w:bCs/>
+        </w:rPr>
+        <w:t xml:space="preserve">Read public IP</w:t>
+      </w:r>
+      <w:r>
+        <w:t xml:space="preserve"> </w:t>
+      </w:r>
+      <w:r>
+        <w:t xml:space="preserve">of the GitHub-hosted runner (</w:t>
+      </w:r>
+      <w:r>
+        <w:rPr>
+          <w:rStyle w:val="VerbatimChar"/>
+        </w:rPr>
+        <w:t xml:space="preserve">haythem/public-ip@v1.3</w:t>
+      </w:r>
+      <w:r>
+        <w:t xml:space="preserve">).</w:t>
+      </w:r>
+    </w:p>
+    <w:p>
+      <w:pPr>
         <w:pStyle w:val="Compact"/>
-      </w:pPr>
-      <w:r>
-        <w:rPr>
-          <w:b/>
-        </w:rPr>
-        <w:t xml:space="preserve">Read public IP</w:t>
-      </w:r>
-      <w:r>
-        <w:t xml:space="preserve"> </w:t>
-      </w:r>
-      <w:r>
-        <w:t xml:space="preserve">of the GitHub-hosted runner (</w:t>
-      </w:r>
-      <w:r>
-        <w:rPr>
-          <w:rStyle w:val="VerbatimChar"/>
-        </w:rPr>
-        <w:t xml:space="preserve">haythem/public-ip@v1.3</w:t>
-      </w:r>
-      <w:r>
-        <w:t xml:space="preserve">).</w:t>
-      </w:r>
-    </w:p>
-    <w:p>
-      <w:pPr>
         <w:numPr>
           <w:ilvl w:val="0"/>
           <w:numId w:val="1004"/>
         </w:numPr>
+      </w:pPr>
+      <w:r>
+        <w:rPr>
+          <w:b/>
+          <w:bCs/>
+        </w:rPr>
+        <w:t xml:space="preserve">Configure AWS credentials</w:t>
+      </w:r>
+      <w:r>
+        <w:t xml:space="preserve"> </w:t>
+      </w:r>
+      <w:r>
+        <w:t xml:space="preserve">from</w:t>
+      </w:r>
+      <w:r>
+        <w:t xml:space="preserve"> </w:t>
+      </w:r>
+      <w:r>
+        <w:rPr>
+          <w:rStyle w:val="VerbatimChar"/>
+        </w:rPr>
+        <w:t xml:space="preserve">AWS_ACCESS_KEY_ID</w:t>
+      </w:r>
+      <w:r>
+        <w:t xml:space="preserve">,</w:t>
+      </w:r>
+      <w:r>
+        <w:t xml:space="preserve"> </w:t>
+      </w:r>
+      <w:r>
+        <w:rPr>
+          <w:rStyle w:val="VerbatimChar"/>
+        </w:rPr>
+        <w:t xml:space="preserve">AWS_SECRET_ACCESS_KEY</w:t>
+      </w:r>
+      <w:r>
+        <w:t xml:space="preserve">,</w:t>
+      </w:r>
+      <w:r>
+        <w:t xml:space="preserve"> </w:t>
+      </w:r>
+      <w:r>
+        <w:rPr>
+          <w:rStyle w:val="VerbatimChar"/>
+        </w:rPr>
+        <w:t xml:space="preserve">AWS_REGION</w:t>
+      </w:r>
+      <w:r>
+        <w:t xml:space="preserve"> </w:t>
+      </w:r>
+      <w:r>
+        <w:t xml:space="preserve">(</w:t>
+      </w:r>
+      <w:r>
+        <w:rPr>
+          <w:rStyle w:val="VerbatimChar"/>
+        </w:rPr>
+        <w:t xml:space="preserve">aws-actions/configure-aws-credentials@v4</w:t>
+      </w:r>
+      <w:r>
+        <w:t xml:space="preserve">).</w:t>
+      </w:r>
+    </w:p>
+    <w:p>
+      <w:pPr>
         <w:pStyle w:val="Compact"/>
-      </w:pPr>
-      <w:r>
-        <w:rPr>
-          <w:b/>
-        </w:rPr>
-        <w:t xml:space="preserve">Configure AWS credentials</w:t>
-      </w:r>
-      <w:r>
-        <w:t xml:space="preserve"> </w:t>
-      </w:r>
-      <w:r>
-        <w:t xml:space="preserve">from</w:t>
-      </w:r>
-      <w:r>
-        <w:t xml:space="preserve"> </w:t>
-      </w:r>
-      <w:r>
-        <w:rPr>
-          <w:rStyle w:val="VerbatimChar"/>
-        </w:rPr>
-        <w:t xml:space="preserve">AWS_ACCESS_KEY_ID</w:t>
-      </w:r>
-      <w:r>
-        <w:t xml:space="preserve">,</w:t>
-      </w:r>
-      <w:r>
-        <w:t xml:space="preserve"> </w:t>
-      </w:r>
-      <w:r>
-        <w:rPr>
-          <w:rStyle w:val="VerbatimChar"/>
-        </w:rPr>
-        <w:t xml:space="preserve">AWS_SECRET_ACCESS_KEY</w:t>
-      </w:r>
-      <w:r>
-        <w:t xml:space="preserve">,</w:t>
-      </w:r>
-      <w:r>
-        <w:t xml:space="preserve"> </w:t>
-      </w:r>
-      <w:r>
-        <w:rPr>
-          <w:rStyle w:val="VerbatimChar"/>
-        </w:rPr>
-        <w:t xml:space="preserve">AWS_REGION</w:t>
-      </w:r>
-      <w:r>
-        <w:t xml:space="preserve"> </w:t>
-      </w:r>
-      <w:r>
-        <w:t xml:space="preserve">(</w:t>
-      </w:r>
-      <w:r>
-        <w:rPr>
-          <w:rStyle w:val="VerbatimChar"/>
-        </w:rPr>
-        <w:t xml:space="preserve">aws-actions/configure-aws-credentials@v4</w:t>
-      </w:r>
-      <w:r>
-        <w:t xml:space="preserve">).</w:t>
-      </w:r>
-    </w:p>
-    <w:p>
-      <w:pPr>
         <w:numPr>
           <w:ilvl w:val="0"/>
           <w:numId w:val="1004"/>
         </w:numPr>
-        <w:pStyle w:val="Compact"/>
       </w:pPr>
       <w:r>
         <w:rPr>
           <w:b/>
+          <w:bCs/>
         </w:rPr>
         <w:t xml:space="preserve">Whitelist the runner IP</w:t>
       </w:r>
@@ -1801,11 +1920,11 @@
     </w:p>
     <w:p>
       <w:pPr>
+        <w:pStyle w:val="SourceCode"/>
         <w:numPr>
           <w:ilvl w:val="0"/>
           <w:numId w:val="1000"/>
         </w:numPr>
-        <w:pStyle w:val="SourceCode"/>
       </w:pPr>
       <w:r>
         <w:rPr>
@@ -1821,7 +1940,7 @@
       </w:r>
       <w:r>
         <w:rPr>
-          <w:rStyle w:val="KeywordTok"/>
+          <w:rStyle w:val="DataTypeTok"/>
         </w:rPr>
         <w:t xml:space="preserve">\</w:t>
       </w:r>
@@ -1836,7 +1955,7 @@
       </w:r>
       <w:r>
         <w:rPr>
-          <w:rStyle w:val="ExtensionTok"/>
+          <w:rStyle w:val="AttributeTok"/>
         </w:rPr>
         <w:t xml:space="preserve">--group-id</w:t>
       </w:r>
@@ -1868,7 +1987,43 @@
         <w:rPr>
           <w:rStyle w:val="NormalTok"/>
         </w:rPr>
-        <w:t xml:space="preserve"> --protocol tcp --port 22 --cidr </w:t>
+        <w:t xml:space="preserve"> </w:t>
+      </w:r>
+      <w:r>
+        <w:rPr>
+          <w:rStyle w:val="AttributeTok"/>
+        </w:rPr>
+        <w:t xml:space="preserve">--protocol</w:t>
+      </w:r>
+      <w:r>
+        <w:rPr>
+          <w:rStyle w:val="NormalTok"/>
+        </w:rPr>
+        <w:t xml:space="preserve"> tcp </w:t>
+      </w:r>
+      <w:r>
+        <w:rPr>
+          <w:rStyle w:val="AttributeTok"/>
+        </w:rPr>
+        <w:t xml:space="preserve">--port</w:t>
+      </w:r>
+      <w:r>
+        <w:rPr>
+          <w:rStyle w:val="NormalTok"/>
+        </w:rPr>
+        <w:t xml:space="preserve"> 22 </w:t>
+      </w:r>
+      <w:r>
+        <w:rPr>
+          <w:rStyle w:val="AttributeTok"/>
+        </w:rPr>
+        <w:t xml:space="preserve">--cidr</w:t>
+      </w:r>
+      <w:r>
+        <w:rPr>
+          <w:rStyle w:val="NormalTok"/>
+        </w:rPr>
+        <w:t xml:space="preserve"> </w:t>
       </w:r>
       <w:r>
         <w:rPr>
@@ -1879,123 +2034,125 @@
     </w:p>
     <w:p>
       <w:pPr>
+        <w:pStyle w:val="Compact"/>
         <w:numPr>
           <w:ilvl w:val="0"/>
           <w:numId w:val="1004"/>
         </w:numPr>
+      </w:pPr>
+      <w:r>
+        <w:rPr>
+          <w:b/>
+          <w:bCs/>
+        </w:rPr>
+        <w:t xml:space="preserve">SCP build artifacts</w:t>
+      </w:r>
+      <w:r>
+        <w:t xml:space="preserve"> </w:t>
+      </w:r>
+      <w:r>
+        <w:t xml:space="preserve">to the EC2 host (</w:t>
+      </w:r>
+      <w:r>
+        <w:rPr>
+          <w:rStyle w:val="VerbatimChar"/>
+        </w:rPr>
+        <w:t xml:space="preserve">appleboy/scp-action@v0.1.7</w:t>
+      </w:r>
+      <w:r>
+        <w:t xml:space="preserve">):</w:t>
+      </w:r>
+    </w:p>
+    <w:p>
+      <w:pPr>
         <w:pStyle w:val="Compact"/>
-      </w:pPr>
-      <w:r>
-        <w:rPr>
-          <w:b/>
-        </w:rPr>
-        <w:t xml:space="preserve">SCP build artifacts</w:t>
-      </w:r>
-      <w:r>
-        <w:t xml:space="preserve"> </w:t>
-      </w:r>
-      <w:r>
-        <w:t xml:space="preserve">to the EC2 host (</w:t>
-      </w:r>
-      <w:r>
-        <w:rPr>
-          <w:rStyle w:val="VerbatimChar"/>
-        </w:rPr>
-        <w:t xml:space="preserve">appleboy/scp-action@v0.1.7</w:t>
-      </w:r>
-      <w:r>
-        <w:t xml:space="preserve">):</w:t>
-      </w:r>
-    </w:p>
-    <w:p>
-      <w:pPr>
         <w:numPr>
           <w:ilvl w:val="1"/>
           <w:numId w:val="1005"/>
         </w:numPr>
+      </w:pPr>
+      <w:r>
+        <w:rPr>
+          <w:rStyle w:val="VerbatimChar"/>
+        </w:rPr>
+        <w:t xml:space="preserve">host: $EC2_HOST</w:t>
+      </w:r>
+      <w:r>
+        <w:t xml:space="preserve">,</w:t>
+      </w:r>
+      <w:r>
+        <w:t xml:space="preserve"> </w:t>
+      </w:r>
+      <w:r>
+        <w:rPr>
+          <w:rStyle w:val="VerbatimChar"/>
+        </w:rPr>
+        <w:t xml:space="preserve">username: $EC2_USERNAME</w:t>
+      </w:r>
+      <w:r>
+        <w:t xml:space="preserve">,</w:t>
+      </w:r>
+      <w:r>
+        <w:t xml:space="preserve"> </w:t>
+      </w:r>
+      <w:r>
+        <w:rPr>
+          <w:rStyle w:val="VerbatimChar"/>
+        </w:rPr>
+        <w:t xml:space="preserve">key: $EC2_SSH_KEY</w:t>
+      </w:r>
+    </w:p>
+    <w:p>
+      <w:pPr>
         <w:pStyle w:val="Compact"/>
-      </w:pPr>
-      <w:r>
-        <w:rPr>
-          <w:rStyle w:val="VerbatimChar"/>
-        </w:rPr>
-        <w:t xml:space="preserve">host: $EC2_HOST</w:t>
-      </w:r>
-      <w:r>
-        <w:t xml:space="preserve">,</w:t>
-      </w:r>
-      <w:r>
-        <w:t xml:space="preserve"> </w:t>
-      </w:r>
-      <w:r>
-        <w:rPr>
-          <w:rStyle w:val="VerbatimChar"/>
-        </w:rPr>
-        <w:t xml:space="preserve">username: $EC2_USERNAME</w:t>
-      </w:r>
-      <w:r>
-        <w:t xml:space="preserve">,</w:t>
-      </w:r>
-      <w:r>
-        <w:t xml:space="preserve"> </w:t>
-      </w:r>
-      <w:r>
-        <w:rPr>
-          <w:rStyle w:val="VerbatimChar"/>
-        </w:rPr>
-        <w:t xml:space="preserve">key: $EC2_SSH_KEY</w:t>
-      </w:r>
-    </w:p>
-    <w:p>
-      <w:pPr>
         <w:numPr>
           <w:ilvl w:val="1"/>
           <w:numId w:val="1005"/>
         </w:numPr>
+      </w:pPr>
+      <w:r>
+        <w:rPr>
+          <w:rStyle w:val="VerbatimChar"/>
+        </w:rPr>
+        <w:t xml:space="preserve">source: build/web/*</w:t>
+      </w:r>
+      <w:r>
+        <w:t xml:space="preserve">,</w:t>
+      </w:r>
+      <w:r>
+        <w:t xml:space="preserve"> </w:t>
+      </w:r>
+      <w:r>
+        <w:rPr>
+          <w:rStyle w:val="VerbatimChar"/>
+        </w:rPr>
+        <w:t xml:space="preserve">target: /var/www/html</w:t>
+      </w:r>
+      <w:r>
+        <w:t xml:space="preserve">,</w:t>
+      </w:r>
+      <w:r>
+        <w:t xml:space="preserve"> </w:t>
+      </w:r>
+      <w:r>
+        <w:rPr>
+          <w:rStyle w:val="VerbatimChar"/>
+        </w:rPr>
+        <w:t xml:space="preserve">strip_components: 2</w:t>
+      </w:r>
+    </w:p>
+    <w:p>
+      <w:pPr>
         <w:pStyle w:val="Compact"/>
-      </w:pPr>
-      <w:r>
-        <w:rPr>
-          <w:rStyle w:val="VerbatimChar"/>
-        </w:rPr>
-        <w:t xml:space="preserve">source: build/web/*</w:t>
-      </w:r>
-      <w:r>
-        <w:t xml:space="preserve">,</w:t>
-      </w:r>
-      <w:r>
-        <w:t xml:space="preserve"> </w:t>
-      </w:r>
-      <w:r>
-        <w:rPr>
-          <w:rStyle w:val="VerbatimChar"/>
-        </w:rPr>
-        <w:t xml:space="preserve">target: /var/www/html</w:t>
-      </w:r>
-      <w:r>
-        <w:t xml:space="preserve">,</w:t>
-      </w:r>
-      <w:r>
-        <w:t xml:space="preserve"> </w:t>
-      </w:r>
-      <w:r>
-        <w:rPr>
-          <w:rStyle w:val="VerbatimChar"/>
-        </w:rPr>
-        <w:t xml:space="preserve">strip_components: 2</w:t>
-      </w:r>
-    </w:p>
-    <w:p>
-      <w:pPr>
         <w:numPr>
           <w:ilvl w:val="0"/>
           <w:numId w:val="1004"/>
         </w:numPr>
-        <w:pStyle w:val="Compact"/>
       </w:pPr>
       <w:r>
         <w:rPr>
           <w:b/>
+          <w:bCs/>
         </w:rPr>
         <w:t xml:space="preserve">Revoke the runner IP</w:t>
       </w:r>
@@ -2041,15 +2198,14 @@
         <w:t xml:space="preserve">contents.</w:t>
       </w:r>
     </w:p>
+    <w:bookmarkStart w:id="17" w:name="per-secret-reference"/>
     <w:p>
       <w:pPr>
         <w:pStyle w:val="Heading3"/>
       </w:pPr>
-      <w:bookmarkStart w:id="30" w:name="per-secret-reference"/>
       <w:r>
         <w:t xml:space="preserve">Per-secret reference</w:t>
       </w:r>
-      <w:bookmarkEnd w:id="30"/>
     </w:p>
     <w:p>
       <w:pPr>
@@ -2089,29 +2245,22 @@
     <w:tbl>
       <w:tblPr>
         <w:tblStyle w:val="Table"/>
-        <w:tblW w:type="pct" w:w="0.0"/>
-        <w:tblLook w:firstRow="1"/>
+        <w:tblW w:type="auto" w:w="0"/>
+        <w:tblLook w:firstRow="1" w:lastRow="0" w:firstColumn="0" w:lastColumn="0" w:noHBand="0" w:noVBand="0" w:val="0020"/>
       </w:tblPr>
       <w:tblGrid>
-        <w:gridCol w:w="4680"/>
-        <w:gridCol w:w="4680"/>
+        <w:gridCol w:w="3960"/>
+        <w:gridCol w:w="3960"/>
       </w:tblGrid>
-      <w:tblGrid/>
       <w:tr>
         <w:trPr>
-          <w:cnfStyle w:firstRow="1"/>
+          <w:tblHeader w:val="on"/>
         </w:trPr>
         <w:tc>
-          <w:tcPr>
-            <w:tcBorders>
-              <w:bottom w:val="single"/>
-            </w:tcBorders>
-            <w:vAlign w:val="bottom"/>
-          </w:tcPr>
+          <w:tcPr/>
           <w:p>
             <w:pPr>
               <w:pStyle w:val="Compact"/>
-              <w:jc w:val="left"/>
             </w:pPr>
             <w:r>
               <w:t xml:space="preserve">Secret</w:t>
@@ -2119,16 +2268,10 @@
           </w:p>
         </w:tc>
         <w:tc>
-          <w:tcPr>
-            <w:tcBorders>
-              <w:bottom w:val="single"/>
-            </w:tcBorders>
-            <w:vAlign w:val="bottom"/>
-          </w:tcPr>
+          <w:tcPr/>
           <w:p>
             <w:pPr>
               <w:pStyle w:val="Compact"/>
-              <w:jc w:val="left"/>
             </w:pPr>
             <w:r>
               <w:t xml:space="preserve">Used by</w:t>
@@ -2138,10 +2281,10 @@
       </w:tr>
       <w:tr>
         <w:tc>
+          <w:tcPr/>
           <w:p>
             <w:pPr>
               <w:pStyle w:val="Compact"/>
-              <w:jc w:val="left"/>
             </w:pPr>
             <w:r>
               <w:rPr>
@@ -2152,10 +2295,10 @@
           </w:p>
         </w:tc>
         <w:tc>
+          <w:tcPr/>
           <w:p>
             <w:pPr>
               <w:pStyle w:val="Compact"/>
-              <w:jc w:val="left"/>
             </w:pPr>
             <w:r>
               <w:t xml:space="preserve">step 6</w:t>
@@ -2165,10 +2308,10 @@
       </w:tr>
       <w:tr>
         <w:tc>
+          <w:tcPr/>
           <w:p>
             <w:pPr>
               <w:pStyle w:val="Compact"/>
-              <w:jc w:val="left"/>
             </w:pPr>
             <w:r>
               <w:rPr>
@@ -2179,10 +2322,10 @@
           </w:p>
         </w:tc>
         <w:tc>
+          <w:tcPr/>
           <w:p>
             <w:pPr>
               <w:pStyle w:val="Compact"/>
-              <w:jc w:val="left"/>
             </w:pPr>
             <w:r>
               <w:t xml:space="preserve">step 6</w:t>
@@ -2192,10 +2335,10 @@
       </w:tr>
       <w:tr>
         <w:tc>
+          <w:tcPr/>
           <w:p>
             <w:pPr>
               <w:pStyle w:val="Compact"/>
-              <w:jc w:val="left"/>
             </w:pPr>
             <w:r>
               <w:rPr>
@@ -2206,10 +2349,10 @@
           </w:p>
         </w:tc>
         <w:tc>
+          <w:tcPr/>
           <w:p>
             <w:pPr>
               <w:pStyle w:val="Compact"/>
-              <w:jc w:val="left"/>
             </w:pPr>
             <w:r>
               <w:t xml:space="preserve">step 6</w:t>
@@ -2219,10 +2362,10 @@
       </w:tr>
       <w:tr>
         <w:tc>
+          <w:tcPr/>
           <w:p>
             <w:pPr>
               <w:pStyle w:val="Compact"/>
-              <w:jc w:val="left"/>
             </w:pPr>
             <w:r>
               <w:rPr>
@@ -2233,10 +2376,10 @@
           </w:p>
         </w:tc>
         <w:tc>
+          <w:tcPr/>
           <w:p>
             <w:pPr>
               <w:pStyle w:val="Compact"/>
-              <w:jc w:val="left"/>
             </w:pPr>
             <w:r>
               <w:t xml:space="preserve">steps 7, 9</w:t>
@@ -2246,10 +2389,10 @@
       </w:tr>
       <w:tr>
         <w:tc>
+          <w:tcPr/>
           <w:p>
             <w:pPr>
               <w:pStyle w:val="Compact"/>
-              <w:jc w:val="left"/>
             </w:pPr>
             <w:r>
               <w:rPr>
@@ -2260,10 +2403,10 @@
           </w:p>
         </w:tc>
         <w:tc>
+          <w:tcPr/>
           <w:p>
             <w:pPr>
               <w:pStyle w:val="Compact"/>
-              <w:jc w:val="left"/>
             </w:pPr>
             <w:r>
               <w:t xml:space="preserve">step 8</w:t>
@@ -2273,10 +2416,10 @@
       </w:tr>
       <w:tr>
         <w:tc>
+          <w:tcPr/>
           <w:p>
             <w:pPr>
               <w:pStyle w:val="Compact"/>
-              <w:jc w:val="left"/>
             </w:pPr>
             <w:r>
               <w:rPr>
@@ -2287,10 +2430,10 @@
           </w:p>
         </w:tc>
         <w:tc>
+          <w:tcPr/>
           <w:p>
             <w:pPr>
               <w:pStyle w:val="Compact"/>
-              <w:jc w:val="left"/>
             </w:pPr>
             <w:r>
               <w:t xml:space="preserve">step 8</w:t>
@@ -2300,10 +2443,10 @@
       </w:tr>
       <w:tr>
         <w:tc>
+          <w:tcPr/>
           <w:p>
             <w:pPr>
               <w:pStyle w:val="Compact"/>
-              <w:jc w:val="left"/>
             </w:pPr>
             <w:r>
               <w:rPr>
@@ -2314,10 +2457,10 @@
           </w:p>
         </w:tc>
         <w:tc>
+          <w:tcPr/>
           <w:p>
             <w:pPr>
               <w:pStyle w:val="Compact"/>
-              <w:jc w:val="left"/>
             </w:pPr>
             <w:r>
               <w:t xml:space="preserve">step 8 (full PEM contents)</w:t>
@@ -2326,15 +2469,16 @@
         </w:tc>
       </w:tr>
     </w:tbl>
+    <w:bookmarkEnd w:id="17"/>
+    <w:bookmarkEnd w:id="18"/>
+    <w:bookmarkStart w:id="19" w:name="X4651caaf3533c30ccc975fe52523038900a1509"/>
     <w:p>
       <w:pPr>
         <w:pStyle w:val="Heading2"/>
       </w:pPr>
-      <w:bookmarkStart w:id="31" w:name="X4651caaf3533c30ccc975fe52523038900a1509"/>
       <w:r>
         <w:t xml:space="preserve">7. Deployment Smoke Test</w:t>
       </w:r>
-      <w:bookmarkEnd w:id="31"/>
     </w:p>
     <w:p>
       <w:pPr>
@@ -2367,7 +2511,43 @@
         <w:rPr>
           <w:rStyle w:val="NormalTok"/>
         </w:rPr>
-        <w:t xml:space="preserve"> run list --workflow=deploy.yml --limit 5     # if gh is installed</w:t>
+        <w:t xml:space="preserve"> run list </w:t>
+      </w:r>
+      <w:r>
+        <w:rPr>
+          <w:rStyle w:val="AttributeTok"/>
+        </w:rPr>
+        <w:t xml:space="preserve">--workflow</w:t>
+      </w:r>
+      <w:r>
+        <w:rPr>
+          <w:rStyle w:val="OperatorTok"/>
+        </w:rPr>
+        <w:t xml:space="preserve">=</w:t>
+      </w:r>
+      <w:r>
+        <w:rPr>
+          <w:rStyle w:val="NormalTok"/>
+        </w:rPr>
+        <w:t xml:space="preserve">deploy.yml </w:t>
+      </w:r>
+      <w:r>
+        <w:rPr>
+          <w:rStyle w:val="AttributeTok"/>
+        </w:rPr>
+        <w:t xml:space="preserve">--limit</w:t>
+      </w:r>
+      <w:r>
+        <w:rPr>
+          <w:rStyle w:val="NormalTok"/>
+        </w:rPr>
+        <w:t xml:space="preserve"> 5     </w:t>
+      </w:r>
+      <w:r>
+        <w:rPr>
+          <w:rStyle w:val="CommentTok"/>
+        </w:rPr>
+        <w:t xml:space="preserve"># if gh is installed</w:t>
       </w:r>
       <w:r>
         <w:br/>
@@ -2394,7 +2574,25 @@
         <w:rPr>
           <w:rStyle w:val="NormalTok"/>
         </w:rPr>
-        <w:t xml:space="preserve"> -I http://scheduler.omnilore.org           # expect HTTP/1.1 200 OK</w:t>
+        <w:t xml:space="preserve"> </w:t>
+      </w:r>
+      <w:r>
+        <w:rPr>
+          <w:rStyle w:val="AttributeTok"/>
+        </w:rPr>
+        <w:t xml:space="preserve">-I</w:t>
+      </w:r>
+      <w:r>
+        <w:rPr>
+          <w:rStyle w:val="NormalTok"/>
+        </w:rPr>
+        <w:t xml:space="preserve"> http://scheduler.omnilore.org           </w:t>
+      </w:r>
+      <w:r>
+        <w:rPr>
+          <w:rStyle w:val="CommentTok"/>
+        </w:rPr>
+        <w:t xml:space="preserve"># expect HTTP/1.1 200 OK</w:t>
       </w:r>
       <w:r>
         <w:br/>
@@ -2482,6 +2680,7 @@
       <w:r>
         <w:rPr>
           <w:b/>
+          <w:bCs/>
         </w:rPr>
         <w:t xml:space="preserve">roll back immediately</w:t>
       </w:r>
@@ -2492,15 +2691,15 @@
         <w:t xml:space="preserve">(§9) and triage in a branch.</w:t>
       </w:r>
     </w:p>
+    <w:bookmarkEnd w:id="19"/>
+    <w:bookmarkStart w:id="20" w:name="X45c4582be9fa737bfcfc56a9a41734cb3e59fcf"/>
     <w:p>
       <w:pPr>
         <w:pStyle w:val="Heading2"/>
       </w:pPr>
-      <w:bookmarkStart w:id="32" w:name="X45c4582be9fa737bfcfc56a9a41734cb3e59fcf"/>
       <w:r>
         <w:t xml:space="preserve">8. Database, Migrations, Seed Data</w:t>
       </w:r>
-      <w:bookmarkEnd w:id="32"/>
     </w:p>
     <w:p>
       <w:pPr>
@@ -2521,98 +2720,98 @@
     </w:p>
     <w:p>
       <w:pPr>
+        <w:pStyle w:val="Compact"/>
         <w:numPr>
           <w:ilvl w:val="0"/>
           <w:numId w:val="1006"/>
         </w:numPr>
+      </w:pPr>
+      <w:r>
+        <w:rPr>
+          <w:rStyle w:val="VerbatimChar"/>
+        </w:rPr>
+        <w:t xml:space="preserve">course.txt</w:t>
+      </w:r>
+      <w:r>
+        <w:t xml:space="preserve"> </w:t>
+      </w:r>
+      <w:r>
+        <w:t xml:space="preserve">— 24-course canonical course offering.</w:t>
+      </w:r>
+    </w:p>
+    <w:p>
+      <w:pPr>
         <w:pStyle w:val="Compact"/>
-      </w:pPr>
-      <w:r>
-        <w:rPr>
-          <w:rStyle w:val="VerbatimChar"/>
-        </w:rPr>
-        <w:t xml:space="preserve">course.txt</w:t>
-      </w:r>
-      <w:r>
-        <w:t xml:space="preserve"> </w:t>
-      </w:r>
-      <w:r>
-        <w:t xml:space="preserve">— 24-course canonical course offering.</w:t>
-      </w:r>
-    </w:p>
-    <w:p>
-      <w:pPr>
         <w:numPr>
           <w:ilvl w:val="0"/>
           <w:numId w:val="1006"/>
         </w:numPr>
+      </w:pPr>
+      <w:r>
+        <w:rPr>
+          <w:rStyle w:val="VerbatimChar"/>
+        </w:rPr>
+        <w:t xml:space="preserve">people.txt</w:t>
+      </w:r>
+      <w:r>
+        <w:t xml:space="preserve"> </w:t>
+      </w:r>
+      <w:r>
+        <w:t xml:space="preserve">— 267-person canonical roster (synthetic-but-realistic).</w:t>
+      </w:r>
+    </w:p>
+    <w:p>
+      <w:pPr>
         <w:pStyle w:val="Compact"/>
-      </w:pPr>
-      <w:r>
-        <w:rPr>
-          <w:rStyle w:val="VerbatimChar"/>
-        </w:rPr>
-        <w:t xml:space="preserve">people.txt</w:t>
-      </w:r>
-      <w:r>
-        <w:t xml:space="preserve"> </w:t>
-      </w:r>
-      <w:r>
-        <w:t xml:space="preserve">— 267-person canonical roster (synthetic-but-realistic).</w:t>
-      </w:r>
-    </w:p>
-    <w:p>
-      <w:pPr>
         <w:numPr>
           <w:ilvl w:val="0"/>
           <w:numId w:val="1006"/>
         </w:numPr>
+      </w:pPr>
+      <w:r>
+        <w:rPr>
+          <w:rStyle w:val="VerbatimChar"/>
+        </w:rPr>
+        <w:t xml:space="preserve">course_split.txt</w:t>
+      </w:r>
+      <w:r>
+        <w:t xml:space="preserve">,</w:t>
+      </w:r>
+      <w:r>
+        <w:t xml:space="preserve"> </w:t>
+      </w:r>
+      <w:r>
+        <w:rPr>
+          <w:rStyle w:val="VerbatimChar"/>
+        </w:rPr>
+        <w:t xml:space="preserve">course_whitespace.txt</w:t>
+      </w:r>
+      <w:r>
+        <w:t xml:space="preserve">,</w:t>
+      </w:r>
+      <w:r>
+        <w:t xml:space="preserve"> </w:t>
+      </w:r>
+      <w:r>
+        <w:rPr>
+          <w:rStyle w:val="VerbatimChar"/>
+        </w:rPr>
+        <w:t xml:space="preserve">people_*</w:t>
+      </w:r>
+      <w:r>
+        <w:t xml:space="preserve"> </w:t>
+      </w:r>
+      <w:r>
+        <w:t xml:space="preserve">— edge-case inputs used by the test suite.</w:t>
+      </w:r>
+    </w:p>
+    <w:p>
+      <w:pPr>
         <w:pStyle w:val="Compact"/>
-      </w:pPr>
-      <w:r>
-        <w:rPr>
-          <w:rStyle w:val="VerbatimChar"/>
-        </w:rPr>
-        <w:t xml:space="preserve">course_split.txt</w:t>
-      </w:r>
-      <w:r>
-        <w:t xml:space="preserve">,</w:t>
-      </w:r>
-      <w:r>
-        <w:t xml:space="preserve"> </w:t>
-      </w:r>
-      <w:r>
-        <w:rPr>
-          <w:rStyle w:val="VerbatimChar"/>
-        </w:rPr>
-        <w:t xml:space="preserve">course_whitespace.txt</w:t>
-      </w:r>
-      <w:r>
-        <w:t xml:space="preserve">,</w:t>
-      </w:r>
-      <w:r>
-        <w:t xml:space="preserve"> </w:t>
-      </w:r>
-      <w:r>
-        <w:rPr>
-          <w:rStyle w:val="VerbatimChar"/>
-        </w:rPr>
-        <w:t xml:space="preserve">people_*</w:t>
-      </w:r>
-      <w:r>
-        <w:t xml:space="preserve"> </w:t>
-      </w:r>
-      <w:r>
-        <w:t xml:space="preserve">— edge-case inputs used by the test suite.</w:t>
-      </w:r>
-    </w:p>
-    <w:p>
-      <w:pPr>
         <w:numPr>
           <w:ilvl w:val="0"/>
           <w:numId w:val="1006"/>
         </w:numPr>
-        <w:pStyle w:val="Compact"/>
       </w:pPr>
       <w:r>
         <w:rPr>
@@ -2627,15 +2826,15 @@
         <w:t xml:space="preserve">directories — failure-path inputs.</w:t>
       </w:r>
     </w:p>
+    <w:bookmarkEnd w:id="20"/>
+    <w:bookmarkStart w:id="21" w:name="Xd5b03b438285e546a5a6fe969c3cd981cb5bcbc"/>
     <w:p>
       <w:pPr>
         <w:pStyle w:val="Heading2"/>
       </w:pPr>
-      <w:bookmarkStart w:id="33" w:name="Xd5b03b438285e546a5a6fe969c3cd981cb5bcbc"/>
       <w:r>
         <w:t xml:space="preserve">9. Rollback</w:t>
       </w:r>
-      <w:bookmarkEnd w:id="33"/>
     </w:p>
     <w:p>
       <w:pPr>
@@ -2648,29 +2847,22 @@
     <w:tbl>
       <w:tblPr>
         <w:tblStyle w:val="Table"/>
-        <w:tblW w:type="pct" w:w="0.0"/>
-        <w:tblLook w:firstRow="1"/>
+        <w:tblW w:type="auto" w:w="0"/>
+        <w:tblLook w:firstRow="1" w:lastRow="0" w:firstColumn="0" w:lastColumn="0" w:noHBand="0" w:noVBand="0" w:val="0020"/>
       </w:tblPr>
       <w:tblGrid>
-        <w:gridCol w:w="4680"/>
-        <w:gridCol w:w="4680"/>
+        <w:gridCol w:w="3960"/>
+        <w:gridCol w:w="3960"/>
       </w:tblGrid>
-      <w:tblGrid/>
       <w:tr>
         <w:trPr>
-          <w:cnfStyle w:firstRow="1"/>
+          <w:tblHeader w:val="on"/>
         </w:trPr>
         <w:tc>
-          <w:tcPr>
-            <w:tcBorders>
-              <w:bottom w:val="single"/>
-            </w:tcBorders>
-            <w:vAlign w:val="bottom"/>
-          </w:tcPr>
+          <w:tcPr/>
           <w:p>
             <w:pPr>
               <w:pStyle w:val="Compact"/>
-              <w:jc w:val="left"/>
             </w:pPr>
             <w:r>
               <w:t xml:space="preserve">Situation</w:t>
@@ -2678,16 +2870,10 @@
           </w:p>
         </w:tc>
         <w:tc>
-          <w:tcPr>
-            <w:tcBorders>
-              <w:bottom w:val="single"/>
-            </w:tcBorders>
-            <w:vAlign w:val="bottom"/>
-          </w:tcPr>
+          <w:tcPr/>
           <w:p>
             <w:pPr>
               <w:pStyle w:val="Compact"/>
-              <w:jc w:val="left"/>
             </w:pPr>
             <w:r>
               <w:t xml:space="preserve">Action</w:t>
@@ -2697,10 +2883,10 @@
       </w:tr>
       <w:tr>
         <w:tc>
+          <w:tcPr/>
           <w:p>
             <w:pPr>
               <w:pStyle w:val="Compact"/>
-              <w:jc w:val="left"/>
             </w:pPr>
             <w:r>
               <w:t xml:space="preserve">Bad commit on</w:t>
@@ -2717,10 +2903,10 @@
           </w:p>
         </w:tc>
         <w:tc>
+          <w:tcPr/>
           <w:p>
             <w:pPr>
               <w:pStyle w:val="Compact"/>
-              <w:jc w:val="left"/>
             </w:pPr>
             <w:r>
               <w:rPr>
@@ -2754,10 +2940,10 @@
       </w:tr>
       <w:tr>
         <w:tc>
+          <w:tcPr/>
           <w:p>
             <w:pPr>
               <w:pStyle w:val="Compact"/>
-              <w:jc w:val="left"/>
             </w:pPr>
             <w:r>
               <w:t xml:space="preserve">Broken commit hard to revert (e.g., merge conflicts)</w:t>
@@ -2765,10 +2951,10 @@
           </w:p>
         </w:tc>
         <w:tc>
+          <w:tcPr/>
           <w:p>
             <w:pPr>
               <w:pStyle w:val="Compact"/>
-              <w:jc w:val="left"/>
             </w:pPr>
             <w:r>
               <w:t xml:space="preserve">Force-push</w:t>
@@ -2805,10 +2991,10 @@
       </w:tr>
       <w:tr>
         <w:tc>
+          <w:tcPr/>
           <w:p>
             <w:pPr>
               <w:pStyle w:val="Compact"/>
-              <w:jc w:val="left"/>
             </w:pPr>
             <w:r>
               <w:t xml:space="preserve">Flutter SDK pin moved unexpectedly</w:t>
@@ -2816,10 +3002,10 @@
           </w:p>
         </w:tc>
         <w:tc>
+          <w:tcPr/>
           <w:p>
             <w:pPr>
               <w:pStyle w:val="Compact"/>
-              <w:jc w:val="left"/>
             </w:pPr>
             <w:r>
               <w:t xml:space="preserve">Re-pin</w:t>
@@ -2859,10 +3045,10 @@
       </w:tr>
       <w:tr>
         <w:tc>
+          <w:tcPr/>
           <w:p>
             <w:pPr>
               <w:pStyle w:val="Compact"/>
-              <w:jc w:val="left"/>
             </w:pPr>
             <w:r>
               <w:t xml:space="preserve">EC2 itself is the problem</w:t>
@@ -2870,10 +3056,10 @@
           </w:p>
         </w:tc>
         <w:tc>
+          <w:tcPr/>
           <w:p>
             <w:pPr>
               <w:pStyle w:val="Compact"/>
-              <w:jc w:val="left"/>
             </w:pPr>
             <w:r>
               <w:t xml:space="preserve">See</w:t>
@@ -2932,389 +3118,394 @@
         <w:t xml:space="preserve">rollback can happen without rebuilding.</w:t>
       </w:r>
     </w:p>
+    <w:bookmarkEnd w:id="21"/>
+    <w:bookmarkStart w:id="22" w:name="Xc135798709bb1e3a4dd46f0aa82f5564a9172c4"/>
     <w:p>
       <w:pPr>
         <w:pStyle w:val="Heading2"/>
       </w:pPr>
-      <w:bookmarkStart w:id="34" w:name="Xc135798709bb1e3a4dd46f0aa82f5564a9172c4"/>
       <w:r>
         <w:t xml:space="preserve">10. Third-Party Setup</w:t>
       </w:r>
-      <w:bookmarkEnd w:id="34"/>
-    </w:p>
-    <w:p>
-      <w:pPr>
+    </w:p>
+    <w:p>
+      <w:pPr>
+        <w:pStyle w:val="Compact"/>
         <w:numPr>
           <w:ilvl w:val="0"/>
           <w:numId w:val="1007"/>
         </w:numPr>
+      </w:pPr>
+      <w:r>
+        <w:rPr>
+          <w:b/>
+          <w:bCs/>
+        </w:rPr>
+        <w:t xml:space="preserve">GitHub.</w:t>
+      </w:r>
+      <w:r>
+        <w:t xml:space="preserve"> </w:t>
+      </w:r>
+      <w:r>
+        <w:t xml:space="preserve">The stakeholder must have</w:t>
+      </w:r>
+      <w:r>
+        <w:t xml:space="preserve"> </w:t>
+      </w:r>
+      <w:r>
+        <w:rPr>
+          <w:b/>
+          <w:bCs/>
+        </w:rPr>
+        <w:t xml:space="preserve">Owner/Admin</w:t>
+      </w:r>
+      <w:r>
+        <w:t xml:space="preserve"> </w:t>
+      </w:r>
+      <w:r>
+        <w:t xml:space="preserve">on</w:t>
+      </w:r>
+      <w:r>
+        <w:t xml:space="preserve"> </w:t>
+      </w:r>
+      <w:r>
+        <w:rPr>
+          <w:rStyle w:val="VerbatimChar"/>
+        </w:rPr>
+        <w:t xml:space="preserve">Omnilore-DB/Scheduler</w:t>
+      </w:r>
+      <w:r>
+        <w:t xml:space="preserve"> </w:t>
+      </w:r>
+      <w:r>
+        <w:t xml:space="preserve">and on Actions secrets. Required to manage secrets and to merge to</w:t>
+      </w:r>
+      <w:r>
+        <w:t xml:space="preserve"> </w:t>
+      </w:r>
+      <w:r>
+        <w:rPr>
+          <w:rStyle w:val="VerbatimChar"/>
+        </w:rPr>
+        <w:t xml:space="preserve">main</w:t>
+      </w:r>
+      <w:r>
+        <w:t xml:space="preserve">.</w:t>
+      </w:r>
+    </w:p>
+    <w:p>
+      <w:pPr>
         <w:pStyle w:val="Compact"/>
-      </w:pPr>
-      <w:r>
-        <w:rPr>
-          <w:b/>
-        </w:rPr>
-        <w:t xml:space="preserve">GitHub.</w:t>
-      </w:r>
-      <w:r>
-        <w:t xml:space="preserve"> </w:t>
-      </w:r>
-      <w:r>
-        <w:t xml:space="preserve">The stakeholder must have</w:t>
-      </w:r>
-      <w:r>
-        <w:t xml:space="preserve"> </w:t>
-      </w:r>
-      <w:r>
-        <w:rPr>
-          <w:b/>
-        </w:rPr>
-        <w:t xml:space="preserve">Owner/Admin</w:t>
-      </w:r>
-      <w:r>
-        <w:t xml:space="preserve"> </w:t>
-      </w:r>
-      <w:r>
-        <w:t xml:space="preserve">on</w:t>
-      </w:r>
-      <w:r>
-        <w:t xml:space="preserve"> </w:t>
-      </w:r>
-      <w:r>
-        <w:rPr>
-          <w:rStyle w:val="VerbatimChar"/>
-        </w:rPr>
-        <w:t xml:space="preserve">Omnilore-DB/Scheduler</w:t>
-      </w:r>
-      <w:r>
-        <w:t xml:space="preserve"> </w:t>
-      </w:r>
-      <w:r>
-        <w:t xml:space="preserve">and on Actions secrets. Required to manage secrets and to merge to</w:t>
-      </w:r>
-      <w:r>
-        <w:t xml:space="preserve"> </w:t>
-      </w:r>
-      <w:r>
-        <w:rPr>
-          <w:rStyle w:val="VerbatimChar"/>
-        </w:rPr>
-        <w:t xml:space="preserve">main</w:t>
-      </w:r>
-      <w:r>
-        <w:t xml:space="preserve">.</w:t>
-      </w:r>
-    </w:p>
-    <w:p>
-      <w:pPr>
         <w:numPr>
           <w:ilvl w:val="0"/>
           <w:numId w:val="1007"/>
         </w:numPr>
+      </w:pPr>
+      <w:r>
+        <w:rPr>
+          <w:b/>
+          <w:bCs/>
+        </w:rPr>
+        <w:t xml:space="preserve">AWS.</w:t>
+      </w:r>
+      <w:r>
+        <w:t xml:space="preserve"> </w:t>
+      </w:r>
+      <w:r>
+        <w:t xml:space="preserve">The stakeholder owns the EC2 instance (host:</w:t>
+      </w:r>
+      <w:r>
+        <w:t xml:space="preserve"> </w:t>
+      </w:r>
+      <w:r>
+        <w:rPr>
+          <w:rStyle w:val="VerbatimChar"/>
+        </w:rPr>
+        <w:t xml:space="preserve">scheduler.omnilore.org</w:t>
+      </w:r>
+      <w:r>
+        <w:t xml:space="preserve">), the security group</w:t>
+      </w:r>
+      <w:r>
+        <w:t xml:space="preserve"> </w:t>
+      </w:r>
+      <w:r>
+        <w:rPr>
+          <w:rStyle w:val="VerbatimChar"/>
+        </w:rPr>
+        <w:t xml:space="preserve">AWS_SG_ID</w:t>
+      </w:r>
+      <w:r>
+        <w:t xml:space="preserve">, and the IAM user/role whose access keys are stored as GitHub secrets. The IAM user needs at minimum:</w:t>
+      </w:r>
+    </w:p>
+    <w:p>
+      <w:pPr>
         <w:pStyle w:val="Compact"/>
-      </w:pPr>
-      <w:r>
-        <w:rPr>
-          <w:b/>
-        </w:rPr>
-        <w:t xml:space="preserve">AWS.</w:t>
-      </w:r>
-      <w:r>
-        <w:t xml:space="preserve"> </w:t>
-      </w:r>
-      <w:r>
-        <w:t xml:space="preserve">The stakeholder owns the EC2 instance (host:</w:t>
-      </w:r>
-      <w:r>
-        <w:t xml:space="preserve"> </w:t>
-      </w:r>
-      <w:r>
-        <w:rPr>
-          <w:rStyle w:val="VerbatimChar"/>
-        </w:rPr>
-        <w:t xml:space="preserve">scheduler.omnilore.org</w:t>
-      </w:r>
-      <w:r>
-        <w:t xml:space="preserve">), the security group</w:t>
-      </w:r>
-      <w:r>
-        <w:t xml:space="preserve"> </w:t>
-      </w:r>
-      <w:r>
-        <w:rPr>
-          <w:rStyle w:val="VerbatimChar"/>
-        </w:rPr>
-        <w:t xml:space="preserve">AWS_SG_ID</w:t>
-      </w:r>
-      <w:r>
-        <w:t xml:space="preserve">, and the IAM user/role whose access keys are stored as GitHub secrets. The IAM user needs at minimum:</w:t>
-      </w:r>
-    </w:p>
-    <w:p>
-      <w:pPr>
         <w:numPr>
           <w:ilvl w:val="1"/>
           <w:numId w:val="1008"/>
         </w:numPr>
+      </w:pPr>
+      <w:r>
+        <w:rPr>
+          <w:rStyle w:val="VerbatimChar"/>
+        </w:rPr>
+        <w:t xml:space="preserve">ec2:AuthorizeSecurityGroupIngress</w:t>
+      </w:r>
+      <w:r>
+        <w:t xml:space="preserve">,</w:t>
+      </w:r>
+      <w:r>
+        <w:t xml:space="preserve"> </w:t>
+      </w:r>
+      <w:r>
+        <w:rPr>
+          <w:rStyle w:val="VerbatimChar"/>
+        </w:rPr>
+        <w:t xml:space="preserve">ec2:RevokeSecurityGroupIngress</w:t>
+      </w:r>
+      <w:r>
+        <w:t xml:space="preserve"> </w:t>
+      </w:r>
+      <w:r>
+        <w:t xml:space="preserve">on</w:t>
+      </w:r>
+      <w:r>
+        <w:t xml:space="preserve"> </w:t>
+      </w:r>
+      <w:r>
+        <w:rPr>
+          <w:rStyle w:val="VerbatimChar"/>
+        </w:rPr>
+        <w:t xml:space="preserve">AWS_SG_ID</w:t>
+      </w:r>
+      <w:r>
+        <w:t xml:space="preserve">.</w:t>
+      </w:r>
+    </w:p>
+    <w:p>
+      <w:pPr>
         <w:pStyle w:val="Compact"/>
-      </w:pPr>
-      <w:r>
-        <w:rPr>
-          <w:rStyle w:val="VerbatimChar"/>
-        </w:rPr>
-        <w:t xml:space="preserve">ec2:AuthorizeSecurityGroupIngress</w:t>
-      </w:r>
-      <w:r>
-        <w:t xml:space="preserve">,</w:t>
-      </w:r>
-      <w:r>
-        <w:t xml:space="preserve"> </w:t>
-      </w:r>
-      <w:r>
-        <w:rPr>
-          <w:rStyle w:val="VerbatimChar"/>
-        </w:rPr>
-        <w:t xml:space="preserve">ec2:RevokeSecurityGroupIngress</w:t>
-      </w:r>
-      <w:r>
-        <w:t xml:space="preserve"> </w:t>
-      </w:r>
-      <w:r>
-        <w:t xml:space="preserve">on</w:t>
-      </w:r>
-      <w:r>
-        <w:t xml:space="preserve"> </w:t>
-      </w:r>
-      <w:r>
-        <w:rPr>
-          <w:rStyle w:val="VerbatimChar"/>
-        </w:rPr>
-        <w:t xml:space="preserve">AWS_SG_ID</w:t>
-      </w:r>
-      <w:r>
-        <w:t xml:space="preserve">.</w:t>
-      </w:r>
-    </w:p>
-    <w:p>
-      <w:pPr>
         <w:numPr>
           <w:ilvl w:val="1"/>
           <w:numId w:val="1008"/>
         </w:numPr>
+      </w:pPr>
+      <w:r>
+        <w:t xml:space="preserve">SSH connectivity to the instance via</w:t>
+      </w:r>
+      <w:r>
+        <w:t xml:space="preserve"> </w:t>
+      </w:r>
+      <w:r>
+        <w:rPr>
+          <w:rStyle w:val="VerbatimChar"/>
+        </w:rPr>
+        <w:t xml:space="preserve">EC2_SSH_KEY</w:t>
+      </w:r>
+      <w:r>
+        <w:t xml:space="preserve"> </w:t>
+      </w:r>
+      <w:r>
+        <w:t xml:space="preserve">(key-pair on the instance).</w:t>
+      </w:r>
+    </w:p>
+    <w:p>
+      <w:pPr>
         <w:pStyle w:val="Compact"/>
-      </w:pPr>
-      <w:r>
-        <w:t xml:space="preserve">SSH connectivity to the instance via</w:t>
-      </w:r>
-      <w:r>
-        <w:t xml:space="preserve"> </w:t>
-      </w:r>
-      <w:r>
-        <w:rPr>
-          <w:rStyle w:val="VerbatimChar"/>
-        </w:rPr>
-        <w:t xml:space="preserve">EC2_SSH_KEY</w:t>
-      </w:r>
-      <w:r>
-        <w:t xml:space="preserve"> </w:t>
-      </w:r>
-      <w:r>
-        <w:t xml:space="preserve">(key-pair on the instance).</w:t>
-      </w:r>
-    </w:p>
-    <w:p>
-      <w:pPr>
         <w:numPr>
           <w:ilvl w:val="1"/>
           <w:numId w:val="1008"/>
         </w:numPr>
+      </w:pPr>
+      <w:r>
+        <w:t xml:space="preserve">The instance must run a static web server (today: nginx or Apache) configured to serve</w:t>
+      </w:r>
+      <w:r>
+        <w:t xml:space="preserve"> </w:t>
+      </w:r>
+      <w:r>
+        <w:rPr>
+          <w:rStyle w:val="VerbatimChar"/>
+        </w:rPr>
+        <w:t xml:space="preserve">/var/www/html</w:t>
+      </w:r>
+      <w:r>
+        <w:t xml:space="preserve">.</w:t>
+      </w:r>
+    </w:p>
+    <w:p>
+      <w:pPr>
         <w:pStyle w:val="Compact"/>
-      </w:pPr>
-      <w:r>
-        <w:t xml:space="preserve">The instance must run a static web server (today: nginx or Apache) configured to serve</w:t>
-      </w:r>
-      <w:r>
-        <w:t xml:space="preserve"> </w:t>
-      </w:r>
-      <w:r>
-        <w:rPr>
-          <w:rStyle w:val="VerbatimChar"/>
-        </w:rPr>
-        <w:t xml:space="preserve">/var/www/html</w:t>
-      </w:r>
-      <w:r>
-        <w:t xml:space="preserve">.</w:t>
-      </w:r>
-    </w:p>
-    <w:p>
-      <w:pPr>
         <w:numPr>
           <w:ilvl w:val="0"/>
           <w:numId w:val="1007"/>
         </w:numPr>
+      </w:pPr>
+      <w:r>
+        <w:rPr>
+          <w:b/>
+          <w:bCs/>
+        </w:rPr>
+        <w:t xml:space="preserve">DNS.</w:t>
+      </w:r>
+      <w:r>
+        <w:t xml:space="preserve"> </w:t>
+      </w:r>
+      <w:r>
+        <w:rPr>
+          <w:rStyle w:val="VerbatimChar"/>
+        </w:rPr>
+        <w:t xml:space="preserve">scheduler.omnilore.org</w:t>
+      </w:r>
+      <w:r>
+        <w:t xml:space="preserve"> </w:t>
+      </w:r>
+      <w:r>
+        <w:t xml:space="preserve">is an A record pointing at the EC2 instance's public IP (managed in Omnilore's DNS provider; Route 53 if Omnilore moves DNS to AWS).</w:t>
+      </w:r>
+    </w:p>
+    <w:p>
+      <w:pPr>
         <w:pStyle w:val="Compact"/>
-      </w:pPr>
-      <w:r>
-        <w:rPr>
-          <w:b/>
-        </w:rPr>
-        <w:t xml:space="preserve">DNS.</w:t>
-      </w:r>
-      <w:r>
-        <w:t xml:space="preserve"> </w:t>
-      </w:r>
-      <w:r>
-        <w:rPr>
-          <w:rStyle w:val="VerbatimChar"/>
-        </w:rPr>
-        <w:t xml:space="preserve">scheduler.omnilore.org</w:t>
-      </w:r>
-      <w:r>
-        <w:t xml:space="preserve"> </w:t>
-      </w:r>
-      <w:r>
-        <w:t xml:space="preserve">is an A record pointing at the EC2 instance's public IP (managed in Omnilore's DNS provider; Route 53 if Omnilore moves DNS to AWS).</w:t>
-      </w:r>
-    </w:p>
-    <w:p>
-      <w:pPr>
         <w:numPr>
           <w:ilvl w:val="0"/>
           <w:numId w:val="1007"/>
         </w:numPr>
+      </w:pPr>
+      <w:r>
+        <w:rPr>
+          <w:b/>
+          <w:bCs/>
+        </w:rPr>
+        <w:t xml:space="preserve">No third-party SaaS</w:t>
+      </w:r>
+      <w:r>
+        <w:t xml:space="preserve"> </w:t>
+      </w:r>
+      <w:r>
+        <w:t xml:space="preserve">other than GitHub Actions and AWS is required to build, test, or run the application.</w:t>
+      </w:r>
+    </w:p>
+    <w:bookmarkEnd w:id="22"/>
+    <w:bookmarkStart w:id="23" w:name="X7f29d10cfcd3cdc95fed865c46a09cf6c619d57"/>
+    <w:p>
+      <w:pPr>
+        <w:pStyle w:val="Heading2"/>
+      </w:pPr>
+      <w:r>
+        <w:t xml:space="preserve">11. Switching from</w:t>
+      </w:r>
+      <w:r>
+        <w:t xml:space="preserve"> </w:t>
+      </w:r>
+      <w:r>
+        <w:rPr>
+          <w:rStyle w:val="VerbatimChar"/>
+        </w:rPr>
+        <w:t xml:space="preserve">http://</w:t>
+      </w:r>
+      <w:r>
+        <w:t xml:space="preserve"> </w:t>
+      </w:r>
+      <w:r>
+        <w:t xml:space="preserve">to</w:t>
+      </w:r>
+      <w:r>
+        <w:t xml:space="preserve"> </w:t>
+      </w:r>
+      <w:r>
+        <w:rPr>
+          <w:rStyle w:val="VerbatimChar"/>
+        </w:rPr>
+        <w:t xml:space="preserve">https://</w:t>
+      </w:r>
+      <w:r>
+        <w:t xml:space="preserve"> </w:t>
+      </w:r>
+      <w:r>
+        <w:t xml:space="preserve">(recommended)</w:t>
+      </w:r>
+    </w:p>
+    <w:p>
+      <w:pPr>
+        <w:pStyle w:val="FirstParagraph"/>
+      </w:pPr>
+      <w:r>
+        <w:t xml:space="preserve">Today the site is served over HTTP. Adding TLS does not change the application code; it changes the EC2 web-server config:</w:t>
+      </w:r>
+    </w:p>
+    <w:p>
+      <w:pPr>
         <w:pStyle w:val="Compact"/>
-      </w:pPr>
-      <w:r>
-        <w:rPr>
-          <w:b/>
-        </w:rPr>
-        <w:t xml:space="preserve">No third-party SaaS</w:t>
-      </w:r>
-      <w:r>
-        <w:t xml:space="preserve"> </w:t>
-      </w:r>
-      <w:r>
-        <w:t xml:space="preserve">other than GitHub Actions and AWS is required to build, test, or run the application.</w:t>
-      </w:r>
-    </w:p>
-    <w:p>
-      <w:pPr>
-        <w:pStyle w:val="Heading2"/>
-      </w:pPr>
-      <w:bookmarkStart w:id="35" w:name="X7f29d10cfcd3cdc95fed865c46a09cf6c619d57"/>
-      <w:r>
-        <w:t xml:space="preserve">11. Switching from</w:t>
-      </w:r>
-      <w:r>
-        <w:t xml:space="preserve"> </w:t>
-      </w:r>
-      <w:r>
-        <w:rPr>
-          <w:rStyle w:val="VerbatimChar"/>
-        </w:rPr>
-        <w:t xml:space="preserve">http://</w:t>
-      </w:r>
-      <w:r>
-        <w:t xml:space="preserve"> </w:t>
-      </w:r>
-      <w:r>
-        <w:t xml:space="preserve">to</w:t>
-      </w:r>
-      <w:r>
-        <w:t xml:space="preserve"> </w:t>
-      </w:r>
-      <w:r>
-        <w:rPr>
-          <w:rStyle w:val="VerbatimChar"/>
-        </w:rPr>
-        <w:t xml:space="preserve">https://</w:t>
-      </w:r>
-      <w:r>
-        <w:t xml:space="preserve"> </w:t>
-      </w:r>
-      <w:r>
-        <w:t xml:space="preserve">(recommended)</w:t>
-      </w:r>
-      <w:bookmarkEnd w:id="35"/>
-    </w:p>
-    <w:p>
-      <w:pPr>
-        <w:pStyle w:val="FirstParagraph"/>
-      </w:pPr>
-      <w:r>
-        <w:t xml:space="preserve">Today the site is served over HTTP. Adding TLS does not change the application code; it changes the EC2 web-server config:</w:t>
-      </w:r>
-    </w:p>
-    <w:p>
-      <w:pPr>
         <w:numPr>
           <w:ilvl w:val="0"/>
           <w:numId w:val="1009"/>
         </w:numPr>
+      </w:pPr>
+      <w:r>
+        <w:t xml:space="preserve">Issue a Let's Encrypt cert via</w:t>
+      </w:r>
+      <w:r>
+        <w:t xml:space="preserve"> </w:t>
+      </w:r>
+      <w:r>
+        <w:rPr>
+          <w:rStyle w:val="VerbatimChar"/>
+        </w:rPr>
+        <w:t xml:space="preserve">certbot --nginx</w:t>
+      </w:r>
+      <w:r>
+        <w:t xml:space="preserve"> </w:t>
+      </w:r>
+      <w:r>
+        <w:t xml:space="preserve">(or Apache equivalent) for</w:t>
+      </w:r>
+      <w:r>
+        <w:t xml:space="preserve"> </w:t>
+      </w:r>
+      <w:r>
+        <w:rPr>
+          <w:rStyle w:val="VerbatimChar"/>
+        </w:rPr>
+        <w:t xml:space="preserve">scheduler.omnilore.org</w:t>
+      </w:r>
+      <w:r>
+        <w:t xml:space="preserve">.</w:t>
+      </w:r>
+    </w:p>
+    <w:p>
+      <w:pPr>
         <w:pStyle w:val="Compact"/>
-      </w:pPr>
-      <w:r>
-        <w:t xml:space="preserve">Issue a Let's Encrypt cert via</w:t>
-      </w:r>
-      <w:r>
-        <w:t xml:space="preserve"> </w:t>
-      </w:r>
-      <w:r>
-        <w:rPr>
-          <w:rStyle w:val="VerbatimChar"/>
-        </w:rPr>
-        <w:t xml:space="preserve">certbot --nginx</w:t>
-      </w:r>
-      <w:r>
-        <w:t xml:space="preserve"> </w:t>
-      </w:r>
-      <w:r>
-        <w:t xml:space="preserve">(or Apache equivalent) for</w:t>
-      </w:r>
-      <w:r>
-        <w:t xml:space="preserve"> </w:t>
-      </w:r>
-      <w:r>
-        <w:rPr>
-          <w:rStyle w:val="VerbatimChar"/>
-        </w:rPr>
-        <w:t xml:space="preserve">scheduler.omnilore.org</w:t>
-      </w:r>
-      <w:r>
-        <w:t xml:space="preserve">.</w:t>
-      </w:r>
-    </w:p>
-    <w:p>
-      <w:pPr>
         <w:numPr>
           <w:ilvl w:val="0"/>
           <w:numId w:val="1009"/>
         </w:numPr>
+      </w:pPr>
+      <w:r>
+        <w:t xml:space="preserve">Confirm renewal cron is in place.</w:t>
+      </w:r>
+    </w:p>
+    <w:p>
+      <w:pPr>
         <w:pStyle w:val="Compact"/>
-      </w:pPr>
-      <w:r>
-        <w:t xml:space="preserve">Confirm renewal cron is in place.</w:t>
-      </w:r>
-    </w:p>
-    <w:p>
-      <w:pPr>
         <w:numPr>
           <w:ilvl w:val="0"/>
           <w:numId w:val="1009"/>
         </w:numPr>
+      </w:pPr>
+      <w:r>
+        <w:t xml:space="preserve">Update DNS only if the host changes; otherwise the cert applies to the existing A record.</w:t>
+      </w:r>
+    </w:p>
+    <w:p>
+      <w:pPr>
         <w:pStyle w:val="Compact"/>
-      </w:pPr>
-      <w:r>
-        <w:t xml:space="preserve">Update DNS only if the host changes; otherwise the cert applies to the existing A record.</w:t>
-      </w:r>
-    </w:p>
-    <w:p>
-      <w:pPr>
         <w:numPr>
           <w:ilvl w:val="0"/>
           <w:numId w:val="1009"/>
         </w:numPr>
-        <w:pStyle w:val="Compact"/>
       </w:pPr>
       <w:r>
         <w:t xml:space="preserve">Update</w:t>
@@ -3364,15 +3555,15 @@
         <w:t xml:space="preserve">This is filed as P1 in the backlog.</w:t>
       </w:r>
     </w:p>
+    <w:bookmarkEnd w:id="23"/>
+    <w:bookmarkStart w:id="24" w:name="X44f3018d44c4a3a1c3ae79ed5050b393cfcb790"/>
     <w:p>
       <w:pPr>
         <w:pStyle w:val="Heading2"/>
       </w:pPr>
-      <w:bookmarkStart w:id="36" w:name="X44f3018d44c4a3a1c3ae79ed5050b393cfcb790"/>
       <w:r>
         <w:t xml:space="preserve">12. Quick reference</w:t>
       </w:r>
-      <w:bookmarkEnd w:id="36"/>
     </w:p>
     <w:p>
       <w:pPr>
@@ -3451,7 +3642,25 @@
         <w:rPr>
           <w:rStyle w:val="NormalTok"/>
         </w:rPr>
-        <w:t xml:space="preserve"> run -d chrome              # local dev</w:t>
+        <w:t xml:space="preserve"> run </w:t>
+      </w:r>
+      <w:r>
+        <w:rPr>
+          <w:rStyle w:val="AttributeTok"/>
+        </w:rPr>
+        <w:t xml:space="preserve">-d</w:t>
+      </w:r>
+      <w:r>
+        <w:rPr>
+          <w:rStyle w:val="NormalTok"/>
+        </w:rPr>
+        <w:t xml:space="preserve"> chrome              </w:t>
+      </w:r>
+      <w:r>
+        <w:rPr>
+          <w:rStyle w:val="CommentTok"/>
+        </w:rPr>
+        <w:t xml:space="preserve"># local dev</w:t>
       </w:r>
       <w:r>
         <w:br/>
@@ -3466,7 +3675,25 @@
         <w:rPr>
           <w:rStyle w:val="NormalTok"/>
         </w:rPr>
-        <w:t xml:space="preserve"> build web --release        # what CI deploys</w:t>
+        <w:t xml:space="preserve"> build web </w:t>
+      </w:r>
+      <w:r>
+        <w:rPr>
+          <w:rStyle w:val="AttributeTok"/>
+        </w:rPr>
+        <w:t xml:space="preserve">--release</w:t>
+      </w:r>
+      <w:r>
+        <w:rPr>
+          <w:rStyle w:val="NormalTok"/>
+        </w:rPr>
+        <w:t xml:space="preserve">        </w:t>
+      </w:r>
+      <w:r>
+        <w:rPr>
+          <w:rStyle w:val="CommentTok"/>
+        </w:rPr>
+        <w:t xml:space="preserve"># what CI deploys</w:t>
       </w:r>
       <w:r>
         <w:br/>
@@ -3493,7 +3720,13 @@
         <w:rPr>
           <w:rStyle w:val="NormalTok"/>
         </w:rPr>
-        <w:t xml:space="preserve">         # PR + push to main</w:t>
+        <w:t xml:space="preserve">         </w:t>
+      </w:r>
+      <w:r>
+        <w:rPr>
+          <w:rStyle w:val="CommentTok"/>
+        </w:rPr>
+        <w:t xml:space="preserve"># PR + push to main</w:t>
       </w:r>
       <w:r>
         <w:br/>
@@ -3508,7 +3741,13 @@
         <w:rPr>
           <w:rStyle w:val="NormalTok"/>
         </w:rPr>
-        <w:t xml:space="preserve">       # push to main → EC2</w:t>
+        <w:t xml:space="preserve">       </w:t>
+      </w:r>
+      <w:r>
+        <w:rPr>
+          <w:rStyle w:val="CommentTok"/>
+        </w:rPr>
+        <w:t xml:space="preserve"># push to main → EC2</w:t>
       </w:r>
       <w:r>
         <w:br/>
@@ -3529,16 +3768,16 @@
         <w:rPr>
           <w:rStyle w:val="ExtensionTok"/>
         </w:rPr>
-        <w:t xml:space="preserve">http</w:t>
-      </w:r>
-      <w:r>
-        <w:rPr>
-          <w:rStyle w:val="NormalTok"/>
-        </w:rPr>
-        <w:t xml:space="preserve">://scheduler.omnilore.org</w:t>
-      </w:r>
-    </w:p>
-    <w:sectPr/>
+        <w:t xml:space="preserve">http://scheduler.omnilore.org</w:t>
+      </w:r>
+    </w:p>
+    <w:bookmarkEnd w:id="24"/>
+    <w:bookmarkEnd w:id="25"/>
+    <w:sectPr>
+      <w:footnotePr>
+        <w:numRestart w:val="eachSect"/>
+      </w:footnotePr>
+    </w:sectPr>
   </w:body>
 </w:document>
 </file>
@@ -3569,17 +3808,14 @@
 <file path=word/numbering.xml><?xml version="1.0" encoding="utf-8"?>
 <w:numbering xmlns:w="http://schemas.openxmlformats.org/wordprocessingml/2006/main">
   <w:abstractNum w:abstractNumId="990">
-    <w:nsid w:val="2c1ae401"/>
+    <w:nsid w:val="0000A990"/>
     <w:multiLevelType w:val="multilevel"/>
     <w:lvl w:ilvl="0">
       <w:numFmt w:val="bullet"/>
       <w:lvlText w:val=" "/>
       <w:lvlJc w:val="left"/>
       <w:pPr>
-        <w:tabs>
-          <w:tab w:val="num" w:pos="0"/>
-        </w:tabs>
-        <w:ind w:left="480" w:hanging="480"/>
+        <w:ind w:left="720" w:hanging="360"/>
       </w:pPr>
     </w:lvl>
     <w:lvl w:ilvl="1">
@@ -3587,10 +3823,7 @@
       <w:lvlText w:val=" "/>
       <w:lvlJc w:val="left"/>
       <w:pPr>
-        <w:tabs>
-          <w:tab w:val="num" w:pos="720"/>
-        </w:tabs>
-        <w:ind w:left="1200" w:hanging="480"/>
+        <w:ind w:left="1440" w:hanging="360"/>
       </w:pPr>
     </w:lvl>
     <w:lvl w:ilvl="2">
@@ -3598,10 +3831,7 @@
       <w:lvlText w:val=" "/>
       <w:lvlJc w:val="left"/>
       <w:pPr>
-        <w:tabs>
-          <w:tab w:val="num" w:pos="1440"/>
-        </w:tabs>
-        <w:ind w:left="1920" w:hanging="480"/>
+        <w:ind w:left="2160" w:hanging="360"/>
       </w:pPr>
     </w:lvl>
     <w:lvl w:ilvl="3">
@@ -3609,10 +3839,7 @@
       <w:lvlText w:val=" "/>
       <w:lvlJc w:val="left"/>
       <w:pPr>
-        <w:tabs>
-          <w:tab w:val="num" w:pos="2160"/>
-        </w:tabs>
-        <w:ind w:left="2640" w:hanging="480"/>
+        <w:ind w:left="2880" w:hanging="360"/>
       </w:pPr>
     </w:lvl>
     <w:lvl w:ilvl="4">
@@ -3620,10 +3847,7 @@
       <w:lvlText w:val=" "/>
       <w:lvlJc w:val="left"/>
       <w:pPr>
-        <w:tabs>
-          <w:tab w:val="num" w:pos="2880"/>
-        </w:tabs>
-        <w:ind w:left="3360" w:hanging="480"/>
+        <w:ind w:left="3600" w:hanging="360"/>
       </w:pPr>
     </w:lvl>
     <w:lvl w:ilvl="5">
@@ -3631,10 +3855,7 @@
       <w:lvlText w:val=" "/>
       <w:lvlJc w:val="left"/>
       <w:pPr>
-        <w:tabs>
-          <w:tab w:val="num" w:pos="3600"/>
-        </w:tabs>
-        <w:ind w:left="4080" w:hanging="480"/>
+        <w:ind w:left="4320" w:hanging="360"/>
       </w:pPr>
     </w:lvl>
     <w:lvl w:ilvl="6">
@@ -3642,10 +3863,7 @@
       <w:lvlText w:val=" "/>
       <w:lvlJc w:val="left"/>
       <w:pPr>
-        <w:tabs>
-          <w:tab w:val="num" w:pos="4320"/>
-        </w:tabs>
-        <w:ind w:left="4800" w:hanging="480"/>
+        <w:ind w:left="5040" w:hanging="360"/>
       </w:pPr>
     </w:lvl>
     <w:lvl w:ilvl="7">
@@ -3653,10 +3871,7 @@
       <w:lvlText w:val=" "/>
       <w:lvlJc w:val="left"/>
       <w:pPr>
-        <w:tabs>
-          <w:tab w:val="num" w:pos="5040"/>
-        </w:tabs>
-        <w:ind w:left="5520" w:hanging="480"/>
+        <w:ind w:left="5760" w:hanging="360"/>
       </w:pPr>
     </w:lvl>
     <w:lvl w:ilvl="8">
@@ -3664,15 +3879,12 @@
       <w:lvlText w:val=" "/>
       <w:lvlJc w:val="left"/>
       <w:pPr>
-        <w:tabs>
-          <w:tab w:val="num" w:pos="5760"/>
-        </w:tabs>
-        <w:ind w:left="6240" w:hanging="480"/>
+        <w:ind w:left="6480" w:hanging="360"/>
       </w:pPr>
     </w:lvl>
   </w:abstractNum>
-  <w:abstractNum w:abstractNumId="99211">
-    <w:nsid w:val="ea454b4c"/>
+  <w:abstractNum w:abstractNumId="99411">
+    <w:nsid w:val="00A99411"/>
     <w:multiLevelType w:val="multilevel"/>
     <w:lvl w:ilvl="0">
       <w:start w:val="1"/>
@@ -3680,34 +3892,25 @@
       <w:lvlText w:val="%1."/>
       <w:lvlJc w:val="left"/>
       <w:pPr>
-        <w:tabs>
-          <w:tab w:val="num" w:pos="0"/>
-        </w:tabs>
-        <w:ind w:left="480" w:hanging="480"/>
+        <w:ind w:left="720" w:hanging="360"/>
       </w:pPr>
     </w:lvl>
     <w:lvl w:ilvl="1">
       <w:start w:val="1"/>
-      <w:numFmt w:val="lowerLetter"/>
+      <w:numFmt w:val="decimal"/>
       <w:lvlText w:val="%2."/>
       <w:lvlJc w:val="left"/>
       <w:pPr>
-        <w:tabs>
-          <w:tab w:val="num" w:pos="720"/>
-        </w:tabs>
-        <w:ind w:left="1200" w:hanging="480"/>
+        <w:ind w:left="1440" w:hanging="360"/>
       </w:pPr>
     </w:lvl>
     <w:lvl w:ilvl="2">
       <w:start w:val="1"/>
-      <w:numFmt w:val="lowerRoman"/>
+      <w:numFmt w:val="decimal"/>
       <w:lvlText w:val="%3."/>
       <w:lvlJc w:val="left"/>
       <w:pPr>
-        <w:tabs>
-          <w:tab w:val="num" w:pos="1440"/>
-        </w:tabs>
-        <w:ind w:left="1920" w:hanging="480"/>
+        <w:ind w:left="2160" w:hanging="360"/>
       </w:pPr>
     </w:lvl>
     <w:lvl w:ilvl="3">
@@ -3716,34 +3919,25 @@
       <w:lvlText w:val="%4."/>
       <w:lvlJc w:val="left"/>
       <w:pPr>
-        <w:tabs>
-          <w:tab w:val="num" w:pos="2160"/>
-        </w:tabs>
-        <w:ind w:left="2640" w:hanging="480"/>
+        <w:ind w:left="2880" w:hanging="360"/>
       </w:pPr>
     </w:lvl>
     <w:lvl w:ilvl="4">
       <w:start w:val="1"/>
-      <w:numFmt w:val="lowerLetter"/>
+      <w:numFmt w:val="decimal"/>
       <w:lvlText w:val="%5."/>
       <w:lvlJc w:val="left"/>
       <w:pPr>
-        <w:tabs>
-          <w:tab w:val="num" w:pos="2880"/>
-        </w:tabs>
-        <w:ind w:left="3360" w:hanging="480"/>
+        <w:ind w:left="3600" w:hanging="360"/>
       </w:pPr>
     </w:lvl>
     <w:lvl w:ilvl="5">
       <w:start w:val="1"/>
-      <w:numFmt w:val="lowerRoman"/>
+      <w:numFmt w:val="decimal"/>
       <w:lvlText w:val="%6."/>
       <w:lvlJc w:val="left"/>
       <w:pPr>
-        <w:tabs>
-          <w:tab w:val="num" w:pos="3600"/>
-        </w:tabs>
-        <w:ind w:left="4080" w:hanging="480"/>
+        <w:ind w:left="4320" w:hanging="360"/>
       </w:pPr>
     </w:lvl>
     <w:lvl w:ilvl="6">
@@ -3752,145 +3946,136 @@
       <w:lvlText w:val="%7."/>
       <w:lvlJc w:val="left"/>
       <w:pPr>
-        <w:tabs>
-          <w:tab w:val="num" w:pos="4320"/>
-        </w:tabs>
-        <w:ind w:left="4800" w:hanging="480"/>
+        <w:ind w:left="5040" w:hanging="360"/>
       </w:pPr>
     </w:lvl>
     <w:lvl w:ilvl="7">
       <w:start w:val="1"/>
-      <w:numFmt w:val="lowerLetter"/>
+      <w:numFmt w:val="decimal"/>
       <w:lvlText w:val="%8."/>
       <w:lvlJc w:val="left"/>
       <w:pPr>
-        <w:tabs>
-          <w:tab w:val="num" w:pos="5040"/>
-        </w:tabs>
-        <w:ind w:left="5520" w:hanging="480"/>
+        <w:ind w:left="5760" w:hanging="360"/>
       </w:pPr>
     </w:lvl>
     <w:lvl w:ilvl="8">
       <w:start w:val="1"/>
-      <w:numFmt w:val="lowerRoman"/>
+      <w:numFmt w:val="decimal"/>
       <w:lvlText w:val="%9."/>
       <w:lvlJc w:val="left"/>
       <w:pPr>
-        <w:tabs>
-          <w:tab w:val="num" w:pos="5760"/>
-        </w:tabs>
-        <w:ind w:left="6240" w:hanging="480"/>
+        <w:ind w:left="6480" w:hanging="360"/>
       </w:pPr>
     </w:lvl>
   </w:abstractNum>
   <w:abstractNum w:abstractNumId="991">
-    <w:nsid w:val="71315dca"/>
+    <w:nsid w:val="0000A991"/>
     <w:multiLevelType w:val="multilevel"/>
     <w:lvl w:ilvl="0">
       <w:numFmt w:val="bullet"/>
-      <w:lvlText w:val="•"/>
+      <w:lvlText w:val=""/>
       <w:lvlJc w:val="left"/>
       <w:pPr>
-        <w:tabs>
-          <w:tab w:val="num" w:pos="0"/>
-        </w:tabs>
-        <w:ind w:left="480" w:hanging="480"/>
-      </w:pPr>
+        <w:ind w:left="720" w:hanging="360"/>
+      </w:pPr>
+      <w:rPr>
+        <w:rFonts w:ascii="Symbol" w:hAnsi="Symbol" w:cs="Symbol" w:hint="default"/>
+      </w:rPr>
     </w:lvl>
     <w:lvl w:ilvl="1">
       <w:numFmt w:val="bullet"/>
-      <w:lvlText w:val="–"/>
+      <w:lvlText w:val="o"/>
       <w:lvlJc w:val="left"/>
       <w:pPr>
-        <w:tabs>
-          <w:tab w:val="num" w:pos="720"/>
-        </w:tabs>
-        <w:ind w:left="1200" w:hanging="480"/>
-      </w:pPr>
+        <w:ind w:left="1440" w:hanging="360"/>
+      </w:pPr>
+      <w:rPr>
+        <w:rFonts w:ascii="Courier New" w:hAnsi="Courier New" w:cs="Courier New" w:hint="default"/>
+      </w:rPr>
     </w:lvl>
     <w:lvl w:ilvl="2">
       <w:numFmt w:val="bullet"/>
-      <w:lvlText w:val="•"/>
+      <w:lvlText w:val=""/>
       <w:lvlJc w:val="left"/>
       <w:pPr>
-        <w:tabs>
-          <w:tab w:val="num" w:pos="1440"/>
-        </w:tabs>
-        <w:ind w:left="1920" w:hanging="480"/>
-      </w:pPr>
+        <w:ind w:left="2160" w:hanging="360"/>
+      </w:pPr>
+      <w:rPr>
+        <w:rFonts w:ascii="Wingdings" w:hAnsi="Wingdings" w:cs="Wingdings" w:hint="default"/>
+      </w:rPr>
     </w:lvl>
     <w:lvl w:ilvl="3">
       <w:numFmt w:val="bullet"/>
-      <w:lvlText w:val="–"/>
+      <w:lvlText w:val=""/>
       <w:lvlJc w:val="left"/>
       <w:pPr>
-        <w:tabs>
-          <w:tab w:val="num" w:pos="2160"/>
-        </w:tabs>
-        <w:ind w:left="2640" w:hanging="480"/>
-      </w:pPr>
+        <w:ind w:left="2880" w:hanging="360"/>
+      </w:pPr>
+      <w:rPr>
+        <w:rFonts w:ascii="Symbol" w:hAnsi="Symbol" w:cs="Symbol" w:hint="default"/>
+      </w:rPr>
     </w:lvl>
     <w:lvl w:ilvl="4">
       <w:numFmt w:val="bullet"/>
-      <w:lvlText w:val="•"/>
+      <w:lvlText w:val="o"/>
       <w:lvlJc w:val="left"/>
       <w:pPr>
-        <w:tabs>
-          <w:tab w:val="num" w:pos="2880"/>
-        </w:tabs>
-        <w:ind w:left="3360" w:hanging="480"/>
-      </w:pPr>
+        <w:ind w:left="3600" w:hanging="360"/>
+      </w:pPr>
+      <w:rPr>
+        <w:rFonts w:ascii="Courier New" w:hAnsi="Courier New" w:cs="Courier New" w:hint="default"/>
+      </w:rPr>
     </w:lvl>
     <w:lvl w:ilvl="5">
       <w:numFmt w:val="bullet"/>
-      <w:lvlText w:val="–"/>
+      <w:lvlText w:val=""/>
       <w:lvlJc w:val="left"/>
       <w:pPr>
-        <w:tabs>
-          <w:tab w:val="num" w:pos="3600"/>
-        </w:tabs>
-        <w:ind w:left="4080" w:hanging="480"/>
-      </w:pPr>
+        <w:ind w:left="4320" w:hanging="360"/>
+      </w:pPr>
+      <w:rPr>
+        <w:rFonts w:ascii="Wingdings" w:hAnsi="Wingdings" w:cs="Wingdings" w:hint="default"/>
+      </w:rPr>
     </w:lvl>
     <w:lvl w:ilvl="6">
       <w:numFmt w:val="bullet"/>
-      <w:lvlText w:val="•"/>
+      <w:lvlText w:val=""/>
       <w:lvlJc w:val="left"/>
       <w:pPr>
-        <w:tabs>
-          <w:tab w:val="num" w:pos="4320"/>
-        </w:tabs>
-        <w:ind w:left="4800" w:hanging="480"/>
-      </w:pPr>
+        <w:ind w:left="5040" w:hanging="360"/>
+      </w:pPr>
+      <w:rPr>
+        <w:rFonts w:ascii="Symbol" w:hAnsi="Symbol" w:cs="Symbol" w:hint="default"/>
+      </w:rPr>
     </w:lvl>
     <w:lvl w:ilvl="7">
       <w:numFmt w:val="bullet"/>
-      <w:lvlText w:val="–"/>
+      <w:lvlText w:val="o"/>
       <w:lvlJc w:val="left"/>
       <w:pPr>
-        <w:tabs>
-          <w:tab w:val="num" w:pos="5040"/>
-        </w:tabs>
-        <w:ind w:left="5520" w:hanging="480"/>
-      </w:pPr>
+        <w:ind w:left="5760" w:hanging="360"/>
+      </w:pPr>
+      <w:rPr>
+        <w:rFonts w:ascii="Courier New" w:hAnsi="Courier New" w:cs="Courier New" w:hint="default"/>
+      </w:rPr>
     </w:lvl>
     <w:lvl w:ilvl="8">
       <w:numFmt w:val="bullet"/>
-      <w:lvlText w:val="•"/>
+      <w:lvlText w:val=""/>
       <w:lvlJc w:val="left"/>
       <w:pPr>
-        <w:tabs>
-          <w:tab w:val="num" w:pos="5760"/>
-        </w:tabs>
-        <w:ind w:left="6240" w:hanging="480"/>
-      </w:pPr>
+        <w:ind w:left="6480" w:hanging="360"/>
+      </w:pPr>
+      <w:rPr>
+        <w:rFonts w:ascii="Wingdings" w:hAnsi="Wingdings" w:cs="Wingdings" w:hint="default"/>
+      </w:rPr>
     </w:lvl>
   </w:abstractNum>
   <w:num w:numId="1000">
     <w:abstractNumId w:val="990"/>
   </w:num>
   <w:num w:numId="1001">
-    <w:abstractNumId w:val="99211"/>
+    <w:abstractNumId w:val="99411"/>
     <w:lvlOverride w:ilvl="0">
       <w:startOverride w:val="1"/>
     </w:lvlOverride>
@@ -3923,7 +4108,7 @@
     <w:abstractNumId w:val="991"/>
   </w:num>
   <w:num w:numId="1003">
-    <w:abstractNumId w:val="99211"/>
+    <w:abstractNumId w:val="99411"/>
     <w:lvlOverride w:ilvl="0">
       <w:startOverride w:val="1"/>
     </w:lvlOverride>
@@ -3953,7 +4138,7 @@
     </w:lvlOverride>
   </w:num>
   <w:num w:numId="1004">
-    <w:abstractNumId w:val="99211"/>
+    <w:abstractNumId w:val="99411"/>
     <w:lvlOverride w:ilvl="0">
       <w:startOverride w:val="1"/>
     </w:lvlOverride>
@@ -3995,7 +4180,7 @@
     <w:abstractNumId w:val="991"/>
   </w:num>
   <w:num w:numId="1009">
-    <w:abstractNumId w:val="99211"/>
+    <w:abstractNumId w:val="99411"/>
     <w:lvlOverride w:ilvl="0">
       <w:startOverride w:val="1"/>
     </w:lvlOverride>
@@ -4032,10 +4217,10 @@
   <w:docDefaults>
     <w:rPrDefault>
       <w:rPr>
-        <w:rFonts w:asciiTheme="minorHAnsi" w:eastAsiaTheme="minorHAnsi" w:hAnsiTheme="minorHAnsi" w:cstheme="minorBidi"/>
+        <w:rFonts w:asciiTheme="minorHAnsi" w:cstheme="minorBidi" w:eastAsiaTheme="minorEastAsia" w:hAnsiTheme="minorHAnsi"/>
         <w:sz w:val="24"/>
         <w:szCs w:val="24"/>
-        <w:lang w:val="en-US" w:eastAsia="en-US" w:bidi="ar-SA"/>
+        <w:lang w:bidi="ar-SA" w:eastAsia="zh-CN" w:val="en-US"/>
       </w:rPr>
     </w:rPrDefault>
     <w:pPrDefault>
@@ -4044,91 +4229,145 @@
       </w:pPr>
     </w:pPrDefault>
   </w:docDefaults>
-  <w:latentStyles w:defLockedState="0" w:defUIPriority="0" w:defSemiHidden="0" w:defUnhideWhenUsed="0" w:defQFormat="0" w:count="276"/>
-  <w:style w:type="paragraph" w:default="1" w:styleId="Normal">
+  <w:latentStyles w:count="276" w:defLockedState="0" w:defQFormat="0" w:defSemiHidden="0" w:defUIPriority="0" w:defUnhideWhenUsed="0"/>
+  <w:style w:default="1" w:styleId="Normal" w:type="paragraph">
     <w:name w:val="Normal"/>
     <w:qFormat/>
   </w:style>
-  <w:style w:type="paragraph" w:styleId="BodyText">
+  <w:style w:styleId="BodyText" w:type="paragraph">
     <w:name w:val="Body Text"/>
     <w:basedOn w:val="Normal"/>
     <w:link w:val="BodyTextChar"/>
+    <w:qFormat/>
     <w:pPr>
-      <w:spacing w:before="180" w:after="180"/>
+      <w:spacing w:after="180" w:before="180"/>
     </w:pPr>
-    <w:qFormat/>
-  </w:style>
-  <w:style w:type="paragraph" w:customStyle="1" w:styleId="FirstParagraph">
+  </w:style>
+  <w:style w:customStyle="1" w:styleId="FirstParagraph" w:type="paragraph">
     <w:name w:val="First Paragraph"/>
     <w:basedOn w:val="BodyText"/>
     <w:next w:val="BodyText"/>
     <w:qFormat/>
   </w:style>
-  <w:style w:type="paragraph" w:customStyle="1" w:styleId="Compact">
+  <w:style w:customStyle="1" w:styleId="Compact" w:type="paragraph">
     <w:name w:val="Compact"/>
     <w:basedOn w:val="BodyText"/>
     <w:qFormat/>
     <w:pPr>
-      <w:spacing w:before="36" w:after="36"/>
+      <w:spacing w:after="36" w:before="36"/>
     </w:pPr>
   </w:style>
-  <w:style w:type="paragraph" w:styleId="Title">
+  <w:style w:styleId="Title" w:type="paragraph">
     <w:name w:val="Title"/>
     <w:basedOn w:val="Normal"/>
     <w:next w:val="BodyText"/>
+    <w:link w:val="TitleChar"/>
+    <w:uiPriority w:val="10"/>
     <w:qFormat/>
+    <w:rsid w:val="00A10FD9"/>
     <w:pPr>
-      <w:keepNext/>
-      <w:keepLines/>
-      <w:spacing w:before="480" w:after="240"/>
+      <w:spacing w:after="80" w:line="240" w:lineRule="auto"/>
+      <w:contextualSpacing/>
       <w:jc w:val="center"/>
     </w:pPr>
     <w:rPr>
-      <w:rFonts w:asciiTheme="majorHAnsi" w:eastAsiaTheme="majorEastAsia" w:hAnsiTheme="majorHAnsi" w:cstheme="majorBidi"/>
-      <w:b/>
-      <w:bCs/>
-      <w:color w:val="345A8A" w:themeColor="accent1" w:themeShade="B5"/>
-      <w:sz w:val="36"/>
-      <w:szCs w:val="36"/>
-    </w:rPr>
-  </w:style>
-  <w:style w:type="paragraph" w:styleId="Subtitle">
+      <w:rFonts w:asciiTheme="majorHAnsi" w:cstheme="majorBidi" w:eastAsiaTheme="majorEastAsia" w:hAnsiTheme="majorHAnsi"/>
+      <w:sz w:val="56"/>
+      <w:szCs w:val="56"/>
+    </w:rPr>
+  </w:style>
+  <w:style w:customStyle="1" w:styleId="TitleChar" w:type="character">
+    <w:name w:val="Title Char"/>
+    <w:basedOn w:val="DefaultParagraphFont"/>
+    <w:link w:val="Title"/>
+    <w:uiPriority w:val="10"/>
+    <w:rsid w:val="00A10FD9"/>
+    <w:rPr>
+      <w:rFonts w:asciiTheme="majorHAnsi" w:cstheme="majorBidi" w:eastAsiaTheme="majorEastAsia" w:hAnsiTheme="majorHAnsi"/>
+      <w:sz w:val="56"/>
+      <w:szCs w:val="56"/>
+    </w:rPr>
+  </w:style>
+  <w:style w:styleId="Subtitle" w:type="paragraph">
     <w:name w:val="Subtitle"/>
+    <w:basedOn w:val="Title"/>
+    <w:next w:val="BodyText"/>
+    <w:link w:val="SubtitleChar"/>
+    <w:uiPriority w:val="11"/>
+    <w:qFormat/>
+    <w:rsid w:val="00A10FD9"/>
+    <w:pPr>
+      <w:numPr>
+        <w:ilvl w:val="1"/>
+      </w:numPr>
+    </w:pPr>
+    <w:rPr>
+      <w:rFonts w:cstheme="majorBidi" w:eastAsiaTheme="majorEastAsia"/>
+      <w:spacing w:val="15"/>
+      <w:sz w:val="28"/>
+      <w:szCs w:val="28"/>
+    </w:rPr>
+  </w:style>
+  <w:style w:customStyle="1" w:styleId="SubtitleChar" w:type="character">
+    <w:name w:val="Subtitle Char"/>
+    <w:basedOn w:val="DefaultParagraphFont"/>
+    <w:link w:val="Subtitle"/>
+    <w:uiPriority w:val="11"/>
+    <w:rsid w:val="00A10FD9"/>
+    <w:rPr>
+      <w:rFonts w:cstheme="majorBidi" w:eastAsiaTheme="majorEastAsia"/>
+      <w:color w:themeColor="text1" w:themeTint="A6" w:val="595959"/>
+      <w:spacing w:val="15"/>
+      <w:sz w:val="28"/>
+      <w:szCs w:val="28"/>
+    </w:rPr>
+  </w:style>
+  <w:style w:customStyle="1" w:styleId="Author" w:type="paragraph">
+    <w:name w:val="Author"/>
     <w:basedOn w:val="Title"/>
     <w:next w:val="BodyText"/>
     <w:qFormat/>
     <w:pPr>
       <w:keepNext/>
       <w:keepLines/>
-      <w:spacing w:before="240" w:after="240"/>
-      <w:jc w:val="center"/>
     </w:pPr>
     <w:rPr>
-      <w:sz w:val="30"/>
-      <w:szCs w:val="30"/>
-    </w:rPr>
-  </w:style>
-  <w:style w:type="paragraph" w:customStyle="1" w:styleId="Author">
-    <w:name w:val="Author"/>
+      <w:sz w:val="24"/>
+      <w:szCs w:val="24"/>
+    </w:rPr>
+  </w:style>
+  <w:style w:styleId="Date" w:type="paragraph">
+    <w:name w:val="Date"/>
+    <w:basedOn w:val="Title"/>
     <w:next w:val="BodyText"/>
     <w:qFormat/>
     <w:pPr>
       <w:keepNext/>
       <w:keepLines/>
-      <w:jc w:val="center"/>
     </w:pPr>
-  </w:style>
-  <w:style w:type="paragraph" w:styleId="Date">
-    <w:name w:val="Date"/>
-    <w:next w:val="BodyText"/>
+    <w:rPr>
+      <w:sz w:val="24"/>
+      <w:szCs w:val="24"/>
+    </w:rPr>
+  </w:style>
+  <w:style w:customStyle="1" w:styleId="AbstractTitle" w:type="paragraph">
+    <w:name w:val="Abstract Title"/>
+    <w:basedOn w:val="Normal"/>
+    <w:next w:val="Abstract"/>
     <w:qFormat/>
     <w:pPr>
       <w:keepNext/>
       <w:keepLines/>
+      <w:spacing w:after="0" w:before="300"/>
       <w:jc w:val="center"/>
     </w:pPr>
-  </w:style>
-  <w:style w:type="paragraph" w:customStyle="1" w:styleId="Abstract">
+    <w:rPr>
+      <w:b/>
+      <w:sz w:val="20"/>
+      <w:szCs w:val="20"/>
+    </w:rPr>
+  </w:style>
+  <w:style w:customStyle="1" w:styleId="Abstract" w:type="paragraph">
     <w:name w:val="Abstract"/>
     <w:basedOn w:val="Normal"/>
     <w:next w:val="BodyText"/>
@@ -4136,14 +4375,14 @@
     <w:pPr>
       <w:keepNext/>
       <w:keepLines/>
-      <w:spacing w:before="300" w:after="300"/>
+      <w:spacing w:after="300" w:before="100"/>
     </w:pPr>
     <w:rPr>
       <w:sz w:val="20"/>
       <w:szCs w:val="20"/>
     </w:rPr>
   </w:style>
-  <w:style w:type="paragraph" w:styleId="Bibliography">
+  <w:style w:styleId="Bibliography" w:type="paragraph">
     <w:name w:val="Bibliography"/>
     <w:basedOn w:val="Normal"/>
     <w:next w:val="Bibliography"/>
@@ -4151,195 +4390,325 @@
     <w:pPr/>
     <w:rPr/>
   </w:style>
-  <w:style w:type="paragraph" w:styleId="Heading1">
-    <w:name w:val="Heading 1"/>
+  <w:style w:styleId="Heading1" w:type="paragraph">
+    <w:name w:val="heading 1"/>
     <w:basedOn w:val="Normal"/>
     <w:next w:val="BodyText"/>
+    <w:link w:val="Heading1Char"/>
     <w:uiPriority w:val="9"/>
     <w:qFormat/>
+    <w:rsid w:val="00A10FD9"/>
     <w:pPr>
       <w:keepNext/>
       <w:keepLines/>
-      <w:spacing w:before="480" w:after="0"/>
+      <w:spacing w:after="80" w:before="360"/>
       <w:outlineLvl w:val="0"/>
     </w:pPr>
     <w:rPr>
-      <w:rFonts w:asciiTheme="majorHAnsi" w:eastAsiaTheme="majorEastAsia" w:hAnsiTheme="majorHAnsi" w:cstheme="majorBidi"/>
-      <w:b/>
-      <w:bCs/>
-      <w:color w:val="4F81BD" w:themeColor="accent1"/>
-      <w:sz w:val="32"/>
-      <w:szCs w:val="32"/>
-    </w:rPr>
-  </w:style>
-  <w:style w:type="paragraph" w:styleId="Heading2">
-    <w:name w:val="Heading 2"/>
+      <w:rFonts w:asciiTheme="majorHAnsi" w:cstheme="majorBidi" w:eastAsiaTheme="majorEastAsia" w:hAnsiTheme="majorHAnsi"/>
+      <w:color w:themeColor="accent1" w:themeShade="BF" w:val="0F4761"/>
+      <w:sz w:val="40"/>
+      <w:szCs w:val="40"/>
+    </w:rPr>
+  </w:style>
+  <w:style w:styleId="Heading2" w:type="paragraph">
+    <w:name w:val="heading 2"/>
     <w:basedOn w:val="Normal"/>
     <w:next w:val="BodyText"/>
+    <w:link w:val="Heading2Char"/>
     <w:uiPriority w:val="9"/>
+    <w:semiHidden/>
     <w:unhideWhenUsed/>
     <w:qFormat/>
+    <w:rsid w:val="00A10FD9"/>
     <w:pPr>
       <w:keepNext/>
       <w:keepLines/>
-      <w:spacing w:before="200" w:after="0"/>
+      <w:spacing w:after="80" w:before="160"/>
       <w:outlineLvl w:val="1"/>
     </w:pPr>
     <w:rPr>
-      <w:rFonts w:asciiTheme="majorHAnsi" w:eastAsiaTheme="majorEastAsia" w:hAnsiTheme="majorHAnsi" w:cstheme="majorBidi"/>
-      <w:b/>
-      <w:bCs/>
-      <w:color w:val="4F81BD" w:themeColor="accent1"/>
-      <w:sz w:val="28"/>
-      <w:szCs w:val="28"/>
-    </w:rPr>
-  </w:style>
-  <w:style w:type="paragraph" w:styleId="Heading3">
-    <w:name w:val="Heading 3"/>
+      <w:rFonts w:asciiTheme="majorHAnsi" w:cstheme="majorBidi" w:eastAsiaTheme="majorEastAsia" w:hAnsiTheme="majorHAnsi"/>
+      <w:color w:themeColor="accent1" w:themeShade="BF" w:val="0F4761"/>
+      <w:sz w:val="32"/>
+      <w:szCs w:val="32"/>
+    </w:rPr>
+  </w:style>
+  <w:style w:styleId="Heading3" w:type="paragraph">
+    <w:name w:val="heading 3"/>
     <w:basedOn w:val="Normal"/>
     <w:next w:val="BodyText"/>
+    <w:link w:val="Heading3Char"/>
     <w:uiPriority w:val="9"/>
+    <w:semiHidden/>
     <w:unhideWhenUsed/>
     <w:qFormat/>
+    <w:rsid w:val="00A10FD9"/>
     <w:pPr>
       <w:keepNext/>
       <w:keepLines/>
-      <w:spacing w:before="200" w:after="0"/>
+      <w:spacing w:after="80" w:before="160"/>
       <w:outlineLvl w:val="2"/>
     </w:pPr>
     <w:rPr>
-      <w:rFonts w:asciiTheme="majorHAnsi" w:eastAsiaTheme="majorEastAsia" w:hAnsiTheme="majorHAnsi" w:cstheme="majorBidi"/>
-      <w:b/>
-      <w:bCs/>
-      <w:color w:val="4F81BD" w:themeColor="accent1"/>
-      <w:sz w:val="24"/>
-      <w:szCs w:val="24"/>
-    </w:rPr>
-  </w:style>
-  <w:style w:type="paragraph" w:styleId="Heading4">
-    <w:name w:val="Heading 4"/>
+      <w:rFonts w:cstheme="majorBidi" w:eastAsiaTheme="majorEastAsia"/>
+      <w:color w:themeColor="accent1" w:themeShade="BF" w:val="0F4761"/>
+      <w:sz w:val="28"/>
+      <w:szCs w:val="28"/>
+    </w:rPr>
+  </w:style>
+  <w:style w:styleId="Heading4" w:type="paragraph">
+    <w:name w:val="heading 4"/>
     <w:basedOn w:val="Normal"/>
     <w:next w:val="BodyText"/>
+    <w:link w:val="Heading4Char"/>
     <w:uiPriority w:val="9"/>
+    <w:semiHidden/>
     <w:unhideWhenUsed/>
     <w:qFormat/>
+    <w:rsid w:val="00A10FD9"/>
     <w:pPr>
       <w:keepNext/>
       <w:keepLines/>
-      <w:spacing w:before="200" w:after="0"/>
+      <w:spacing w:after="40" w:before="80"/>
       <w:outlineLvl w:val="3"/>
     </w:pPr>
     <w:rPr>
-      <w:rFonts w:asciiTheme="majorHAnsi" w:eastAsiaTheme="majorEastAsia" w:hAnsiTheme="majorHAnsi" w:cstheme="majorBidi"/>
+      <w:rFonts w:cstheme="majorBidi" w:eastAsiaTheme="majorEastAsia"/>
       <w:i/>
-      <w:bCs/>
-      <w:color w:val="4F81BD" w:themeColor="accent1"/>
-      <w:sz w:val="24"/>
-      <w:szCs w:val="24"/>
-    </w:rPr>
-  </w:style>
-  <w:style w:type="paragraph" w:styleId="Heading5">
-    <w:name w:val="Heading 5"/>
+      <w:iCs/>
+      <w:color w:themeColor="accent1" w:themeShade="BF" w:val="0F4761"/>
+    </w:rPr>
+  </w:style>
+  <w:style w:styleId="Heading5" w:type="paragraph">
+    <w:name w:val="heading 5"/>
     <w:basedOn w:val="Normal"/>
     <w:next w:val="BodyText"/>
+    <w:link w:val="Heading5Char"/>
     <w:uiPriority w:val="9"/>
+    <w:semiHidden/>
     <w:unhideWhenUsed/>
     <w:qFormat/>
+    <w:rsid w:val="00A10FD9"/>
     <w:pPr>
       <w:keepNext/>
       <w:keepLines/>
-      <w:spacing w:before="200" w:after="0"/>
+      <w:spacing w:after="40" w:before="80"/>
       <w:outlineLvl w:val="4"/>
     </w:pPr>
     <w:rPr>
-      <w:rFonts w:asciiTheme="majorHAnsi" w:eastAsiaTheme="majorEastAsia" w:hAnsiTheme="majorHAnsi" w:cstheme="majorBidi"/>
-      <w:iCs/>
-      <w:color w:val="4F81BD" w:themeColor="accent1"/>
-      <w:sz w:val="24"/>
-      <w:szCs w:val="24"/>
-    </w:rPr>
-  </w:style>
-  <w:style w:type="paragraph" w:styleId="Heading6">
-    <w:name w:val="Heading 6"/>
+      <w:rFonts w:cstheme="majorBidi" w:eastAsiaTheme="majorEastAsia"/>
+      <w:color w:themeColor="accent1" w:themeShade="BF" w:val="0F4761"/>
+    </w:rPr>
+  </w:style>
+  <w:style w:styleId="Heading6" w:type="paragraph">
+    <w:name w:val="heading 6"/>
     <w:basedOn w:val="Normal"/>
     <w:next w:val="BodyText"/>
+    <w:link w:val="Heading6Char"/>
     <w:uiPriority w:val="9"/>
+    <w:semiHidden/>
     <w:unhideWhenUsed/>
     <w:qFormat/>
+    <w:rsid w:val="00A10FD9"/>
     <w:pPr>
       <w:keepNext/>
       <w:keepLines/>
-      <w:spacing w:before="200" w:after="0"/>
+      <w:spacing w:after="0" w:before="40"/>
       <w:outlineLvl w:val="5"/>
     </w:pPr>
     <w:rPr>
-      <w:rFonts w:asciiTheme="majorHAnsi" w:eastAsiaTheme="majorEastAsia" w:hAnsiTheme="majorHAnsi" w:cstheme="majorBidi"/>
-      <w:color w:val="4F81BD" w:themeColor="accent1"/>
-      <w:sz w:val="24"/>
-      <w:szCs w:val="24"/>
-    </w:rPr>
-  </w:style>
-  <w:style w:type="paragraph" w:styleId="Heading7">
-    <w:name w:val="Heading 7"/>
+      <w:rFonts w:cstheme="majorBidi" w:eastAsiaTheme="majorEastAsia"/>
+      <w:i/>
+      <w:iCs/>
+      <w:color w:themeColor="text1" w:themeTint="A6" w:val="595959"/>
+    </w:rPr>
+  </w:style>
+  <w:style w:styleId="Heading7" w:type="paragraph">
+    <w:name w:val="heading 7"/>
     <w:basedOn w:val="Normal"/>
     <w:next w:val="BodyText"/>
+    <w:link w:val="Heading7Char"/>
     <w:uiPriority w:val="9"/>
+    <w:semiHidden/>
     <w:unhideWhenUsed/>
     <w:qFormat/>
+    <w:rsid w:val="00A10FD9"/>
     <w:pPr>
       <w:keepNext/>
       <w:keepLines/>
-      <w:spacing w:before="200" w:after="0"/>
+      <w:spacing w:after="0" w:before="40"/>
       <w:outlineLvl w:val="6"/>
     </w:pPr>
     <w:rPr>
-      <w:rFonts w:asciiTheme="majorHAnsi" w:eastAsiaTheme="majorEastAsia" w:hAnsiTheme="majorHAnsi" w:cstheme="majorBidi"/>
-      <w:color w:val="4F81BD" w:themeColor="accent1"/>
-      <w:sz w:val="24"/>
-      <w:szCs w:val="24"/>
-    </w:rPr>
-  </w:style>
-  <w:style w:type="paragraph" w:styleId="Heading8">
-    <w:name w:val="Heading 8"/>
+      <w:rFonts w:cstheme="majorBidi" w:eastAsiaTheme="majorEastAsia"/>
+      <w:color w:themeColor="text1" w:themeTint="A6" w:val="595959"/>
+    </w:rPr>
+  </w:style>
+  <w:style w:styleId="Heading8" w:type="paragraph">
+    <w:name w:val="heading 8"/>
     <w:basedOn w:val="Normal"/>
     <w:next w:val="BodyText"/>
+    <w:link w:val="Heading8Char"/>
     <w:uiPriority w:val="9"/>
+    <w:semiHidden/>
     <w:unhideWhenUsed/>
     <w:qFormat/>
+    <w:rsid w:val="00A10FD9"/>
     <w:pPr>
       <w:keepNext/>
       <w:keepLines/>
-      <w:spacing w:before="200" w:after="0"/>
+      <w:spacing w:after="0"/>
       <w:outlineLvl w:val="7"/>
     </w:pPr>
     <w:rPr>
-      <w:rFonts w:asciiTheme="majorHAnsi" w:eastAsiaTheme="majorEastAsia" w:hAnsiTheme="majorHAnsi" w:cstheme="majorBidi"/>
-      <w:color w:val="4F81BD" w:themeColor="accent1"/>
-      <w:sz w:val="24"/>
-      <w:szCs w:val="24"/>
-    </w:rPr>
-  </w:style>
-  <w:style w:type="paragraph" w:styleId="Heading9">
-    <w:name w:val="Heading 9"/>
+      <w:rFonts w:cstheme="majorBidi" w:eastAsiaTheme="majorEastAsia"/>
+      <w:i/>
+      <w:iCs/>
+      <w:color w:themeColor="text1" w:themeTint="D8" w:val="272727"/>
+    </w:rPr>
+  </w:style>
+  <w:style w:styleId="Heading9" w:type="paragraph">
+    <w:name w:val="heading 9"/>
     <w:basedOn w:val="Normal"/>
     <w:next w:val="BodyText"/>
+    <w:link w:val="Heading9Char"/>
     <w:uiPriority w:val="9"/>
+    <w:semiHidden/>
     <w:unhideWhenUsed/>
     <w:qFormat/>
+    <w:rsid w:val="00A10FD9"/>
     <w:pPr>
       <w:keepNext/>
       <w:keepLines/>
-      <w:spacing w:before="200" w:after="0"/>
+      <w:spacing w:after="0"/>
       <w:outlineLvl w:val="8"/>
     </w:pPr>
     <w:rPr>
-      <w:rFonts w:asciiTheme="majorHAnsi" w:eastAsiaTheme="majorEastAsia" w:hAnsiTheme="majorHAnsi" w:cstheme="majorBidi"/>
-      <w:color w:val="4F81BD" w:themeColor="accent1"/>
-      <w:sz w:val="24"/>
-      <w:szCs w:val="24"/>
-    </w:rPr>
-  </w:style>
-  <w:style w:type="paragraph" w:styleId="BlockText">
+      <w:rFonts w:cstheme="majorBidi" w:eastAsiaTheme="majorEastAsia"/>
+      <w:color w:themeColor="text1" w:themeTint="D8" w:val="272727"/>
+    </w:rPr>
+  </w:style>
+  <w:style w:customStyle="1" w:styleId="Heading1Char" w:type="character">
+    <w:name w:val="Heading 1 Char"/>
+    <w:basedOn w:val="DefaultParagraphFont"/>
+    <w:link w:val="Heading1"/>
+    <w:uiPriority w:val="9"/>
+    <w:rsid w:val="00A10FD9"/>
+    <w:rPr>
+      <w:rFonts w:asciiTheme="majorHAnsi" w:cstheme="majorBidi" w:eastAsiaTheme="majorEastAsia" w:hAnsiTheme="majorHAnsi"/>
+      <w:color w:themeColor="accent1" w:themeShade="BF" w:val="0F4761"/>
+      <w:sz w:val="40"/>
+      <w:szCs w:val="40"/>
+    </w:rPr>
+  </w:style>
+  <w:style w:customStyle="1" w:styleId="Heading2Char" w:type="character">
+    <w:name w:val="Heading 2 Char"/>
+    <w:basedOn w:val="DefaultParagraphFont"/>
+    <w:link w:val="Heading2"/>
+    <w:uiPriority w:val="9"/>
+    <w:semiHidden/>
+    <w:rsid w:val="00A10FD9"/>
+    <w:rPr>
+      <w:rFonts w:asciiTheme="majorHAnsi" w:cstheme="majorBidi" w:eastAsiaTheme="majorEastAsia" w:hAnsiTheme="majorHAnsi"/>
+      <w:color w:themeColor="accent1" w:themeShade="BF" w:val="0F4761"/>
+      <w:sz w:val="32"/>
+      <w:szCs w:val="32"/>
+    </w:rPr>
+  </w:style>
+  <w:style w:customStyle="1" w:styleId="Heading3Char" w:type="character">
+    <w:name w:val="Heading 3 Char"/>
+    <w:basedOn w:val="DefaultParagraphFont"/>
+    <w:link w:val="Heading3"/>
+    <w:uiPriority w:val="9"/>
+    <w:semiHidden/>
+    <w:rsid w:val="00A10FD9"/>
+    <w:rPr>
+      <w:rFonts w:cstheme="majorBidi" w:eastAsiaTheme="majorEastAsia"/>
+      <w:color w:themeColor="accent1" w:themeShade="BF" w:val="0F4761"/>
+      <w:sz w:val="28"/>
+      <w:szCs w:val="28"/>
+    </w:rPr>
+  </w:style>
+  <w:style w:customStyle="1" w:styleId="Heading4Char" w:type="character">
+    <w:name w:val="Heading 4 Char"/>
+    <w:basedOn w:val="DefaultParagraphFont"/>
+    <w:link w:val="Heading4"/>
+    <w:uiPriority w:val="9"/>
+    <w:semiHidden/>
+    <w:rsid w:val="00A10FD9"/>
+    <w:rPr>
+      <w:rFonts w:cstheme="majorBidi" w:eastAsiaTheme="majorEastAsia"/>
+      <w:i/>
+      <w:iCs/>
+      <w:color w:themeColor="accent1" w:themeShade="BF" w:val="0F4761"/>
+    </w:rPr>
+  </w:style>
+  <w:style w:customStyle="1" w:styleId="Heading5Char" w:type="character">
+    <w:name w:val="Heading 5 Char"/>
+    <w:basedOn w:val="DefaultParagraphFont"/>
+    <w:link w:val="Heading5"/>
+    <w:uiPriority w:val="9"/>
+    <w:semiHidden/>
+    <w:rsid w:val="00A10FD9"/>
+    <w:rPr>
+      <w:rFonts w:cstheme="majorBidi" w:eastAsiaTheme="majorEastAsia"/>
+      <w:color w:themeColor="accent1" w:themeShade="BF" w:val="0F4761"/>
+    </w:rPr>
+  </w:style>
+  <w:style w:customStyle="1" w:styleId="Heading6Char" w:type="character">
+    <w:name w:val="Heading 6 Char"/>
+    <w:basedOn w:val="DefaultParagraphFont"/>
+    <w:link w:val="Heading6"/>
+    <w:uiPriority w:val="9"/>
+    <w:semiHidden/>
+    <w:rsid w:val="00A10FD9"/>
+    <w:rPr>
+      <w:rFonts w:cstheme="majorBidi" w:eastAsiaTheme="majorEastAsia"/>
+      <w:i/>
+      <w:iCs/>
+      <w:color w:themeColor="text1" w:themeTint="A6" w:val="595959"/>
+    </w:rPr>
+  </w:style>
+  <w:style w:customStyle="1" w:styleId="Heading7Char" w:type="character">
+    <w:name w:val="Heading 7 Char"/>
+    <w:basedOn w:val="DefaultParagraphFont"/>
+    <w:link w:val="Heading7"/>
+    <w:uiPriority w:val="9"/>
+    <w:semiHidden/>
+    <w:rsid w:val="00A10FD9"/>
+    <w:rPr>
+      <w:rFonts w:cstheme="majorBidi" w:eastAsiaTheme="majorEastAsia"/>
+      <w:color w:themeColor="text1" w:themeTint="A6" w:val="595959"/>
+    </w:rPr>
+  </w:style>
+  <w:style w:customStyle="1" w:styleId="Heading8Char" w:type="character">
+    <w:name w:val="Heading 8 Char"/>
+    <w:basedOn w:val="DefaultParagraphFont"/>
+    <w:link w:val="Heading8"/>
+    <w:uiPriority w:val="9"/>
+    <w:semiHidden/>
+    <w:rsid w:val="00A10FD9"/>
+    <w:rPr>
+      <w:rFonts w:cstheme="majorBidi" w:eastAsiaTheme="majorEastAsia"/>
+      <w:i/>
+      <w:iCs/>
+      <w:color w:themeColor="text1" w:themeTint="D8" w:val="272727"/>
+    </w:rPr>
+  </w:style>
+  <w:style w:customStyle="1" w:styleId="Heading9Char" w:type="character">
+    <w:name w:val="Heading 9 Char"/>
+    <w:basedOn w:val="DefaultParagraphFont"/>
+    <w:link w:val="Heading9"/>
+    <w:uiPriority w:val="9"/>
+    <w:semiHidden/>
+    <w:rsid w:val="00A10FD9"/>
+    <w:rPr>
+      <w:rFonts w:cstheme="majorBidi" w:eastAsiaTheme="majorEastAsia"/>
+      <w:color w:themeColor="text1" w:themeTint="D8" w:val="272727"/>
+    </w:rPr>
+  </w:style>
+  <w:style w:styleId="BlockText" w:type="paragraph">
     <w:name w:val="Block Text"/>
     <w:basedOn w:val="BodyText"/>
     <w:next w:val="BodyText"/>
@@ -4347,11 +4716,11 @@
     <w:unhideWhenUsed/>
     <w:qFormat/>
     <w:pPr>
-      <w:spacing w:before="100" w:after="100"/>
+      <w:spacing w:after="100" w:before="100"/>
       <w:ind w:firstLine="0" w:left="480" w:right="480"/>
     </w:pPr>
   </w:style>
-  <w:style w:type="paragraph" w:styleId="FootnoteText">
+  <w:style w:styleId="FootnoteText" w:type="paragraph">
     <w:name w:val="Footnote Text"/>
     <w:basedOn w:val="Normal"/>
     <w:next w:val="FootnoteText"/>
@@ -4359,28 +4728,48 @@
     <w:unhideWhenUsed/>
     <w:qFormat/>
   </w:style>
-  <w:style w:type="character" w:default="1" w:styleId="DefaultParagraphFont">
+  <w:style w:styleId="FootnoteBlockText" w:type="paragraph">
+    <w:name w:val="Footnote Block Text"/>
+    <w:basedOn w:val="FootnoteText"/>
+    <w:next w:val="FootnoteText"/>
+    <w:uiPriority w:val="9"/>
+    <w:unhideWhenUsed/>
+    <w:qFormat/>
+    <w:pPr>
+      <w:spacing w:after="100" w:before="100"/>
+      <w:ind w:firstLine="0" w:left="480" w:right="480"/>
+    </w:pPr>
+  </w:style>
+  <w:style w:default="1" w:styleId="DefaultParagraphFont" w:type="character">
     <w:name w:val="Default Paragraph Font"/>
     <w:semiHidden/>
     <w:unhideWhenUsed/>
   </w:style>
-  <w:style w:type="table" w:default="1" w:styleId="Table">
+  <w:style w:default="1" w:styleId="Table" w:type="table">
     <w:name w:val="Table"/>
     <w:basedOn w:val="TableNormal"/>
     <w:semiHidden/>
     <w:unhideWhenUsed/>
     <w:qFormat/>
     <w:tblPr>
-      <w:tblInd w:w="0" w:type="dxa"/>
+      <w:tblInd w:type="dxa" w:w="0"/>
       <w:tblCellMar>
-        <w:top w:w="0" w:type="dxa"/>
-        <w:left w:w="108" w:type="dxa"/>
-        <w:bottom w:w="0" w:type="dxa"/>
-        <w:right w:w="108" w:type="dxa"/>
+        <w:top w:type="dxa" w:w="0"/>
+        <w:left w:type="dxa" w:w="108"/>
+        <w:bottom w:type="dxa" w:w="0"/>
+        <w:right w:type="dxa" w:w="108"/>
       </w:tblCellMar>
     </w:tblPr>
-  </w:style>
-  <w:style w:type="paragraph" w:customStyle="1" w:styleId="DefinitionTerm">
+    <w:tblStylePr w:type="firstRow">
+      <w:tcPr>
+        <w:tcBorders>
+          <w:bottom w:val="single"/>
+        </w:tcBorders>
+        <w:vAlign w:val="bottom"/>
+      </w:tcPr>
+    </w:tblStylePr>
+  </w:style>
+  <w:style w:customStyle="1" w:styleId="DefinitionTerm" w:type="paragraph">
     <w:name w:val="Definition Term"/>
     <w:basedOn w:val="Normal"/>
     <w:next w:val="Definition"/>
@@ -4393,49 +4782,49 @@
       <w:b/>
     </w:rPr>
   </w:style>
-  <w:style w:type="paragraph" w:customStyle="1" w:styleId="Definition">
+  <w:style w:customStyle="1" w:styleId="Definition" w:type="paragraph">
     <w:name w:val="Definition"/>
     <w:basedOn w:val="Normal"/>
   </w:style>
-  <w:style w:type="paragraph" w:styleId="Caption">
+  <w:style w:styleId="Caption" w:type="paragraph">
     <w:name w:val="Caption"/>
     <w:basedOn w:val="Normal"/>
     <w:link w:val="BodyTextChar"/>
     <w:pPr>
-      <w:spacing w:before="0" w:after="120"/>
+      <w:spacing w:after="120" w:before="0"/>
     </w:pPr>
     <w:rPr>
       <w:i/>
     </w:rPr>
   </w:style>
-  <w:style w:type="paragraph" w:customStyle="1" w:styleId="TableCaption">
+  <w:style w:customStyle="1" w:styleId="TableCaption" w:type="paragraph">
     <w:name w:val="Table Caption"/>
     <w:basedOn w:val="Caption"/>
     <w:pPr>
       <w:keepNext/>
     </w:pPr>
   </w:style>
-  <w:style w:type="paragraph" w:customStyle="1" w:styleId="ImageCaption">
+  <w:style w:customStyle="1" w:styleId="ImageCaption" w:type="paragraph">
     <w:name w:val="Image Caption"/>
     <w:basedOn w:val="Caption"/>
   </w:style>
-  <w:style w:type="paragraph" w:customStyle="1" w:styleId="Figure">
+  <w:style w:customStyle="1" w:styleId="Figure" w:type="paragraph">
     <w:name w:val="Figure"/>
     <w:basedOn w:val="Normal"/>
   </w:style>
-  <w:style w:type="paragraph" w:customStyle="1" w:styleId="CaptionedFigure">
+  <w:style w:customStyle="1" w:styleId="CaptionedFigure" w:type="paragraph">
     <w:name w:val="Captioned Figure"/>
     <w:basedOn w:val="Figure"/>
     <w:pPr>
       <w:keepNext/>
     </w:pPr>
   </w:style>
-  <w:style w:type="character" w:customStyle="1" w:styleId="BodyTextChar">
+  <w:style w:customStyle="1" w:styleId="BodyTextChar" w:type="character">
     <w:name w:val="Body Text Char"/>
     <w:basedOn w:val="DefaultParagraphFont"/>
     <w:link w:val="BodyText"/>
   </w:style>
-  <w:style w:type="character" w:customStyle="1" w:styleId="VerbatimChar">
+  <w:style w:customStyle="1" w:styleId="VerbatimChar" w:type="character">
     <w:name w:val="Verbatim Char"/>
     <w:basedOn w:val="BodyTextChar"/>
     <w:rPr>
@@ -4443,21 +4832,25 @@
       <w:sz w:val="22"/>
     </w:rPr>
   </w:style>
-  <w:style w:type="character" w:styleId="FootnoteReference">
+  <w:style w:customStyle="1" w:styleId="SectionNumber" w:type="character">
+    <w:name w:val="Section Number"/>
+    <w:basedOn w:val="BodyTextChar"/>
+  </w:style>
+  <w:style w:styleId="FootnoteReference" w:type="character">
     <w:name w:val="Footnote Reference"/>
     <w:basedOn w:val="BodyTextChar"/>
     <w:rPr>
       <w:vertAlign w:val="superscript"/>
     </w:rPr>
   </w:style>
-  <w:style w:type="character" w:styleId="Hyperlink">
+  <w:style w:styleId="Hyperlink" w:type="character">
     <w:name w:val="Hyperlink"/>
     <w:basedOn w:val="BodyTextChar"/>
     <w:rPr>
-      <w:color w:val="4F81BD" w:themeColor="accent1"/>
-    </w:rPr>
-  </w:style>
-  <w:style w:type="paragraph" w:styleId="TOCHeading">
+      <w:color w:themeColor="accent1" w:val="4F81BD"/>
+    </w:rPr>
+  </w:style>
+  <w:style w:styleId="TOCHeading" w:type="paragraph">
     <w:name w:val="TOC Heading"/>
     <w:basedOn w:val="Heading1"/>
     <w:next w:val="BodyText"/>
@@ -4469,10 +4862,10 @@
       <w:outlineLvl w:val="9"/>
     </w:pPr>
     <w:rPr>
-      <w:rFonts w:asciiTheme="majorHAnsi" w:eastAsiaTheme="majorEastAsia" w:hAnsiTheme="majorHAnsi" w:cstheme="majorBidi"/>
+      <w:rFonts w:asciiTheme="majorHAnsi" w:cstheme="majorBidi" w:eastAsiaTheme="majorEastAsia" w:hAnsiTheme="majorHAnsi"/>
       <w:b w:val="0"/>
       <w:bCs w:val="0"/>
-      <w:color w:val="365F91" w:themeColor="accent1" w:themeShade="BF"/>
+      <w:color w:themeColor="accent1" w:themeShade="BF" w:val="365F91"/>
     </w:rPr>
   </w:style>
   <w:style w:type="paragraph" w:customStyle="1" w:styleId="SourceCode">
@@ -4487,8 +4880,8 @@
     <w:name w:val="KeywordTok"/>
     <w:basedOn w:val="VerbatimChar"/>
     <w:rPr>
+      <w:b/>
       <w:color w:val="007020"/>
-      <w:b/>
     </w:rPr>
   </w:style>
   <w:style w:type="character" w:customStyle="1" w:styleId="DataTypeTok">
@@ -4564,40 +4957,43 @@
   <w:style w:type="character" w:customStyle="1" w:styleId="ImportTok">
     <w:name w:val="ImportTok"/>
     <w:basedOn w:val="VerbatimChar"/>
-    <w:rPr/>
+    <w:rPr>
+      <w:b/>
+      <w:color w:val="008000"/>
+    </w:rPr>
   </w:style>
   <w:style w:type="character" w:customStyle="1" w:styleId="CommentTok">
     <w:name w:val="CommentTok"/>
     <w:basedOn w:val="VerbatimChar"/>
     <w:rPr>
+      <w:i/>
       <w:color w:val="60a0b0"/>
-      <w:i/>
     </w:rPr>
   </w:style>
   <w:style w:type="character" w:customStyle="1" w:styleId="DocumentationTok">
     <w:name w:val="DocumentationTok"/>
     <w:basedOn w:val="VerbatimChar"/>
     <w:rPr>
+      <w:i/>
       <w:color w:val="ba2121"/>
-      <w:i/>
     </w:rPr>
   </w:style>
   <w:style w:type="character" w:customStyle="1" w:styleId="AnnotationTok">
     <w:name w:val="AnnotationTok"/>
     <w:basedOn w:val="VerbatimChar"/>
     <w:rPr>
-      <w:color w:val="60a0b0"/>
       <w:b/>
       <w:i/>
+      <w:color w:val="60a0b0"/>
     </w:rPr>
   </w:style>
   <w:style w:type="character" w:customStyle="1" w:styleId="CommentVarTok">
     <w:name w:val="CommentVarTok"/>
     <w:basedOn w:val="VerbatimChar"/>
     <w:rPr>
-      <w:color w:val="60a0b0"/>
       <w:b/>
       <w:i/>
+      <w:color w:val="60a0b0"/>
     </w:rPr>
   </w:style>
   <w:style w:type="character" w:customStyle="1" w:styleId="OtherTok">
@@ -4625,8 +5021,8 @@
     <w:name w:val="ControlFlowTok"/>
     <w:basedOn w:val="VerbatimChar"/>
     <w:rPr>
+      <w:b/>
       <w:color w:val="007020"/>
-      <w:b/>
     </w:rPr>
   </w:style>
   <w:style w:type="character" w:customStyle="1" w:styleId="OperatorTok">
@@ -4639,7 +5035,9 @@
   <w:style w:type="character" w:customStyle="1" w:styleId="BuiltInTok">
     <w:name w:val="BuiltInTok"/>
     <w:basedOn w:val="VerbatimChar"/>
-    <w:rPr/>
+    <w:rPr>
+      <w:color w:val="008000"/>
+    </w:rPr>
   </w:style>
   <w:style w:type="character" w:customStyle="1" w:styleId="ExtensionTok">
     <w:name w:val="ExtensionTok"/>
@@ -4669,34 +5067,34 @@
     <w:name w:val="InformationTok"/>
     <w:basedOn w:val="VerbatimChar"/>
     <w:rPr>
-      <w:color w:val="60a0b0"/>
       <w:b/>
       <w:i/>
+      <w:color w:val="60a0b0"/>
     </w:rPr>
   </w:style>
   <w:style w:type="character" w:customStyle="1" w:styleId="WarningTok">
     <w:name w:val="WarningTok"/>
     <w:basedOn w:val="VerbatimChar"/>
     <w:rPr>
-      <w:color w:val="60a0b0"/>
       <w:b/>
       <w:i/>
+      <w:color w:val="60a0b0"/>
     </w:rPr>
   </w:style>
   <w:style w:type="character" w:customStyle="1" w:styleId="AlertTok">
     <w:name w:val="AlertTok"/>
     <w:basedOn w:val="VerbatimChar"/>
     <w:rPr>
+      <w:b/>
       <w:color w:val="ff0000"/>
-      <w:b/>
     </w:rPr>
   </w:style>
   <w:style w:type="character" w:customStyle="1" w:styleId="ErrorTok">
     <w:name w:val="ErrorTok"/>
     <w:basedOn w:val="VerbatimChar"/>
     <w:rPr>
+      <w:b/>
       <w:color w:val="ff0000"/>
-      <w:b/>
     </w:rPr>
   </w:style>
   <w:style w:type="character" w:customStyle="1" w:styleId="NormalTok">
@@ -4718,44 +5116,44 @@
         <a:sysClr val="window" lastClr="FFFFFF"/>
       </a:lt1>
       <a:dk2>
-        <a:srgbClr val="1F497D"/>
+        <a:srgbClr val="0E2841"/>
       </a:dk2>
       <a:lt2>
-        <a:srgbClr val="EEECE1"/>
+        <a:srgbClr val="E8E8E8"/>
       </a:lt2>
       <a:accent1>
-        <a:srgbClr val="4F81BD"/>
+        <a:srgbClr val="156082"/>
       </a:accent1>
       <a:accent2>
-        <a:srgbClr val="C0504D"/>
+        <a:srgbClr val="E97132"/>
       </a:accent2>
       <a:accent3>
-        <a:srgbClr val="9BBB59"/>
+        <a:srgbClr val="196B24"/>
       </a:accent3>
       <a:accent4>
-        <a:srgbClr val="8064A2"/>
+        <a:srgbClr val="0F9ED5"/>
       </a:accent4>
       <a:accent5>
-        <a:srgbClr val="4BACC6"/>
+        <a:srgbClr val="A02B93"/>
       </a:accent5>
       <a:accent6>
-        <a:srgbClr val="F79646"/>
+        <a:srgbClr val="4EA72E"/>
       </a:accent6>
       <a:hlink>
-        <a:srgbClr val="0000FF"/>
+        <a:srgbClr val="467886"/>
       </a:hlink>
       <a:folHlink>
-        <a:srgbClr val="800080"/>
+        <a:srgbClr val="96607D"/>
       </a:folHlink>
     </a:clrScheme>
     <a:fontScheme name="Office">
       <a:majorFont>
-        <a:latin typeface="Calibri"/>
+        <a:latin typeface="Aptos Display" panose="02110004020202020204"/>
         <a:ea typeface=""/>
         <a:cs typeface=""/>
-        <a:font script="Jpan" typeface="ＭＳ ゴシック"/>
+        <a:font script="Jpan" typeface="游ゴシック Light"/>
         <a:font script="Hang" typeface="맑은 고딕"/>
-        <a:font script="Hans" typeface="宋体"/>
+        <a:font script="Hans" typeface="等线 Light"/>
         <a:font script="Hant" typeface="新細明體"/>
         <a:font script="Arab" typeface="Times New Roman"/>
         <a:font script="Hebr" typeface="Times New Roman"/>
@@ -4782,14 +5180,32 @@
         <a:font script="Mong" typeface="Mongolian Baiti"/>
         <a:font script="Viet" typeface="Times New Roman"/>
         <a:font script="Uigh" typeface="Microsoft Uighur"/>
+        <a:font script="Geor" typeface="Sylfaen"/>
+        <a:font script="Armn" typeface="Arial"/>
+        <a:font script="Bugi" typeface="Leelawadee UI"/>
+        <a:font script="Bopo" typeface="Microsoft JhengHei"/>
+        <a:font script="Java" typeface="Javanese Text"/>
+        <a:font script="Lisu" typeface="Segoe UI"/>
+        <a:font script="Mymr" typeface="Myanmar Text"/>
+        <a:font script="Nkoo" typeface="Ebrima"/>
+        <a:font script="Olck" typeface="Nirmala UI"/>
+        <a:font script="Osma" typeface="Ebrima"/>
+        <a:font script="Phag" typeface="Phagspa"/>
+        <a:font script="Syrn" typeface="Estrangelo Edessa"/>
+        <a:font script="Syrj" typeface="Estrangelo Edessa"/>
+        <a:font script="Syre" typeface="Estrangelo Edessa"/>
+        <a:font script="Sora" typeface="Nirmala UI"/>
+        <a:font script="Tale" typeface="Microsoft Tai Le"/>
+        <a:font script="Talu" typeface="Microsoft New Tai Lue"/>
+        <a:font script="Tfng" typeface="Ebrima"/>
       </a:majorFont>
       <a:minorFont>
-        <a:latin typeface="Cambria"/>
+        <a:latin typeface="Aptos" panose="02110004020202020204"/>
         <a:ea typeface=""/>
         <a:cs typeface=""/>
-        <a:font script="Jpan" typeface="ＭＳ 明朝"/>
+        <a:font script="Jpan" typeface="游明朝"/>
         <a:font script="Hang" typeface="맑은 고딕"/>
-        <a:font script="Hans" typeface="宋体"/>
+        <a:font script="Hans" typeface="等线"/>
         <a:font script="Hant" typeface="新細明體"/>
         <a:font script="Arab" typeface="Arial"/>
         <a:font script="Hebr" typeface="Arial"/>
@@ -4816,6 +5232,24 @@
         <a:font script="Mong" typeface="Mongolian Baiti"/>
         <a:font script="Viet" typeface="Arial"/>
         <a:font script="Uigh" typeface="Microsoft Uighur"/>
+        <a:font script="Geor" typeface="Sylfaen"/>
+        <a:font script="Armn" typeface="Arial"/>
+        <a:font script="Bugi" typeface="Leelawadee UI"/>
+        <a:font script="Bopo" typeface="Microsoft JhengHei"/>
+        <a:font script="Java" typeface="Javanese Text"/>
+        <a:font script="Lisu" typeface="Segoe UI"/>
+        <a:font script="Mymr" typeface="Myanmar Text"/>
+        <a:font script="Nkoo" typeface="Ebrima"/>
+        <a:font script="Olck" typeface="Nirmala UI"/>
+        <a:font script="Osma" typeface="Ebrima"/>
+        <a:font script="Phag" typeface="Phagspa"/>
+        <a:font script="Syrn" typeface="Estrangelo Edessa"/>
+        <a:font script="Syrj" typeface="Estrangelo Edessa"/>
+        <a:font script="Syre" typeface="Estrangelo Edessa"/>
+        <a:font script="Sora" typeface="Nirmala UI"/>
+        <a:font script="Tale" typeface="Microsoft Tai Le"/>
+        <a:font script="Talu" typeface="Microsoft New Tai Lue"/>
+        <a:font script="Tfng" typeface="Ebrima"/>
       </a:minorFont>
     </a:fontScheme>
     <a:fmtScheme name="Office">
@@ -4827,200 +5261,141 @@
           <a:gsLst>
             <a:gs pos="0">
               <a:schemeClr val="phClr">
-                <a:tint val="50000"/>
-                <a:satMod val="300000"/>
+                <a:lumMod val="110000"/>
+                <a:satMod val="105000"/>
+                <a:tint val="67000"/>
               </a:schemeClr>
             </a:gs>
-            <a:gs pos="35000">
+            <a:gs pos="50000">
               <a:schemeClr val="phClr">
-                <a:tint val="37000"/>
-                <a:satMod val="300000"/>
+                <a:lumMod val="105000"/>
+                <a:satMod val="103000"/>
+                <a:tint val="73000"/>
               </a:schemeClr>
             </a:gs>
             <a:gs pos="100000">
               <a:schemeClr val="phClr">
-                <a:tint val="15000"/>
-                <a:satMod val="350000"/>
+                <a:lumMod val="105000"/>
+                <a:satMod val="109000"/>
+                <a:tint val="81000"/>
               </a:schemeClr>
             </a:gs>
           </a:gsLst>
-          <a:lin ang="16200000" scaled="1"/>
+          <a:lin ang="5400000" scaled="0"/>
         </a:gradFill>
         <a:gradFill rotWithShape="1">
           <a:gsLst>
             <a:gs pos="0">
               <a:schemeClr val="phClr">
-                <a:tint val="100000"/>
+                <a:satMod val="103000"/>
+                <a:lumMod val="102000"/>
+                <a:tint val="94000"/>
+              </a:schemeClr>
+            </a:gs>
+            <a:gs pos="50000">
+              <a:schemeClr val="phClr">
+                <a:satMod val="110000"/>
+                <a:lumMod val="100000"/>
                 <a:shade val="100000"/>
-                <a:satMod val="130000"/>
               </a:schemeClr>
             </a:gs>
             <a:gs pos="100000">
               <a:schemeClr val="phClr">
-                <a:tint val="50000"/>
-                <a:shade val="100000"/>
-                <a:satMod val="350000"/>
+                <a:lumMod val="99000"/>
+                <a:satMod val="120000"/>
+                <a:shade val="78000"/>
               </a:schemeClr>
             </a:gs>
           </a:gsLst>
-          <a:lin ang="16200000" scaled="0"/>
+          <a:lin ang="5400000" scaled="0"/>
         </a:gradFill>
       </a:fillStyleLst>
       <a:lnStyleLst>
-        <a:ln w="9525" cap="flat" cmpd="sng" algn="ctr">
-          <a:solidFill>
-            <a:schemeClr val="phClr">
-              <a:shade val="95000"/>
-              <a:satMod val="105000"/>
-            </a:schemeClr>
-          </a:solidFill>
-          <a:prstDash val="solid"/>
-        </a:ln>
-        <a:ln w="25400" cap="flat" cmpd="sng" algn="ctr">
+        <a:ln w="6350" cap="flat" cmpd="sng" algn="ctr">
           <a:solidFill>
             <a:schemeClr val="phClr"/>
           </a:solidFill>
           <a:prstDash val="solid"/>
+          <a:miter lim="800000"/>
         </a:ln>
-        <a:ln w="38100" cap="flat" cmpd="sng" algn="ctr">
+        <a:ln w="12700" cap="flat" cmpd="sng" algn="ctr">
           <a:solidFill>
             <a:schemeClr val="phClr"/>
           </a:solidFill>
           <a:prstDash val="solid"/>
+          <a:miter lim="800000"/>
+        </a:ln>
+        <a:ln w="19050" cap="flat" cmpd="sng" algn="ctr">
+          <a:solidFill>
+            <a:schemeClr val="phClr"/>
+          </a:solidFill>
+          <a:prstDash val="solid"/>
+          <a:miter lim="800000"/>
         </a:ln>
       </a:lnStyleLst>
       <a:effectStyleLst>
         <a:effectStyle>
+          <a:effectLst/>
+        </a:effectStyle>
+        <a:effectStyle>
+          <a:effectLst/>
+        </a:effectStyle>
+        <a:effectStyle>
           <a:effectLst>
-            <a:outerShdw blurRad="40000" dist="20000" dir="5400000" rotWithShape="0">
+            <a:outerShdw blurRad="57150" dist="19050" dir="5400000" algn="ctr" rotWithShape="0">
               <a:srgbClr val="000000">
-                <a:alpha val="38000"/>
+                <a:alpha val="63000"/>
               </a:srgbClr>
             </a:outerShdw>
           </a:effectLst>
-        </a:effectStyle>
-        <a:effectStyle>
-          <a:effectLst>
-            <a:outerShdw blurRad="40000" dist="23000" dir="5400000" rotWithShape="0">
-              <a:srgbClr val="000000">
-                <a:alpha val="35000"/>
-              </a:srgbClr>
-            </a:outerShdw>
-          </a:effectLst>
-        </a:effectStyle>
-        <a:effectStyle>
-          <a:effectLst>
-            <a:outerShdw blurRad="40000" dist="23000" dir="5400000" rotWithShape="0">
-              <a:srgbClr val="000000">
-                <a:alpha val="35000"/>
-              </a:srgbClr>
-            </a:outerShdw>
-          </a:effectLst>
-          <a:scene3d>
-            <a:camera prst="orthographicFront">
-              <a:rot lat="0" lon="0" rev="0"/>
-            </a:camera>
-            <a:lightRig rig="threePt" dir="t">
-              <a:rot lat="0" lon="0" rev="1200000"/>
-            </a:lightRig>
-          </a:scene3d>
-          <a:sp3d>
-            <a:bevelT w="63500" h="25400"/>
-          </a:sp3d>
         </a:effectStyle>
       </a:effectStyleLst>
       <a:bgFillStyleLst>
         <a:solidFill>
           <a:schemeClr val="phClr"/>
         </a:solidFill>
+        <a:solidFill>
+          <a:schemeClr val="phClr">
+            <a:tint val="95000"/>
+            <a:satMod val="170000"/>
+          </a:schemeClr>
+        </a:solidFill>
         <a:gradFill rotWithShape="1">
           <a:gsLst>
             <a:gs pos="0">
               <a:schemeClr val="phClr">
-                <a:tint val="40000"/>
-                <a:satMod val="350000"/>
+                <a:tint val="93000"/>
+                <a:satMod val="150000"/>
+                <a:shade val="98000"/>
+                <a:lumMod val="102000"/>
               </a:schemeClr>
             </a:gs>
-            <a:gs pos="40000">
+            <a:gs pos="50000">
               <a:schemeClr val="phClr">
-                <a:tint val="45000"/>
-                <a:shade val="99000"/>
-                <a:satMod val="350000"/>
+                <a:tint val="98000"/>
+                <a:satMod val="130000"/>
+                <a:shade val="90000"/>
+                <a:lumMod val="103000"/>
               </a:schemeClr>
             </a:gs>
             <a:gs pos="100000">
               <a:schemeClr val="phClr">
-                <a:shade val="20000"/>
-                <a:satMod val="255000"/>
+                <a:shade val="63000"/>
+                <a:satMod val="120000"/>
               </a:schemeClr>
             </a:gs>
           </a:gsLst>
-          <a:path path="circle">
-            <a:fillToRect l="50000" t="-80000" r="50000" b="180000"/>
-          </a:path>
-        </a:gradFill>
-        <a:gradFill rotWithShape="1">
-          <a:gsLst>
-            <a:gs pos="0">
-              <a:schemeClr val="phClr">
-                <a:tint val="80000"/>
-                <a:satMod val="300000"/>
-              </a:schemeClr>
-            </a:gs>
-            <a:gs pos="100000">
-              <a:schemeClr val="phClr">
-                <a:shade val="30000"/>
-                <a:satMod val="200000"/>
-              </a:schemeClr>
-            </a:gs>
-          </a:gsLst>
-          <a:path path="circle">
-            <a:fillToRect l="50000" t="50000" r="50000" b="50000"/>
-          </a:path>
+          <a:lin ang="5400000" scaled="0"/>
         </a:gradFill>
       </a:bgFillStyleLst>
     </a:fmtScheme>
   </a:themeElements>
-  <a:objectDefaults>
-    <a:spDef>
-      <a:spPr/>
-      <a:bodyPr/>
-      <a:lstStyle/>
-      <a:style>
-        <a:lnRef idx="1">
-          <a:schemeClr val="accent1"/>
-        </a:lnRef>
-        <a:fillRef idx="3">
-          <a:schemeClr val="accent1"/>
-        </a:fillRef>
-        <a:effectRef idx="2">
-          <a:schemeClr val="accent1"/>
-        </a:effectRef>
-        <a:fontRef idx="minor">
-          <a:schemeClr val="lt1"/>
-        </a:fontRef>
-      </a:style>
-    </a:spDef>
-    <a:lnDef>
-      <a:spPr/>
-      <a:bodyPr/>
-      <a:lstStyle/>
-      <a:style>
-        <a:lnRef idx="2">
-          <a:schemeClr val="accent1"/>
-        </a:lnRef>
-        <a:fillRef idx="0">
-          <a:schemeClr val="accent1"/>
-        </a:fillRef>
-        <a:effectRef idx="1">
-          <a:schemeClr val="accent1"/>
-        </a:effectRef>
-        <a:fontRef idx="minor">
-          <a:schemeClr val="tx1"/>
-        </a:fontRef>
-      </a:style>
-    </a:lnDef>
-  </a:objectDefaults>
+  <a:objectDefaults/>
   <a:extraClrSchemeLst/>
+  <a:extLst>
+    <a:ext uri="{05A4C25C-085E-4340-85A3-A5531E510DB2}">
+      <thm15:themeFamily xmlns:thm15="http://schemas.microsoft.com/office/thememl/2012/main" name="Office Theme" id="{2E142A2C-CD16-42D6-873A-C26D2A0506FA}" vid="{1BDDFF52-6CD6-40A5-AB3C-68EB2F1E4D0A}"/>
+    </a:ext>
+  </a:extLst>
 </a:theme>
 </file>